--- a/docs/Topic_Layer_Implementation_Report.docx
+++ b/docs/Topic_Layer_Implementation_Report.docx
@@ -87,7 +87,7 @@
         <w:pStyle w:val="ListBullet"/>
       </w:pPr>
       <w:r>
-        <w:t>Topic layer Stage 2: fine-tuned classifier trained on the human-reviewed labels, applied to every utterance</w:t>
+        <w:t>Topic layer Stage 2: fine-tuned classifier(s) trained on the human-reviewed labels, applied to every utterance - two architectures were built and fairly compared (Section 5); the two-stage version wins and is recommended</w:t>
       </w:r>
     </w:p>
     <w:p>
@@ -1231,7 +1231,16 @@
         <w:pStyle w:val="Heading1"/>
       </w:pPr>
       <w:r>
-        <w:t>4. Topic Layer — Stage 2 (Fine-Tuned Classifier)</w:t>
+        <w:t>4. Topic Layer — Stage 2, v1: Single-Stage Classifier</w:t>
+      </w:r>
+    </w:p>
+    <w:p>
+      <w:r>
+        <w:rPr>
+          <w:b w:val="0"/>
+          <w:i/>
+        </w:rPr>
+        <w:t>Note: this v1 model was superseded by the two-stage classifier in Section 5, which scores higher on a fair, apples-to-apples comparison. v1 is kept here for the record and because Section 5's comparison is built directly against it.</w:t>
       </w:r>
     </w:p>
     <w:p>
@@ -1438,6 +1447,15 @@
       </w:r>
     </w:p>
     <w:p>
+      <w:r>
+        <w:rPr>
+          <w:b w:val="0"/>
+          <w:i/>
+        </w:rPr>
+        <w:t>Important caveat, discovered while building the Section 5 comparison: this validation set was drawn from the downsampled training pool, where non_policy made up only 500 of 5,472 examples (~9%) — nothing like its true ~69% prevalence in the corpus. The 79%/0.78 figures above are therefore measured on an artificially easy distribution and overstate real-world performance. Section 5 re-evaluates this same model on a fair, naturally-distributed held-out set for an honest number.</w:t>
+      </w:r>
+    </w:p>
+    <w:p>
       <w:pPr>
         <w:pStyle w:val="Heading2"/>
       </w:pPr>
@@ -1858,7 +1876,7 @@
         <w:pStyle w:val="Heading1"/>
       </w:pPr>
       <w:r>
-        <w:t>5. How to Use This</w:t>
+        <w:t>5. Topic Layer — Stage 2, v2: Two-Stage Classifier (Recommended)</w:t>
       </w:r>
     </w:p>
     <w:p>
@@ -1866,7 +1884,6699 @@
         <w:pStyle w:val="Heading2"/>
       </w:pPr>
       <w:r>
-        <w:t>5.1 Key files</w:t>
+        <w:t>5.1 Motivation and methodology</w:t>
+      </w:r>
+    </w:p>
+    <w:p>
+      <w:r>
+        <w:rPr>
+          <w:b w:val="0"/>
+          <w:i w:val="0"/>
+        </w:rPr>
+        <w:t>Hypothesis: most of the v1 single-stage classifier's error comes from the non_policy catch-all confusing or swallowing edge cases, not from the 50 policy domains being hard to tell apart from each other. Tested by splitting the single 51-class model into two specialised models rather than using a bigger base model.</w:t>
+      </w:r>
+    </w:p>
+    <w:p>
+      <w:r>
+        <w:rPr>
+          <w:b/>
+          <w:i w:val="0"/>
+        </w:rPr>
+        <w:t>Script: src/topic_layer/train_two_stage.py</w:t>
+      </w:r>
+    </w:p>
+    <w:p>
+      <w:pPr>
+        <w:pStyle w:val="ListBullet"/>
+      </w:pPr>
+      <w:r>
+        <w:t>Stage A ("gate"): binary Policy vs. non_policy classifier, same MiniLM base, 2 epochs</w:t>
+      </w:r>
+    </w:p>
+    <w:p>
+      <w:pPr>
+        <w:pStyle w:val="ListBullet"/>
+      </w:pPr>
+      <w:r>
+        <w:t>Stage B ("domain classifier"): 50-way classifier trained only on Policy-labelled examples (44,748 of them), undiluted by the non_policy class, 3 epochs</w:t>
+      </w:r>
+    </w:p>
+    <w:p>
+      <w:pPr>
+        <w:pStyle w:val="ListBullet"/>
+      </w:pPr>
+      <w:r>
+        <w:t>At inference: the gate runs first; only utterances it predicts Policy are passed to the domain classifier</w:t>
+      </w:r>
+    </w:p>
+    <w:p>
+      <w:pPr>
+        <w:pStyle w:val="ListBullet"/>
+      </w:pPr>
+      <w:r>
+        <w:t>Stage A's non_policy examples were capped at 45,000 (from ~99,000 available) to control training time while keeping enough negative examples for a reliable gate</w:t>
+      </w:r>
+    </w:p>
+    <w:p>
+      <w:pPr>
+        <w:pStyle w:val="Heading2"/>
+      </w:pPr>
+      <w:r>
+        <w:t>5.2 Fair-comparison methodology (important)</w:t>
+      </w:r>
+    </w:p>
+    <w:p>
+      <w:r>
+        <w:rPr>
+          <w:b w:val="0"/>
+          <w:i w:val="0"/>
+        </w:rPr>
+        <w:t>The v1 baseline's originally-reported 79%/0.78-macro-F1 was measured on a validation set drawn from its own downsampled training pool (~9% non_policy) - not representative of the corpus's true ~69% non_policy prevalence, and therefore not a trustworthy number on its own. To get an honest comparison, ONE fixed held-out set (15,992 examples) was carved out of the full, untouched, naturally-distributed corpus BEFORE any stage-specific downsampling, and BOTH the v1 baseline and the v2 two-stage pipeline were evaluated on this same set.</w:t>
+      </w:r>
+    </w:p>
+    <w:p>
+      <w:pPr>
+        <w:pStyle w:val="Heading2"/>
+      </w:pPr>
+      <w:r>
+        <w:t>5.3 Headline results</w:t>
+      </w:r>
+    </w:p>
+    <w:tbl>
+      <w:tblPr>
+        <w:tblStyle w:val="LightGrid-Accent1"/>
+        <w:tblW w:type="auto" w:w="0"/>
+        <w:jc w:val="center"/>
+        <w:tblLook w:firstColumn="1" w:firstRow="1" w:lastColumn="0" w:lastRow="0" w:noHBand="0" w:noVBand="1" w:val="04A0"/>
+      </w:tblPr>
+      <w:tblGrid>
+        <w:gridCol w:w="2880"/>
+        <w:gridCol w:w="2880"/>
+        <w:gridCol w:w="2880"/>
+      </w:tblGrid>
+      <w:tr>
+        <w:tc>
+          <w:tcPr>
+            <w:tcW w:type="dxa" w:w="2880"/>
+          </w:tcPr>
+          <w:p>
+            <w:r>
+              <w:rPr>
+                <w:b/>
+              </w:rPr>
+              <w:t>Model</w:t>
+            </w:r>
+          </w:p>
+        </w:tc>
+        <w:tc>
+          <w:tcPr>
+            <w:tcW w:type="dxa" w:w="2880"/>
+          </w:tcPr>
+          <w:p>
+            <w:r>
+              <w:rPr>
+                <w:b/>
+              </w:rPr>
+              <w:t>Accuracy</w:t>
+            </w:r>
+          </w:p>
+        </w:tc>
+        <w:tc>
+          <w:tcPr>
+            <w:tcW w:type="dxa" w:w="2880"/>
+          </w:tcPr>
+          <w:p>
+            <w:r>
+              <w:rPr>
+                <w:b/>
+              </w:rPr>
+              <w:t>Macro F1</w:t>
+            </w:r>
+          </w:p>
+        </w:tc>
+      </w:tr>
+      <w:tr>
+        <w:tc>
+          <w:tcPr>
+            <w:tcW w:type="dxa" w:w="2880"/>
+          </w:tcPr>
+          <w:p>
+            <w:r>
+              <w:t>v1 Single-stage baseline (51-class)</w:t>
+            </w:r>
+          </w:p>
+        </w:tc>
+        <w:tc>
+          <w:tcPr>
+            <w:tcW w:type="dxa" w:w="2880"/>
+          </w:tcPr>
+          <w:p>
+            <w:r>
+              <w:t>79.2%</w:t>
+            </w:r>
+          </w:p>
+        </w:tc>
+        <w:tc>
+          <w:tcPr>
+            <w:tcW w:type="dxa" w:w="2880"/>
+          </w:tcPr>
+          <w:p>
+            <w:r>
+              <w:t>0.644</w:t>
+            </w:r>
+          </w:p>
+        </w:tc>
+      </w:tr>
+      <w:tr>
+        <w:tc>
+          <w:tcPr>
+            <w:tcW w:type="dxa" w:w="2880"/>
+          </w:tcPr>
+          <w:p>
+            <w:r>
+              <w:t>v2 Two-stage (gate + domain classifier)</w:t>
+            </w:r>
+          </w:p>
+        </w:tc>
+        <w:tc>
+          <w:tcPr>
+            <w:tcW w:type="dxa" w:w="2880"/>
+          </w:tcPr>
+          <w:p>
+            <w:r>
+              <w:t>84.7%</w:t>
+            </w:r>
+          </w:p>
+        </w:tc>
+        <w:tc>
+          <w:tcPr>
+            <w:tcW w:type="dxa" w:w="2880"/>
+          </w:tcPr>
+          <w:p>
+            <w:r>
+              <w:t>0.680</w:t>
+            </w:r>
+          </w:p>
+        </w:tc>
+      </w:tr>
+    </w:tbl>
+    <w:p/>
+    <w:p>
+      <w:r>
+        <w:rPr>
+          <w:b/>
+          <w:i w:val="0"/>
+        </w:rPr>
+        <w:t>The two-stage pipeline wins on both metrics (+5.5 points accuracy, +3.6 points macro F1) on the same, fair, naturally-distributed held-out set - confirming the hypothesis. Training time: gate 192.3 min, domain classifier 145.9 min (CPU-only).</w:t>
+      </w:r>
+    </w:p>
+    <w:p>
+      <w:pPr>
+        <w:pStyle w:val="Heading2"/>
+      </w:pPr>
+      <w:r>
+        <w:t>5.4 Comprehensive per-class comparison</w:t>
+      </w:r>
+    </w:p>
+    <w:p>
+      <w:r>
+        <w:rPr>
+          <w:b w:val="0"/>
+          <w:i w:val="0"/>
+        </w:rPr>
+        <w:t>All 51 classes, both models, evaluated on the identical held-out set described above. Sorted by F1 improvement (two-stage minus baseline), largest gains first.</w:t>
+      </w:r>
+    </w:p>
+    <w:tbl>
+      <w:tblPr>
+        <w:tblStyle w:val="LightGrid-Accent1"/>
+        <w:tblW w:type="auto" w:w="0"/>
+        <w:jc w:val="center"/>
+        <w:tblLook w:firstColumn="1" w:firstRow="1" w:lastColumn="0" w:lastRow="0" w:noHBand="0" w:noVBand="1" w:val="04A0"/>
+      </w:tblPr>
+      <w:tblGrid>
+        <w:gridCol w:w="960"/>
+        <w:gridCol w:w="960"/>
+        <w:gridCol w:w="960"/>
+        <w:gridCol w:w="960"/>
+        <w:gridCol w:w="960"/>
+        <w:gridCol w:w="960"/>
+        <w:gridCol w:w="960"/>
+        <w:gridCol w:w="960"/>
+        <w:gridCol w:w="960"/>
+      </w:tblGrid>
+      <w:tr>
+        <w:tc>
+          <w:tcPr>
+            <w:tcW w:type="dxa" w:w="960"/>
+          </w:tcPr>
+          <w:p>
+            <w:r>
+              <w:rPr>
+                <w:b/>
+                <w:sz w:val="15"/>
+              </w:rPr>
+              <w:t>Class</w:t>
+            </w:r>
+          </w:p>
+        </w:tc>
+        <w:tc>
+          <w:tcPr>
+            <w:tcW w:type="dxa" w:w="960"/>
+          </w:tcPr>
+          <w:p>
+            <w:r>
+              <w:rPr>
+                <w:b/>
+                <w:sz w:val="15"/>
+              </w:rPr>
+              <w:t>Support</w:t>
+            </w:r>
+          </w:p>
+        </w:tc>
+        <w:tc>
+          <w:tcPr>
+            <w:tcW w:type="dxa" w:w="960"/>
+          </w:tcPr>
+          <w:p>
+            <w:r>
+              <w:rPr>
+                <w:b/>
+                <w:sz w:val="15"/>
+              </w:rPr>
+              <w:t>Base P</w:t>
+            </w:r>
+          </w:p>
+        </w:tc>
+        <w:tc>
+          <w:tcPr>
+            <w:tcW w:type="dxa" w:w="960"/>
+          </w:tcPr>
+          <w:p>
+            <w:r>
+              <w:rPr>
+                <w:b/>
+                <w:sz w:val="15"/>
+              </w:rPr>
+              <w:t>Base R</w:t>
+            </w:r>
+          </w:p>
+        </w:tc>
+        <w:tc>
+          <w:tcPr>
+            <w:tcW w:type="dxa" w:w="960"/>
+          </w:tcPr>
+          <w:p>
+            <w:r>
+              <w:rPr>
+                <w:b/>
+                <w:sz w:val="15"/>
+              </w:rPr>
+              <w:t>Base F1</w:t>
+            </w:r>
+          </w:p>
+        </w:tc>
+        <w:tc>
+          <w:tcPr>
+            <w:tcW w:type="dxa" w:w="960"/>
+          </w:tcPr>
+          <w:p>
+            <w:r>
+              <w:rPr>
+                <w:b/>
+                <w:sz w:val="15"/>
+              </w:rPr>
+              <w:t>2-St P</w:t>
+            </w:r>
+          </w:p>
+        </w:tc>
+        <w:tc>
+          <w:tcPr>
+            <w:tcW w:type="dxa" w:w="960"/>
+          </w:tcPr>
+          <w:p>
+            <w:r>
+              <w:rPr>
+                <w:b/>
+                <w:sz w:val="15"/>
+              </w:rPr>
+              <w:t>2-St R</w:t>
+            </w:r>
+          </w:p>
+        </w:tc>
+        <w:tc>
+          <w:tcPr>
+            <w:tcW w:type="dxa" w:w="960"/>
+          </w:tcPr>
+          <w:p>
+            <w:r>
+              <w:rPr>
+                <w:b/>
+                <w:sz w:val="15"/>
+              </w:rPr>
+              <w:t>2-St F1</w:t>
+            </w:r>
+          </w:p>
+        </w:tc>
+        <w:tc>
+          <w:tcPr>
+            <w:tcW w:type="dxa" w:w="960"/>
+          </w:tcPr>
+          <w:p>
+            <w:r>
+              <w:rPr>
+                <w:b/>
+                <w:sz w:val="15"/>
+              </w:rPr>
+              <w:t>ΔF1</w:t>
+            </w:r>
+          </w:p>
+        </w:tc>
+      </w:tr>
+      <w:tr>
+        <w:tc>
+          <w:tcPr>
+            <w:tcW w:type="dxa" w:w="960"/>
+          </w:tcPr>
+          <w:p>
+            <w:r>
+              <w:rPr>
+                <w:sz w:val="15"/>
+              </w:rPr>
+              <w:t>Cooperatives and SME discourse with member exchanges</w:t>
+            </w:r>
+          </w:p>
+        </w:tc>
+        <w:tc>
+          <w:tcPr>
+            <w:tcW w:type="dxa" w:w="960"/>
+          </w:tcPr>
+          <w:p>
+            <w:r>
+              <w:rPr>
+                <w:sz w:val="15"/>
+              </w:rPr>
+              <w:t>17</w:t>
+            </w:r>
+          </w:p>
+        </w:tc>
+        <w:tc>
+          <w:tcPr>
+            <w:tcW w:type="dxa" w:w="960"/>
+          </w:tcPr>
+          <w:p>
+            <w:r>
+              <w:rPr>
+                <w:sz w:val="15"/>
+              </w:rPr>
+              <w:t>0.28</w:t>
+            </w:r>
+          </w:p>
+        </w:tc>
+        <w:tc>
+          <w:tcPr>
+            <w:tcW w:type="dxa" w:w="960"/>
+          </w:tcPr>
+          <w:p>
+            <w:r>
+              <w:rPr>
+                <w:sz w:val="15"/>
+              </w:rPr>
+              <w:t>0.59</w:t>
+            </w:r>
+          </w:p>
+        </w:tc>
+        <w:tc>
+          <w:tcPr>
+            <w:tcW w:type="dxa" w:w="960"/>
+          </w:tcPr>
+          <w:p>
+            <w:r>
+              <w:rPr>
+                <w:sz w:val="15"/>
+              </w:rPr>
+              <w:t>0.38</w:t>
+            </w:r>
+          </w:p>
+        </w:tc>
+        <w:tc>
+          <w:tcPr>
+            <w:tcW w:type="dxa" w:w="960"/>
+          </w:tcPr>
+          <w:p>
+            <w:r>
+              <w:rPr>
+                <w:sz w:val="15"/>
+              </w:rPr>
+              <w:t>0.85</w:t>
+            </w:r>
+          </w:p>
+        </w:tc>
+        <w:tc>
+          <w:tcPr>
+            <w:tcW w:type="dxa" w:w="960"/>
+          </w:tcPr>
+          <w:p>
+            <w:r>
+              <w:rPr>
+                <w:sz w:val="15"/>
+              </w:rPr>
+              <w:t>0.65</w:t>
+            </w:r>
+          </w:p>
+        </w:tc>
+        <w:tc>
+          <w:tcPr>
+            <w:tcW w:type="dxa" w:w="960"/>
+          </w:tcPr>
+          <w:p>
+            <w:r>
+              <w:rPr>
+                <w:sz w:val="15"/>
+              </w:rPr>
+              <w:t>0.73</w:t>
+            </w:r>
+          </w:p>
+        </w:tc>
+        <w:tc>
+          <w:tcPr>
+            <w:tcW w:type="dxa" w:w="960"/>
+          </w:tcPr>
+          <w:p>
+            <w:r>
+              <w:rPr>
+                <w:sz w:val="15"/>
+              </w:rPr>
+              <w:t>+0.35</w:t>
+            </w:r>
+          </w:p>
+        </w:tc>
+      </w:tr>
+      <w:tr>
+        <w:tc>
+          <w:tcPr>
+            <w:tcW w:type="dxa" w:w="960"/>
+          </w:tcPr>
+          <w:p>
+            <w:r>
+              <w:rPr>
+                <w:sz w:val="15"/>
+              </w:rPr>
+              <w:t>Employment, workers and jobseekers</w:t>
+            </w:r>
+          </w:p>
+        </w:tc>
+        <w:tc>
+          <w:tcPr>
+            <w:tcW w:type="dxa" w:w="960"/>
+          </w:tcPr>
+          <w:p>
+            <w:r>
+              <w:rPr>
+                <w:sz w:val="15"/>
+              </w:rPr>
+              <w:t>32</w:t>
+            </w:r>
+          </w:p>
+        </w:tc>
+        <w:tc>
+          <w:tcPr>
+            <w:tcW w:type="dxa" w:w="960"/>
+          </w:tcPr>
+          <w:p>
+            <w:r>
+              <w:rPr>
+                <w:sz w:val="15"/>
+              </w:rPr>
+              <w:t>0.41</w:t>
+            </w:r>
+          </w:p>
+        </w:tc>
+        <w:tc>
+          <w:tcPr>
+            <w:tcW w:type="dxa" w:w="960"/>
+          </w:tcPr>
+          <w:p>
+            <w:r>
+              <w:rPr>
+                <w:sz w:val="15"/>
+              </w:rPr>
+              <w:t>0.88</w:t>
+            </w:r>
+          </w:p>
+        </w:tc>
+        <w:tc>
+          <w:tcPr>
+            <w:tcW w:type="dxa" w:w="960"/>
+          </w:tcPr>
+          <w:p>
+            <w:r>
+              <w:rPr>
+                <w:sz w:val="15"/>
+              </w:rPr>
+              <w:t>0.55</w:t>
+            </w:r>
+          </w:p>
+        </w:tc>
+        <w:tc>
+          <w:tcPr>
+            <w:tcW w:type="dxa" w:w="960"/>
+          </w:tcPr>
+          <w:p>
+            <w:r>
+              <w:rPr>
+                <w:sz w:val="15"/>
+              </w:rPr>
+              <w:t>0.69</w:t>
+            </w:r>
+          </w:p>
+        </w:tc>
+        <w:tc>
+          <w:tcPr>
+            <w:tcW w:type="dxa" w:w="960"/>
+          </w:tcPr>
+          <w:p>
+            <w:r>
+              <w:rPr>
+                <w:sz w:val="15"/>
+              </w:rPr>
+              <w:t>0.75</w:t>
+            </w:r>
+          </w:p>
+        </w:tc>
+        <w:tc>
+          <w:tcPr>
+            <w:tcW w:type="dxa" w:w="960"/>
+          </w:tcPr>
+          <w:p>
+            <w:r>
+              <w:rPr>
+                <w:sz w:val="15"/>
+              </w:rPr>
+              <w:t>0.72</w:t>
+            </w:r>
+          </w:p>
+        </w:tc>
+        <w:tc>
+          <w:tcPr>
+            <w:tcW w:type="dxa" w:w="960"/>
+          </w:tcPr>
+          <w:p>
+            <w:r>
+              <w:rPr>
+                <w:sz w:val="15"/>
+              </w:rPr>
+              <w:t>+0.17</w:t>
+            </w:r>
+          </w:p>
+        </w:tc>
+      </w:tr>
+      <w:tr>
+        <w:tc>
+          <w:tcPr>
+            <w:tcW w:type="dxa" w:w="960"/>
+          </w:tcPr>
+          <w:p>
+            <w:r>
+              <w:rPr>
+                <w:sz w:val="15"/>
+              </w:rPr>
+              <w:t>Pensions, retirement and social-security benefits</w:t>
+            </w:r>
+          </w:p>
+        </w:tc>
+        <w:tc>
+          <w:tcPr>
+            <w:tcW w:type="dxa" w:w="960"/>
+          </w:tcPr>
+          <w:p>
+            <w:r>
+              <w:rPr>
+                <w:sz w:val="15"/>
+              </w:rPr>
+              <w:t>75</w:t>
+            </w:r>
+          </w:p>
+        </w:tc>
+        <w:tc>
+          <w:tcPr>
+            <w:tcW w:type="dxa" w:w="960"/>
+          </w:tcPr>
+          <w:p>
+            <w:r>
+              <w:rPr>
+                <w:sz w:val="15"/>
+              </w:rPr>
+              <w:t>0.49</w:t>
+            </w:r>
+          </w:p>
+        </w:tc>
+        <w:tc>
+          <w:tcPr>
+            <w:tcW w:type="dxa" w:w="960"/>
+          </w:tcPr>
+          <w:p>
+            <w:r>
+              <w:rPr>
+                <w:sz w:val="15"/>
+              </w:rPr>
+              <w:t>0.84</w:t>
+            </w:r>
+          </w:p>
+        </w:tc>
+        <w:tc>
+          <w:tcPr>
+            <w:tcW w:type="dxa" w:w="960"/>
+          </w:tcPr>
+          <w:p>
+            <w:r>
+              <w:rPr>
+                <w:sz w:val="15"/>
+              </w:rPr>
+              <w:t>0.62</w:t>
+            </w:r>
+          </w:p>
+        </w:tc>
+        <w:tc>
+          <w:tcPr>
+            <w:tcW w:type="dxa" w:w="960"/>
+          </w:tcPr>
+          <w:p>
+            <w:r>
+              <w:rPr>
+                <w:sz w:val="15"/>
+              </w:rPr>
+              <w:t>0.68</w:t>
+            </w:r>
+          </w:p>
+        </w:tc>
+        <w:tc>
+          <w:tcPr>
+            <w:tcW w:type="dxa" w:w="960"/>
+          </w:tcPr>
+          <w:p>
+            <w:r>
+              <w:rPr>
+                <w:sz w:val="15"/>
+              </w:rPr>
+              <w:t>0.80</w:t>
+            </w:r>
+          </w:p>
+        </w:tc>
+        <w:tc>
+          <w:tcPr>
+            <w:tcW w:type="dxa" w:w="960"/>
+          </w:tcPr>
+          <w:p>
+            <w:r>
+              <w:rPr>
+                <w:sz w:val="15"/>
+              </w:rPr>
+              <w:t>0.74</w:t>
+            </w:r>
+          </w:p>
+        </w:tc>
+        <w:tc>
+          <w:tcPr>
+            <w:tcW w:type="dxa" w:w="960"/>
+          </w:tcPr>
+          <w:p>
+            <w:r>
+              <w:rPr>
+                <w:sz w:val="15"/>
+              </w:rPr>
+              <w:t>+0.12</w:t>
+            </w:r>
+          </w:p>
+        </w:tc>
+      </w:tr>
+      <w:tr>
+        <w:tc>
+          <w:tcPr>
+            <w:tcW w:type="dxa" w:w="960"/>
+          </w:tcPr>
+          <w:p>
+            <w:r>
+              <w:rPr>
+                <w:sz w:val="15"/>
+              </w:rPr>
+              <w:t>CCTV, surveillance and security technology</w:t>
+            </w:r>
+          </w:p>
+        </w:tc>
+        <w:tc>
+          <w:tcPr>
+            <w:tcW w:type="dxa" w:w="960"/>
+          </w:tcPr>
+          <w:p>
+            <w:r>
+              <w:rPr>
+                <w:sz w:val="15"/>
+              </w:rPr>
+              <w:t>48</w:t>
+            </w:r>
+          </w:p>
+        </w:tc>
+        <w:tc>
+          <w:tcPr>
+            <w:tcW w:type="dxa" w:w="960"/>
+          </w:tcPr>
+          <w:p>
+            <w:r>
+              <w:rPr>
+                <w:sz w:val="15"/>
+              </w:rPr>
+              <w:t>0.47</w:t>
+            </w:r>
+          </w:p>
+        </w:tc>
+        <w:tc>
+          <w:tcPr>
+            <w:tcW w:type="dxa" w:w="960"/>
+          </w:tcPr>
+          <w:p>
+            <w:r>
+              <w:rPr>
+                <w:sz w:val="15"/>
+              </w:rPr>
+              <w:t>0.85</w:t>
+            </w:r>
+          </w:p>
+        </w:tc>
+        <w:tc>
+          <w:tcPr>
+            <w:tcW w:type="dxa" w:w="960"/>
+          </w:tcPr>
+          <w:p>
+            <w:r>
+              <w:rPr>
+                <w:sz w:val="15"/>
+              </w:rPr>
+              <w:t>0.61</w:t>
+            </w:r>
+          </w:p>
+        </w:tc>
+        <w:tc>
+          <w:tcPr>
+            <w:tcW w:type="dxa" w:w="960"/>
+          </w:tcPr>
+          <w:p>
+            <w:r>
+              <w:rPr>
+                <w:sz w:val="15"/>
+              </w:rPr>
+              <w:t>0.62</w:t>
+            </w:r>
+          </w:p>
+        </w:tc>
+        <w:tc>
+          <w:tcPr>
+            <w:tcW w:type="dxa" w:w="960"/>
+          </w:tcPr>
+          <w:p>
+            <w:r>
+              <w:rPr>
+                <w:sz w:val="15"/>
+              </w:rPr>
+              <w:t>0.81</w:t>
+            </w:r>
+          </w:p>
+        </w:tc>
+        <w:tc>
+          <w:tcPr>
+            <w:tcW w:type="dxa" w:w="960"/>
+          </w:tcPr>
+          <w:p>
+            <w:r>
+              <w:rPr>
+                <w:sz w:val="15"/>
+              </w:rPr>
+              <w:t>0.70</w:t>
+            </w:r>
+          </w:p>
+        </w:tc>
+        <w:tc>
+          <w:tcPr>
+            <w:tcW w:type="dxa" w:w="960"/>
+          </w:tcPr>
+          <w:p>
+            <w:r>
+              <w:rPr>
+                <w:sz w:val="15"/>
+              </w:rPr>
+              <w:t>+0.09</w:t>
+            </w:r>
+          </w:p>
+        </w:tc>
+      </w:tr>
+      <w:tr>
+        <w:tc>
+          <w:tcPr>
+            <w:tcW w:type="dxa" w:w="960"/>
+          </w:tcPr>
+          <w:p>
+            <w:r>
+              <w:rPr>
+                <w:sz w:val="15"/>
+              </w:rPr>
+              <w:t>Budget and economic-policy debate (French/mixed)</w:t>
+            </w:r>
+          </w:p>
+        </w:tc>
+        <w:tc>
+          <w:tcPr>
+            <w:tcW w:type="dxa" w:w="960"/>
+          </w:tcPr>
+          <w:p>
+            <w:r>
+              <w:rPr>
+                <w:sz w:val="15"/>
+              </w:rPr>
+              <w:t>260</w:t>
+            </w:r>
+          </w:p>
+        </w:tc>
+        <w:tc>
+          <w:tcPr>
+            <w:tcW w:type="dxa" w:w="960"/>
+          </w:tcPr>
+          <w:p>
+            <w:r>
+              <w:rPr>
+                <w:sz w:val="15"/>
+              </w:rPr>
+              <w:t>0.43</w:t>
+            </w:r>
+          </w:p>
+        </w:tc>
+        <w:tc>
+          <w:tcPr>
+            <w:tcW w:type="dxa" w:w="960"/>
+          </w:tcPr>
+          <w:p>
+            <w:r>
+              <w:rPr>
+                <w:sz w:val="15"/>
+              </w:rPr>
+              <w:t>0.80</w:t>
+            </w:r>
+          </w:p>
+        </w:tc>
+        <w:tc>
+          <w:tcPr>
+            <w:tcW w:type="dxa" w:w="960"/>
+          </w:tcPr>
+          <w:p>
+            <w:r>
+              <w:rPr>
+                <w:sz w:val="15"/>
+              </w:rPr>
+              <w:t>0.56</w:t>
+            </w:r>
+          </w:p>
+        </w:tc>
+        <w:tc>
+          <w:tcPr>
+            <w:tcW w:type="dxa" w:w="960"/>
+          </w:tcPr>
+          <w:p>
+            <w:r>
+              <w:rPr>
+                <w:sz w:val="15"/>
+              </w:rPr>
+              <w:t>0.59</w:t>
+            </w:r>
+          </w:p>
+        </w:tc>
+        <w:tc>
+          <w:tcPr>
+            <w:tcW w:type="dxa" w:w="960"/>
+          </w:tcPr>
+          <w:p>
+            <w:r>
+              <w:rPr>
+                <w:sz w:val="15"/>
+              </w:rPr>
+              <w:t>0.71</w:t>
+            </w:r>
+          </w:p>
+        </w:tc>
+        <w:tc>
+          <w:tcPr>
+            <w:tcW w:type="dxa" w:w="960"/>
+          </w:tcPr>
+          <w:p>
+            <w:r>
+              <w:rPr>
+                <w:sz w:val="15"/>
+              </w:rPr>
+              <w:t>0.64</w:t>
+            </w:r>
+          </w:p>
+        </w:tc>
+        <w:tc>
+          <w:tcPr>
+            <w:tcW w:type="dxa" w:w="960"/>
+          </w:tcPr>
+          <w:p>
+            <w:r>
+              <w:rPr>
+                <w:sz w:val="15"/>
+              </w:rPr>
+              <w:t>+0.08</w:t>
+            </w:r>
+          </w:p>
+        </w:tc>
+      </w:tr>
+      <w:tr>
+        <w:tc>
+          <w:tcPr>
+            <w:tcW w:type="dxa" w:w="960"/>
+          </w:tcPr>
+          <w:p>
+            <w:r>
+              <w:rPr>
+                <w:sz w:val="15"/>
+              </w:rPr>
+              <w:t>Courts, prosecutions and legal cases</w:t>
+            </w:r>
+          </w:p>
+        </w:tc>
+        <w:tc>
+          <w:tcPr>
+            <w:tcW w:type="dxa" w:w="960"/>
+          </w:tcPr>
+          <w:p>
+            <w:r>
+              <w:rPr>
+                <w:sz w:val="15"/>
+              </w:rPr>
+              <w:t>117</w:t>
+            </w:r>
+          </w:p>
+        </w:tc>
+        <w:tc>
+          <w:tcPr>
+            <w:tcW w:type="dxa" w:w="960"/>
+          </w:tcPr>
+          <w:p>
+            <w:r>
+              <w:rPr>
+                <w:sz w:val="15"/>
+              </w:rPr>
+              <w:t>0.40</w:t>
+            </w:r>
+          </w:p>
+        </w:tc>
+        <w:tc>
+          <w:tcPr>
+            <w:tcW w:type="dxa" w:w="960"/>
+          </w:tcPr>
+          <w:p>
+            <w:r>
+              <w:rPr>
+                <w:sz w:val="15"/>
+              </w:rPr>
+              <w:t>0.82</w:t>
+            </w:r>
+          </w:p>
+        </w:tc>
+        <w:tc>
+          <w:tcPr>
+            <w:tcW w:type="dxa" w:w="960"/>
+          </w:tcPr>
+          <w:p>
+            <w:r>
+              <w:rPr>
+                <w:sz w:val="15"/>
+              </w:rPr>
+              <w:t>0.53</w:t>
+            </w:r>
+          </w:p>
+        </w:tc>
+        <w:tc>
+          <w:tcPr>
+            <w:tcW w:type="dxa" w:w="960"/>
+          </w:tcPr>
+          <w:p>
+            <w:r>
+              <w:rPr>
+                <w:sz w:val="15"/>
+              </w:rPr>
+              <w:t>0.52</w:t>
+            </w:r>
+          </w:p>
+        </w:tc>
+        <w:tc>
+          <w:tcPr>
+            <w:tcW w:type="dxa" w:w="960"/>
+          </w:tcPr>
+          <w:p>
+            <w:r>
+              <w:rPr>
+                <w:sz w:val="15"/>
+              </w:rPr>
+              <w:t>0.71</w:t>
+            </w:r>
+          </w:p>
+        </w:tc>
+        <w:tc>
+          <w:tcPr>
+            <w:tcW w:type="dxa" w:w="960"/>
+          </w:tcPr>
+          <w:p>
+            <w:r>
+              <w:rPr>
+                <w:sz w:val="15"/>
+              </w:rPr>
+              <w:t>0.60</w:t>
+            </w:r>
+          </w:p>
+        </w:tc>
+        <w:tc>
+          <w:tcPr>
+            <w:tcW w:type="dxa" w:w="960"/>
+          </w:tcPr>
+          <w:p>
+            <w:r>
+              <w:rPr>
+                <w:sz w:val="15"/>
+              </w:rPr>
+              <w:t>+0.07</w:t>
+            </w:r>
+          </w:p>
+        </w:tc>
+      </w:tr>
+      <w:tr>
+        <w:tc>
+          <w:tcPr>
+            <w:tcW w:type="dxa" w:w="960"/>
+          </w:tcPr>
+          <w:p>
+            <w:r>
+              <w:rPr>
+                <w:sz w:val="15"/>
+              </w:rPr>
+              <w:t>Public finance, banking and funds</w:t>
+            </w:r>
+          </w:p>
+        </w:tc>
+        <w:tc>
+          <w:tcPr>
+            <w:tcW w:type="dxa" w:w="960"/>
+          </w:tcPr>
+          <w:p>
+            <w:r>
+              <w:rPr>
+                <w:sz w:val="15"/>
+              </w:rPr>
+              <w:t>151</w:t>
+            </w:r>
+          </w:p>
+        </w:tc>
+        <w:tc>
+          <w:tcPr>
+            <w:tcW w:type="dxa" w:w="960"/>
+          </w:tcPr>
+          <w:p>
+            <w:r>
+              <w:rPr>
+                <w:sz w:val="15"/>
+              </w:rPr>
+              <w:t>0.41</w:t>
+            </w:r>
+          </w:p>
+        </w:tc>
+        <w:tc>
+          <w:tcPr>
+            <w:tcW w:type="dxa" w:w="960"/>
+          </w:tcPr>
+          <w:p>
+            <w:r>
+              <w:rPr>
+                <w:sz w:val="15"/>
+              </w:rPr>
+              <w:t>0.84</w:t>
+            </w:r>
+          </w:p>
+        </w:tc>
+        <w:tc>
+          <w:tcPr>
+            <w:tcW w:type="dxa" w:w="960"/>
+          </w:tcPr>
+          <w:p>
+            <w:r>
+              <w:rPr>
+                <w:sz w:val="15"/>
+              </w:rPr>
+              <w:t>0.55</w:t>
+            </w:r>
+          </w:p>
+        </w:tc>
+        <w:tc>
+          <w:tcPr>
+            <w:tcW w:type="dxa" w:w="960"/>
+          </w:tcPr>
+          <w:p>
+            <w:r>
+              <w:rPr>
+                <w:sz w:val="15"/>
+              </w:rPr>
+              <w:t>0.52</w:t>
+            </w:r>
+          </w:p>
+        </w:tc>
+        <w:tc>
+          <w:tcPr>
+            <w:tcW w:type="dxa" w:w="960"/>
+          </w:tcPr>
+          <w:p>
+            <w:r>
+              <w:rPr>
+                <w:sz w:val="15"/>
+              </w:rPr>
+              <w:t>0.78</w:t>
+            </w:r>
+          </w:p>
+        </w:tc>
+        <w:tc>
+          <w:tcPr>
+            <w:tcW w:type="dxa" w:w="960"/>
+          </w:tcPr>
+          <w:p>
+            <w:r>
+              <w:rPr>
+                <w:sz w:val="15"/>
+              </w:rPr>
+              <w:t>0.62</w:t>
+            </w:r>
+          </w:p>
+        </w:tc>
+        <w:tc>
+          <w:tcPr>
+            <w:tcW w:type="dxa" w:w="960"/>
+          </w:tcPr>
+          <w:p>
+            <w:r>
+              <w:rPr>
+                <w:sz w:val="15"/>
+              </w:rPr>
+              <w:t>+0.07</w:t>
+            </w:r>
+          </w:p>
+        </w:tc>
+      </w:tr>
+      <w:tr>
+        <w:tc>
+          <w:tcPr>
+            <w:tcW w:type="dxa" w:w="960"/>
+          </w:tcPr>
+          <w:p>
+            <w:r>
+              <w:rPr>
+                <w:sz w:val="15"/>
+              </w:rPr>
+              <w:t>Foreign affairs, Chagos and international relations</w:t>
+            </w:r>
+          </w:p>
+        </w:tc>
+        <w:tc>
+          <w:tcPr>
+            <w:tcW w:type="dxa" w:w="960"/>
+          </w:tcPr>
+          <w:p>
+            <w:r>
+              <w:rPr>
+                <w:sz w:val="15"/>
+              </w:rPr>
+              <w:t>203</w:t>
+            </w:r>
+          </w:p>
+        </w:tc>
+        <w:tc>
+          <w:tcPr>
+            <w:tcW w:type="dxa" w:w="960"/>
+          </w:tcPr>
+          <w:p>
+            <w:r>
+              <w:rPr>
+                <w:sz w:val="15"/>
+              </w:rPr>
+              <w:t>0.38</w:t>
+            </w:r>
+          </w:p>
+        </w:tc>
+        <w:tc>
+          <w:tcPr>
+            <w:tcW w:type="dxa" w:w="960"/>
+          </w:tcPr>
+          <w:p>
+            <w:r>
+              <w:rPr>
+                <w:sz w:val="15"/>
+              </w:rPr>
+              <w:t>0.67</w:t>
+            </w:r>
+          </w:p>
+        </w:tc>
+        <w:tc>
+          <w:tcPr>
+            <w:tcW w:type="dxa" w:w="960"/>
+          </w:tcPr>
+          <w:p>
+            <w:r>
+              <w:rPr>
+                <w:sz w:val="15"/>
+              </w:rPr>
+              <w:t>0.48</w:t>
+            </w:r>
+          </w:p>
+        </w:tc>
+        <w:tc>
+          <w:tcPr>
+            <w:tcW w:type="dxa" w:w="960"/>
+          </w:tcPr>
+          <w:p>
+            <w:r>
+              <w:rPr>
+                <w:sz w:val="15"/>
+              </w:rPr>
+              <w:t>0.48</w:t>
+            </w:r>
+          </w:p>
+        </w:tc>
+        <w:tc>
+          <w:tcPr>
+            <w:tcW w:type="dxa" w:w="960"/>
+          </w:tcPr>
+          <w:p>
+            <w:r>
+              <w:rPr>
+                <w:sz w:val="15"/>
+              </w:rPr>
+              <w:t>0.62</w:t>
+            </w:r>
+          </w:p>
+        </w:tc>
+        <w:tc>
+          <w:tcPr>
+            <w:tcW w:type="dxa" w:w="960"/>
+          </w:tcPr>
+          <w:p>
+            <w:r>
+              <w:rPr>
+                <w:sz w:val="15"/>
+              </w:rPr>
+              <w:t>0.54</w:t>
+            </w:r>
+          </w:p>
+        </w:tc>
+        <w:tc>
+          <w:tcPr>
+            <w:tcW w:type="dxa" w:w="960"/>
+          </w:tcPr>
+          <w:p>
+            <w:r>
+              <w:rPr>
+                <w:sz w:val="15"/>
+              </w:rPr>
+              <w:t>+0.06</w:t>
+            </w:r>
+          </w:p>
+        </w:tc>
+      </w:tr>
+      <w:tr>
+        <w:tc>
+          <w:tcPr>
+            <w:tcW w:type="dxa" w:w="960"/>
+          </w:tcPr>
+          <w:p>
+            <w:r>
+              <w:rPr>
+                <w:sz w:val="15"/>
+              </w:rPr>
+              <w:t>Domestic and gender-based violence</w:t>
+            </w:r>
+          </w:p>
+        </w:tc>
+        <w:tc>
+          <w:tcPr>
+            <w:tcW w:type="dxa" w:w="960"/>
+          </w:tcPr>
+          <w:p>
+            <w:r>
+              <w:rPr>
+                <w:sz w:val="15"/>
+              </w:rPr>
+              <w:t>30</w:t>
+            </w:r>
+          </w:p>
+        </w:tc>
+        <w:tc>
+          <w:tcPr>
+            <w:tcW w:type="dxa" w:w="960"/>
+          </w:tcPr>
+          <w:p>
+            <w:r>
+              <w:rPr>
+                <w:sz w:val="15"/>
+              </w:rPr>
+              <w:t>0.58</w:t>
+            </w:r>
+          </w:p>
+        </w:tc>
+        <w:tc>
+          <w:tcPr>
+            <w:tcW w:type="dxa" w:w="960"/>
+          </w:tcPr>
+          <w:p>
+            <w:r>
+              <w:rPr>
+                <w:sz w:val="15"/>
+              </w:rPr>
+              <w:t>0.73</w:t>
+            </w:r>
+          </w:p>
+        </w:tc>
+        <w:tc>
+          <w:tcPr>
+            <w:tcW w:type="dxa" w:w="960"/>
+          </w:tcPr>
+          <w:p>
+            <w:r>
+              <w:rPr>
+                <w:sz w:val="15"/>
+              </w:rPr>
+              <w:t>0.65</w:t>
+            </w:r>
+          </w:p>
+        </w:tc>
+        <w:tc>
+          <w:tcPr>
+            <w:tcW w:type="dxa" w:w="960"/>
+          </w:tcPr>
+          <w:p>
+            <w:r>
+              <w:rPr>
+                <w:sz w:val="15"/>
+              </w:rPr>
+              <w:t>0.72</w:t>
+            </w:r>
+          </w:p>
+        </w:tc>
+        <w:tc>
+          <w:tcPr>
+            <w:tcW w:type="dxa" w:w="960"/>
+          </w:tcPr>
+          <w:p>
+            <w:r>
+              <w:rPr>
+                <w:sz w:val="15"/>
+              </w:rPr>
+              <w:t>0.70</w:t>
+            </w:r>
+          </w:p>
+        </w:tc>
+        <w:tc>
+          <w:tcPr>
+            <w:tcW w:type="dxa" w:w="960"/>
+          </w:tcPr>
+          <w:p>
+            <w:r>
+              <w:rPr>
+                <w:sz w:val="15"/>
+              </w:rPr>
+              <w:t>0.71</w:t>
+            </w:r>
+          </w:p>
+        </w:tc>
+        <w:tc>
+          <w:tcPr>
+            <w:tcW w:type="dxa" w:w="960"/>
+          </w:tcPr>
+          <w:p>
+            <w:r>
+              <w:rPr>
+                <w:sz w:val="15"/>
+              </w:rPr>
+              <w:t>+0.06</w:t>
+            </w:r>
+          </w:p>
+        </w:tc>
+      </w:tr>
+      <w:tr>
+        <w:tc>
+          <w:tcPr>
+            <w:tcW w:type="dxa" w:w="960"/>
+          </w:tcPr>
+          <w:p>
+            <w:r>
+              <w:rPr>
+                <w:sz w:val="15"/>
+              </w:rPr>
+              <w:t>Police investigations and criminal cases</w:t>
+            </w:r>
+          </w:p>
+        </w:tc>
+        <w:tc>
+          <w:tcPr>
+            <w:tcW w:type="dxa" w:w="960"/>
+          </w:tcPr>
+          <w:p>
+            <w:r>
+              <w:rPr>
+                <w:sz w:val="15"/>
+              </w:rPr>
+              <w:t>190</w:t>
+            </w:r>
+          </w:p>
+        </w:tc>
+        <w:tc>
+          <w:tcPr>
+            <w:tcW w:type="dxa" w:w="960"/>
+          </w:tcPr>
+          <w:p>
+            <w:r>
+              <w:rPr>
+                <w:sz w:val="15"/>
+              </w:rPr>
+              <w:t>0.56</w:t>
+            </w:r>
+          </w:p>
+        </w:tc>
+        <w:tc>
+          <w:tcPr>
+            <w:tcW w:type="dxa" w:w="960"/>
+          </w:tcPr>
+          <w:p>
+            <w:r>
+              <w:rPr>
+                <w:sz w:val="15"/>
+              </w:rPr>
+              <w:t>0.85</w:t>
+            </w:r>
+          </w:p>
+        </w:tc>
+        <w:tc>
+          <w:tcPr>
+            <w:tcW w:type="dxa" w:w="960"/>
+          </w:tcPr>
+          <w:p>
+            <w:r>
+              <w:rPr>
+                <w:sz w:val="15"/>
+              </w:rPr>
+              <w:t>0.67</w:t>
+            </w:r>
+          </w:p>
+        </w:tc>
+        <w:tc>
+          <w:tcPr>
+            <w:tcW w:type="dxa" w:w="960"/>
+          </w:tcPr>
+          <w:p>
+            <w:r>
+              <w:rPr>
+                <w:sz w:val="15"/>
+              </w:rPr>
+              <w:t>0.66</w:t>
+            </w:r>
+          </w:p>
+        </w:tc>
+        <w:tc>
+          <w:tcPr>
+            <w:tcW w:type="dxa" w:w="960"/>
+          </w:tcPr>
+          <w:p>
+            <w:r>
+              <w:rPr>
+                <w:sz w:val="15"/>
+              </w:rPr>
+              <w:t>0.82</w:t>
+            </w:r>
+          </w:p>
+        </w:tc>
+        <w:tc>
+          <w:tcPr>
+            <w:tcW w:type="dxa" w:w="960"/>
+          </w:tcPr>
+          <w:p>
+            <w:r>
+              <w:rPr>
+                <w:sz w:val="15"/>
+              </w:rPr>
+              <w:t>0.73</w:t>
+            </w:r>
+          </w:p>
+        </w:tc>
+        <w:tc>
+          <w:tcPr>
+            <w:tcW w:type="dxa" w:w="960"/>
+          </w:tcPr>
+          <w:p>
+            <w:r>
+              <w:rPr>
+                <w:sz w:val="15"/>
+              </w:rPr>
+              <w:t>+0.06</w:t>
+            </w:r>
+          </w:p>
+        </w:tc>
+      </w:tr>
+      <w:tr>
+        <w:tc>
+          <w:tcPr>
+            <w:tcW w:type="dxa" w:w="960"/>
+          </w:tcPr>
+          <w:p>
+            <w:r>
+              <w:rPr>
+                <w:sz w:val="15"/>
+              </w:rPr>
+              <w:t>Public buildings, construction and renovation</w:t>
+            </w:r>
+          </w:p>
+        </w:tc>
+        <w:tc>
+          <w:tcPr>
+            <w:tcW w:type="dxa" w:w="960"/>
+          </w:tcPr>
+          <w:p>
+            <w:r>
+              <w:rPr>
+                <w:sz w:val="15"/>
+              </w:rPr>
+              <w:t>112</w:t>
+            </w:r>
+          </w:p>
+        </w:tc>
+        <w:tc>
+          <w:tcPr>
+            <w:tcW w:type="dxa" w:w="960"/>
+          </w:tcPr>
+          <w:p>
+            <w:r>
+              <w:rPr>
+                <w:sz w:val="15"/>
+              </w:rPr>
+              <w:t>0.39</w:t>
+            </w:r>
+          </w:p>
+        </w:tc>
+        <w:tc>
+          <w:tcPr>
+            <w:tcW w:type="dxa" w:w="960"/>
+          </w:tcPr>
+          <w:p>
+            <w:r>
+              <w:rPr>
+                <w:sz w:val="15"/>
+              </w:rPr>
+              <w:t>0.76</w:t>
+            </w:r>
+          </w:p>
+        </w:tc>
+        <w:tc>
+          <w:tcPr>
+            <w:tcW w:type="dxa" w:w="960"/>
+          </w:tcPr>
+          <w:p>
+            <w:r>
+              <w:rPr>
+                <w:sz w:val="15"/>
+              </w:rPr>
+              <w:t>0.52</w:t>
+            </w:r>
+          </w:p>
+        </w:tc>
+        <w:tc>
+          <w:tcPr>
+            <w:tcW w:type="dxa" w:w="960"/>
+          </w:tcPr>
+          <w:p>
+            <w:r>
+              <w:rPr>
+                <w:sz w:val="15"/>
+              </w:rPr>
+              <w:t>0.53</w:t>
+            </w:r>
+          </w:p>
+        </w:tc>
+        <w:tc>
+          <w:tcPr>
+            <w:tcW w:type="dxa" w:w="960"/>
+          </w:tcPr>
+          <w:p>
+            <w:r>
+              <w:rPr>
+                <w:sz w:val="15"/>
+              </w:rPr>
+              <w:t>0.64</w:t>
+            </w:r>
+          </w:p>
+        </w:tc>
+        <w:tc>
+          <w:tcPr>
+            <w:tcW w:type="dxa" w:w="960"/>
+          </w:tcPr>
+          <w:p>
+            <w:r>
+              <w:rPr>
+                <w:sz w:val="15"/>
+              </w:rPr>
+              <w:t>0.58</w:t>
+            </w:r>
+          </w:p>
+        </w:tc>
+        <w:tc>
+          <w:tcPr>
+            <w:tcW w:type="dxa" w:w="960"/>
+          </w:tcPr>
+          <w:p>
+            <w:r>
+              <w:rPr>
+                <w:sz w:val="15"/>
+              </w:rPr>
+              <w:t>+0.06</w:t>
+            </w:r>
+          </w:p>
+        </w:tc>
+      </w:tr>
+      <w:tr>
+        <w:tc>
+          <w:tcPr>
+            <w:tcW w:type="dxa" w:w="960"/>
+          </w:tcPr>
+          <w:p>
+            <w:r>
+              <w:rPr>
+                <w:sz w:val="15"/>
+              </w:rPr>
+              <w:t>Electricity, energy and renewable power</w:t>
+            </w:r>
+          </w:p>
+        </w:tc>
+        <w:tc>
+          <w:tcPr>
+            <w:tcW w:type="dxa" w:w="960"/>
+          </w:tcPr>
+          <w:p>
+            <w:r>
+              <w:rPr>
+                <w:sz w:val="15"/>
+              </w:rPr>
+              <w:t>140</w:t>
+            </w:r>
+          </w:p>
+        </w:tc>
+        <w:tc>
+          <w:tcPr>
+            <w:tcW w:type="dxa" w:w="960"/>
+          </w:tcPr>
+          <w:p>
+            <w:r>
+              <w:rPr>
+                <w:sz w:val="15"/>
+              </w:rPr>
+              <w:t>0.60</w:t>
+            </w:r>
+          </w:p>
+        </w:tc>
+        <w:tc>
+          <w:tcPr>
+            <w:tcW w:type="dxa" w:w="960"/>
+          </w:tcPr>
+          <w:p>
+            <w:r>
+              <w:rPr>
+                <w:sz w:val="15"/>
+              </w:rPr>
+              <w:t>0.89</w:t>
+            </w:r>
+          </w:p>
+        </w:tc>
+        <w:tc>
+          <w:tcPr>
+            <w:tcW w:type="dxa" w:w="960"/>
+          </w:tcPr>
+          <w:p>
+            <w:r>
+              <w:rPr>
+                <w:sz w:val="15"/>
+              </w:rPr>
+              <w:t>0.72</w:t>
+            </w:r>
+          </w:p>
+        </w:tc>
+        <w:tc>
+          <w:tcPr>
+            <w:tcW w:type="dxa" w:w="960"/>
+          </w:tcPr>
+          <w:p>
+            <w:r>
+              <w:rPr>
+                <w:sz w:val="15"/>
+              </w:rPr>
+              <w:t>0.69</w:t>
+            </w:r>
+          </w:p>
+        </w:tc>
+        <w:tc>
+          <w:tcPr>
+            <w:tcW w:type="dxa" w:w="960"/>
+          </w:tcPr>
+          <w:p>
+            <w:r>
+              <w:rPr>
+                <w:sz w:val="15"/>
+              </w:rPr>
+              <w:t>0.86</w:t>
+            </w:r>
+          </w:p>
+        </w:tc>
+        <w:tc>
+          <w:tcPr>
+            <w:tcW w:type="dxa" w:w="960"/>
+          </w:tcPr>
+          <w:p>
+            <w:r>
+              <w:rPr>
+                <w:sz w:val="15"/>
+              </w:rPr>
+              <w:t>0.77</w:t>
+            </w:r>
+          </w:p>
+        </w:tc>
+        <w:tc>
+          <w:tcPr>
+            <w:tcW w:type="dxa" w:w="960"/>
+          </w:tcPr>
+          <w:p>
+            <w:r>
+              <w:rPr>
+                <w:sz w:val="15"/>
+              </w:rPr>
+              <w:t>+0.05</w:t>
+            </w:r>
+          </w:p>
+        </w:tc>
+      </w:tr>
+      <w:tr>
+        <w:tc>
+          <w:tcPr>
+            <w:tcW w:type="dxa" w:w="960"/>
+          </w:tcPr>
+          <w:p>
+            <w:r>
+              <w:rPr>
+                <w:sz w:val="15"/>
+              </w:rPr>
+              <w:t>SMEs, entrepreneurship and business support</w:t>
+            </w:r>
+          </w:p>
+        </w:tc>
+        <w:tc>
+          <w:tcPr>
+            <w:tcW w:type="dxa" w:w="960"/>
+          </w:tcPr>
+          <w:p>
+            <w:r>
+              <w:rPr>
+                <w:sz w:val="15"/>
+              </w:rPr>
+              <w:t>38</w:t>
+            </w:r>
+          </w:p>
+        </w:tc>
+        <w:tc>
+          <w:tcPr>
+            <w:tcW w:type="dxa" w:w="960"/>
+          </w:tcPr>
+          <w:p>
+            <w:r>
+              <w:rPr>
+                <w:sz w:val="15"/>
+              </w:rPr>
+              <w:t>0.54</w:t>
+            </w:r>
+          </w:p>
+        </w:tc>
+        <w:tc>
+          <w:tcPr>
+            <w:tcW w:type="dxa" w:w="960"/>
+          </w:tcPr>
+          <w:p>
+            <w:r>
+              <w:rPr>
+                <w:sz w:val="15"/>
+              </w:rPr>
+              <w:t>0.74</w:t>
+            </w:r>
+          </w:p>
+        </w:tc>
+        <w:tc>
+          <w:tcPr>
+            <w:tcW w:type="dxa" w:w="960"/>
+          </w:tcPr>
+          <w:p>
+            <w:r>
+              <w:rPr>
+                <w:sz w:val="15"/>
+              </w:rPr>
+              <w:t>0.62</w:t>
+            </w:r>
+          </w:p>
+        </w:tc>
+        <w:tc>
+          <w:tcPr>
+            <w:tcW w:type="dxa" w:w="960"/>
+          </w:tcPr>
+          <w:p>
+            <w:r>
+              <w:rPr>
+                <w:sz w:val="15"/>
+              </w:rPr>
+              <w:t>0.61</w:t>
+            </w:r>
+          </w:p>
+        </w:tc>
+        <w:tc>
+          <w:tcPr>
+            <w:tcW w:type="dxa" w:w="960"/>
+          </w:tcPr>
+          <w:p>
+            <w:r>
+              <w:rPr>
+                <w:sz w:val="15"/>
+              </w:rPr>
+              <w:t>0.74</w:t>
+            </w:r>
+          </w:p>
+        </w:tc>
+        <w:tc>
+          <w:tcPr>
+            <w:tcW w:type="dxa" w:w="960"/>
+          </w:tcPr>
+          <w:p>
+            <w:r>
+              <w:rPr>
+                <w:sz w:val="15"/>
+              </w:rPr>
+              <w:t>0.67</w:t>
+            </w:r>
+          </w:p>
+        </w:tc>
+        <w:tc>
+          <w:tcPr>
+            <w:tcW w:type="dxa" w:w="960"/>
+          </w:tcPr>
+          <w:p>
+            <w:r>
+              <w:rPr>
+                <w:sz w:val="15"/>
+              </w:rPr>
+              <w:t>+0.05</w:t>
+            </w:r>
+          </w:p>
+        </w:tc>
+      </w:tr>
+      <w:tr>
+        <w:tc>
+          <w:tcPr>
+            <w:tcW w:type="dxa" w:w="960"/>
+          </w:tcPr>
+          <w:p>
+            <w:r>
+              <w:rPr>
+                <w:sz w:val="15"/>
+              </w:rPr>
+              <w:t>non_policy</w:t>
+            </w:r>
+          </w:p>
+        </w:tc>
+        <w:tc>
+          <w:tcPr>
+            <w:tcW w:type="dxa" w:w="960"/>
+          </w:tcPr>
+          <w:p>
+            <w:r>
+              <w:rPr>
+                <w:sz w:val="15"/>
+              </w:rPr>
+              <w:t>11020</w:t>
+            </w:r>
+          </w:p>
+        </w:tc>
+        <w:tc>
+          <w:tcPr>
+            <w:tcW w:type="dxa" w:w="960"/>
+          </w:tcPr>
+          <w:p>
+            <w:r>
+              <w:rPr>
+                <w:sz w:val="15"/>
+              </w:rPr>
+              <w:t>0.99</w:t>
+            </w:r>
+          </w:p>
+        </w:tc>
+        <w:tc>
+          <w:tcPr>
+            <w:tcW w:type="dxa" w:w="960"/>
+          </w:tcPr>
+          <w:p>
+            <w:r>
+              <w:rPr>
+                <w:sz w:val="15"/>
+              </w:rPr>
+              <w:t>0.79</w:t>
+            </w:r>
+          </w:p>
+        </w:tc>
+        <w:tc>
+          <w:tcPr>
+            <w:tcW w:type="dxa" w:w="960"/>
+          </w:tcPr>
+          <w:p>
+            <w:r>
+              <w:rPr>
+                <w:sz w:val="15"/>
+              </w:rPr>
+              <w:t>0.88</w:t>
+            </w:r>
+          </w:p>
+        </w:tc>
+        <w:tc>
+          <w:tcPr>
+            <w:tcW w:type="dxa" w:w="960"/>
+          </w:tcPr>
+          <w:p>
+            <w:r>
+              <w:rPr>
+                <w:sz w:val="15"/>
+              </w:rPr>
+              <w:t>0.97</w:t>
+            </w:r>
+          </w:p>
+        </w:tc>
+        <w:tc>
+          <w:tcPr>
+            <w:tcW w:type="dxa" w:w="960"/>
+          </w:tcPr>
+          <w:p>
+            <w:r>
+              <w:rPr>
+                <w:sz w:val="15"/>
+              </w:rPr>
+              <w:t>0.89</w:t>
+            </w:r>
+          </w:p>
+        </w:tc>
+        <w:tc>
+          <w:tcPr>
+            <w:tcW w:type="dxa" w:w="960"/>
+          </w:tcPr>
+          <w:p>
+            <w:r>
+              <w:rPr>
+                <w:sz w:val="15"/>
+              </w:rPr>
+              <w:t>0.93</w:t>
+            </w:r>
+          </w:p>
+        </w:tc>
+        <w:tc>
+          <w:tcPr>
+            <w:tcW w:type="dxa" w:w="960"/>
+          </w:tcPr>
+          <w:p>
+            <w:r>
+              <w:rPr>
+                <w:sz w:val="15"/>
+              </w:rPr>
+              <w:t>+0.05</w:t>
+            </w:r>
+          </w:p>
+        </w:tc>
+      </w:tr>
+      <w:tr>
+        <w:tc>
+          <w:tcPr>
+            <w:tcW w:type="dxa" w:w="960"/>
+          </w:tcPr>
+          <w:p>
+            <w:r>
+              <w:rPr>
+                <w:sz w:val="15"/>
+              </w:rPr>
+              <w:t>Air Mauritius, airports and aviation</w:t>
+            </w:r>
+          </w:p>
+        </w:tc>
+        <w:tc>
+          <w:tcPr>
+            <w:tcW w:type="dxa" w:w="960"/>
+          </w:tcPr>
+          <w:p>
+            <w:r>
+              <w:rPr>
+                <w:sz w:val="15"/>
+              </w:rPr>
+              <w:t>81</w:t>
+            </w:r>
+          </w:p>
+        </w:tc>
+        <w:tc>
+          <w:tcPr>
+            <w:tcW w:type="dxa" w:w="960"/>
+          </w:tcPr>
+          <w:p>
+            <w:r>
+              <w:rPr>
+                <w:sz w:val="15"/>
+              </w:rPr>
+              <w:t>0.62</w:t>
+            </w:r>
+          </w:p>
+        </w:tc>
+        <w:tc>
+          <w:tcPr>
+            <w:tcW w:type="dxa" w:w="960"/>
+          </w:tcPr>
+          <w:p>
+            <w:r>
+              <w:rPr>
+                <w:sz w:val="15"/>
+              </w:rPr>
+              <w:t>0.73</w:t>
+            </w:r>
+          </w:p>
+        </w:tc>
+        <w:tc>
+          <w:tcPr>
+            <w:tcW w:type="dxa" w:w="960"/>
+          </w:tcPr>
+          <w:p>
+            <w:r>
+              <w:rPr>
+                <w:sz w:val="15"/>
+              </w:rPr>
+              <w:t>0.67</w:t>
+            </w:r>
+          </w:p>
+        </w:tc>
+        <w:tc>
+          <w:tcPr>
+            <w:tcW w:type="dxa" w:w="960"/>
+          </w:tcPr>
+          <w:p>
+            <w:r>
+              <w:rPr>
+                <w:sz w:val="15"/>
+              </w:rPr>
+              <w:t>0.67</w:t>
+            </w:r>
+          </w:p>
+        </w:tc>
+        <w:tc>
+          <w:tcPr>
+            <w:tcW w:type="dxa" w:w="960"/>
+          </w:tcPr>
+          <w:p>
+            <w:r>
+              <w:rPr>
+                <w:sz w:val="15"/>
+              </w:rPr>
+              <w:t>0.77</w:t>
+            </w:r>
+          </w:p>
+        </w:tc>
+        <w:tc>
+          <w:tcPr>
+            <w:tcW w:type="dxa" w:w="960"/>
+          </w:tcPr>
+          <w:p>
+            <w:r>
+              <w:rPr>
+                <w:sz w:val="15"/>
+              </w:rPr>
+              <w:t>0.72</w:t>
+            </w:r>
+          </w:p>
+        </w:tc>
+        <w:tc>
+          <w:tcPr>
+            <w:tcW w:type="dxa" w:w="960"/>
+          </w:tcPr>
+          <w:p>
+            <w:r>
+              <w:rPr>
+                <w:sz w:val="15"/>
+              </w:rPr>
+              <w:t>+0.05</w:t>
+            </w:r>
+          </w:p>
+        </w:tc>
+      </w:tr>
+      <w:tr>
+        <w:tc>
+          <w:tcPr>
+            <w:tcW w:type="dxa" w:w="960"/>
+          </w:tcPr>
+          <w:p>
+            <w:r>
+              <w:rPr>
+                <w:sz w:val="15"/>
+              </w:rPr>
+              <w:t>Fisheries, marine resources and vessels</w:t>
+            </w:r>
+          </w:p>
+        </w:tc>
+        <w:tc>
+          <w:tcPr>
+            <w:tcW w:type="dxa" w:w="960"/>
+          </w:tcPr>
+          <w:p>
+            <w:r>
+              <w:rPr>
+                <w:sz w:val="15"/>
+              </w:rPr>
+              <w:t>126</w:t>
+            </w:r>
+          </w:p>
+        </w:tc>
+        <w:tc>
+          <w:tcPr>
+            <w:tcW w:type="dxa" w:w="960"/>
+          </w:tcPr>
+          <w:p>
+            <w:r>
+              <w:rPr>
+                <w:sz w:val="15"/>
+              </w:rPr>
+              <w:t>0.69</w:t>
+            </w:r>
+          </w:p>
+        </w:tc>
+        <w:tc>
+          <w:tcPr>
+            <w:tcW w:type="dxa" w:w="960"/>
+          </w:tcPr>
+          <w:p>
+            <w:r>
+              <w:rPr>
+                <w:sz w:val="15"/>
+              </w:rPr>
+              <w:t>0.90</w:t>
+            </w:r>
+          </w:p>
+        </w:tc>
+        <w:tc>
+          <w:tcPr>
+            <w:tcW w:type="dxa" w:w="960"/>
+          </w:tcPr>
+          <w:p>
+            <w:r>
+              <w:rPr>
+                <w:sz w:val="15"/>
+              </w:rPr>
+              <w:t>0.78</w:t>
+            </w:r>
+          </w:p>
+        </w:tc>
+        <w:tc>
+          <w:tcPr>
+            <w:tcW w:type="dxa" w:w="960"/>
+          </w:tcPr>
+          <w:p>
+            <w:r>
+              <w:rPr>
+                <w:sz w:val="15"/>
+              </w:rPr>
+              <w:t>0.79</w:t>
+            </w:r>
+          </w:p>
+        </w:tc>
+        <w:tc>
+          <w:tcPr>
+            <w:tcW w:type="dxa" w:w="960"/>
+          </w:tcPr>
+          <w:p>
+            <w:r>
+              <w:rPr>
+                <w:sz w:val="15"/>
+              </w:rPr>
+              <w:t>0.87</w:t>
+            </w:r>
+          </w:p>
+        </w:tc>
+        <w:tc>
+          <w:tcPr>
+            <w:tcW w:type="dxa" w:w="960"/>
+          </w:tcPr>
+          <w:p>
+            <w:r>
+              <w:rPr>
+                <w:sz w:val="15"/>
+              </w:rPr>
+              <w:t>0.83</w:t>
+            </w:r>
+          </w:p>
+        </w:tc>
+        <w:tc>
+          <w:tcPr>
+            <w:tcW w:type="dxa" w:w="960"/>
+          </w:tcPr>
+          <w:p>
+            <w:r>
+              <w:rPr>
+                <w:sz w:val="15"/>
+              </w:rPr>
+              <w:t>+0.05</w:t>
+            </w:r>
+          </w:p>
+        </w:tc>
+      </w:tr>
+      <w:tr>
+        <w:tc>
+          <w:tcPr>
+            <w:tcW w:type="dxa" w:w="960"/>
+          </w:tcPr>
+          <w:p>
+            <w:r>
+              <w:rPr>
+                <w:sz w:val="15"/>
+              </w:rPr>
+              <w:t>Gambling, horse racing and betting regulation</w:t>
+            </w:r>
+          </w:p>
+        </w:tc>
+        <w:tc>
+          <w:tcPr>
+            <w:tcW w:type="dxa" w:w="960"/>
+          </w:tcPr>
+          <w:p>
+            <w:r>
+              <w:rPr>
+                <w:sz w:val="15"/>
+              </w:rPr>
+              <w:t>39</w:t>
+            </w:r>
+          </w:p>
+        </w:tc>
+        <w:tc>
+          <w:tcPr>
+            <w:tcW w:type="dxa" w:w="960"/>
+          </w:tcPr>
+          <w:p>
+            <w:r>
+              <w:rPr>
+                <w:sz w:val="15"/>
+              </w:rPr>
+              <w:t>0.45</w:t>
+            </w:r>
+          </w:p>
+        </w:tc>
+        <w:tc>
+          <w:tcPr>
+            <w:tcW w:type="dxa" w:w="960"/>
+          </w:tcPr>
+          <w:p>
+            <w:r>
+              <w:rPr>
+                <w:sz w:val="15"/>
+              </w:rPr>
+              <w:t>0.62</w:t>
+            </w:r>
+          </w:p>
+        </w:tc>
+        <w:tc>
+          <w:tcPr>
+            <w:tcW w:type="dxa" w:w="960"/>
+          </w:tcPr>
+          <w:p>
+            <w:r>
+              <w:rPr>
+                <w:sz w:val="15"/>
+              </w:rPr>
+              <w:t>0.52</w:t>
+            </w:r>
+          </w:p>
+        </w:tc>
+        <w:tc>
+          <w:tcPr>
+            <w:tcW w:type="dxa" w:w="960"/>
+          </w:tcPr>
+          <w:p>
+            <w:r>
+              <w:rPr>
+                <w:sz w:val="15"/>
+              </w:rPr>
+              <w:t>0.55</w:t>
+            </w:r>
+          </w:p>
+        </w:tc>
+        <w:tc>
+          <w:tcPr>
+            <w:tcW w:type="dxa" w:w="960"/>
+          </w:tcPr>
+          <w:p>
+            <w:r>
+              <w:rPr>
+                <w:sz w:val="15"/>
+              </w:rPr>
+              <w:t>0.59</w:t>
+            </w:r>
+          </w:p>
+        </w:tc>
+        <w:tc>
+          <w:tcPr>
+            <w:tcW w:type="dxa" w:w="960"/>
+          </w:tcPr>
+          <w:p>
+            <w:r>
+              <w:rPr>
+                <w:sz w:val="15"/>
+              </w:rPr>
+              <w:t>0.57</w:t>
+            </w:r>
+          </w:p>
+        </w:tc>
+        <w:tc>
+          <w:tcPr>
+            <w:tcW w:type="dxa" w:w="960"/>
+          </w:tcPr>
+          <w:p>
+            <w:r>
+              <w:rPr>
+                <w:sz w:val="15"/>
+              </w:rPr>
+              <w:t>+0.05</w:t>
+            </w:r>
+          </w:p>
+        </w:tc>
+      </w:tr>
+      <w:tr>
+        <w:tc>
+          <w:tcPr>
+            <w:tcW w:type="dxa" w:w="960"/>
+          </w:tcPr>
+          <w:p>
+            <w:r>
+              <w:rPr>
+                <w:sz w:val="15"/>
+              </w:rPr>
+              <w:t>Sport, football and athlete development</w:t>
+            </w:r>
+          </w:p>
+        </w:tc>
+        <w:tc>
+          <w:tcPr>
+            <w:tcW w:type="dxa" w:w="960"/>
+          </w:tcPr>
+          <w:p>
+            <w:r>
+              <w:rPr>
+                <w:sz w:val="15"/>
+              </w:rPr>
+              <w:t>182</w:t>
+            </w:r>
+          </w:p>
+        </w:tc>
+        <w:tc>
+          <w:tcPr>
+            <w:tcW w:type="dxa" w:w="960"/>
+          </w:tcPr>
+          <w:p>
+            <w:r>
+              <w:rPr>
+                <w:sz w:val="15"/>
+              </w:rPr>
+              <w:t>0.68</w:t>
+            </w:r>
+          </w:p>
+        </w:tc>
+        <w:tc>
+          <w:tcPr>
+            <w:tcW w:type="dxa" w:w="960"/>
+          </w:tcPr>
+          <w:p>
+            <w:r>
+              <w:rPr>
+                <w:sz w:val="15"/>
+              </w:rPr>
+              <w:t>0.88</w:t>
+            </w:r>
+          </w:p>
+        </w:tc>
+        <w:tc>
+          <w:tcPr>
+            <w:tcW w:type="dxa" w:w="960"/>
+          </w:tcPr>
+          <w:p>
+            <w:r>
+              <w:rPr>
+                <w:sz w:val="15"/>
+              </w:rPr>
+              <w:t>0.77</w:t>
+            </w:r>
+          </w:p>
+        </w:tc>
+        <w:tc>
+          <w:tcPr>
+            <w:tcW w:type="dxa" w:w="960"/>
+          </w:tcPr>
+          <w:p>
+            <w:r>
+              <w:rPr>
+                <w:sz w:val="15"/>
+              </w:rPr>
+              <w:t>0.75</w:t>
+            </w:r>
+          </w:p>
+        </w:tc>
+        <w:tc>
+          <w:tcPr>
+            <w:tcW w:type="dxa" w:w="960"/>
+          </w:tcPr>
+          <w:p>
+            <w:r>
+              <w:rPr>
+                <w:sz w:val="15"/>
+              </w:rPr>
+              <w:t>0.88</w:t>
+            </w:r>
+          </w:p>
+        </w:tc>
+        <w:tc>
+          <w:tcPr>
+            <w:tcW w:type="dxa" w:w="960"/>
+          </w:tcPr>
+          <w:p>
+            <w:r>
+              <w:rPr>
+                <w:sz w:val="15"/>
+              </w:rPr>
+              <w:t>0.81</w:t>
+            </w:r>
+          </w:p>
+        </w:tc>
+        <w:tc>
+          <w:tcPr>
+            <w:tcW w:type="dxa" w:w="960"/>
+          </w:tcPr>
+          <w:p>
+            <w:r>
+              <w:rPr>
+                <w:sz w:val="15"/>
+              </w:rPr>
+              <w:t>+0.04</w:t>
+            </w:r>
+          </w:p>
+        </w:tc>
+      </w:tr>
+      <w:tr>
+        <w:tc>
+          <w:tcPr>
+            <w:tcW w:type="dxa" w:w="960"/>
+          </w:tcPr>
+          <w:p>
+            <w:r>
+              <w:rPr>
+                <w:sz w:val="15"/>
+              </w:rPr>
+              <w:t>Water supply, drainage and sewerage infrastructure</w:t>
+            </w:r>
+          </w:p>
+        </w:tc>
+        <w:tc>
+          <w:tcPr>
+            <w:tcW w:type="dxa" w:w="960"/>
+          </w:tcPr>
+          <w:p>
+            <w:r>
+              <w:rPr>
+                <w:sz w:val="15"/>
+              </w:rPr>
+              <w:t>283</w:t>
+            </w:r>
+          </w:p>
+        </w:tc>
+        <w:tc>
+          <w:tcPr>
+            <w:tcW w:type="dxa" w:w="960"/>
+          </w:tcPr>
+          <w:p>
+            <w:r>
+              <w:rPr>
+                <w:sz w:val="15"/>
+              </w:rPr>
+              <w:t>0.65</w:t>
+            </w:r>
+          </w:p>
+        </w:tc>
+        <w:tc>
+          <w:tcPr>
+            <w:tcW w:type="dxa" w:w="960"/>
+          </w:tcPr>
+          <w:p>
+            <w:r>
+              <w:rPr>
+                <w:sz w:val="15"/>
+              </w:rPr>
+              <w:t>0.83</w:t>
+            </w:r>
+          </w:p>
+        </w:tc>
+        <w:tc>
+          <w:tcPr>
+            <w:tcW w:type="dxa" w:w="960"/>
+          </w:tcPr>
+          <w:p>
+            <w:r>
+              <w:rPr>
+                <w:sz w:val="15"/>
+              </w:rPr>
+              <w:t>0.73</w:t>
+            </w:r>
+          </w:p>
+        </w:tc>
+        <w:tc>
+          <w:tcPr>
+            <w:tcW w:type="dxa" w:w="960"/>
+          </w:tcPr>
+          <w:p>
+            <w:r>
+              <w:rPr>
+                <w:sz w:val="15"/>
+              </w:rPr>
+              <w:t>0.72</w:t>
+            </w:r>
+          </w:p>
+        </w:tc>
+        <w:tc>
+          <w:tcPr>
+            <w:tcW w:type="dxa" w:w="960"/>
+          </w:tcPr>
+          <w:p>
+            <w:r>
+              <w:rPr>
+                <w:sz w:val="15"/>
+              </w:rPr>
+              <w:t>0.81</w:t>
+            </w:r>
+          </w:p>
+        </w:tc>
+        <w:tc>
+          <w:tcPr>
+            <w:tcW w:type="dxa" w:w="960"/>
+          </w:tcPr>
+          <w:p>
+            <w:r>
+              <w:rPr>
+                <w:sz w:val="15"/>
+              </w:rPr>
+              <w:t>0.77</w:t>
+            </w:r>
+          </w:p>
+        </w:tc>
+        <w:tc>
+          <w:tcPr>
+            <w:tcW w:type="dxa" w:w="960"/>
+          </w:tcPr>
+          <w:p>
+            <w:r>
+              <w:rPr>
+                <w:sz w:val="15"/>
+              </w:rPr>
+              <w:t>+0.04</w:t>
+            </w:r>
+          </w:p>
+        </w:tc>
+      </w:tr>
+      <w:tr>
+        <w:tc>
+          <w:tcPr>
+            <w:tcW w:type="dxa" w:w="960"/>
+          </w:tcPr>
+          <w:p>
+            <w:r>
+              <w:rPr>
+                <w:sz w:val="15"/>
+              </w:rPr>
+              <w:t>CSR, NGOs and social-development funding</w:t>
+            </w:r>
+          </w:p>
+        </w:tc>
+        <w:tc>
+          <w:tcPr>
+            <w:tcW w:type="dxa" w:w="960"/>
+          </w:tcPr>
+          <w:p>
+            <w:r>
+              <w:rPr>
+                <w:sz w:val="15"/>
+              </w:rPr>
+              <w:t>69</w:t>
+            </w:r>
+          </w:p>
+        </w:tc>
+        <w:tc>
+          <w:tcPr>
+            <w:tcW w:type="dxa" w:w="960"/>
+          </w:tcPr>
+          <w:p>
+            <w:r>
+              <w:rPr>
+                <w:sz w:val="15"/>
+              </w:rPr>
+              <w:t>0.46</w:t>
+            </w:r>
+          </w:p>
+        </w:tc>
+        <w:tc>
+          <w:tcPr>
+            <w:tcW w:type="dxa" w:w="960"/>
+          </w:tcPr>
+          <w:p>
+            <w:r>
+              <w:rPr>
+                <w:sz w:val="15"/>
+              </w:rPr>
+              <w:t>0.72</w:t>
+            </w:r>
+          </w:p>
+        </w:tc>
+        <w:tc>
+          <w:tcPr>
+            <w:tcW w:type="dxa" w:w="960"/>
+          </w:tcPr>
+          <w:p>
+            <w:r>
+              <w:rPr>
+                <w:sz w:val="15"/>
+              </w:rPr>
+              <w:t>0.56</w:t>
+            </w:r>
+          </w:p>
+        </w:tc>
+        <w:tc>
+          <w:tcPr>
+            <w:tcW w:type="dxa" w:w="960"/>
+          </w:tcPr>
+          <w:p>
+            <w:r>
+              <w:rPr>
+                <w:sz w:val="15"/>
+              </w:rPr>
+              <w:t>0.52</w:t>
+            </w:r>
+          </w:p>
+        </w:tc>
+        <w:tc>
+          <w:tcPr>
+            <w:tcW w:type="dxa" w:w="960"/>
+          </w:tcPr>
+          <w:p>
+            <w:r>
+              <w:rPr>
+                <w:sz w:val="15"/>
+              </w:rPr>
+              <w:t>0.70</w:t>
+            </w:r>
+          </w:p>
+        </w:tc>
+        <w:tc>
+          <w:tcPr>
+            <w:tcW w:type="dxa" w:w="960"/>
+          </w:tcPr>
+          <w:p>
+            <w:r>
+              <w:rPr>
+                <w:sz w:val="15"/>
+              </w:rPr>
+              <w:t>0.60</w:t>
+            </w:r>
+          </w:p>
+        </w:tc>
+        <w:tc>
+          <w:tcPr>
+            <w:tcW w:type="dxa" w:w="960"/>
+          </w:tcPr>
+          <w:p>
+            <w:r>
+              <w:rPr>
+                <w:sz w:val="15"/>
+              </w:rPr>
+              <w:t>+0.04</w:t>
+            </w:r>
+          </w:p>
+        </w:tc>
+      </w:tr>
+      <w:tr>
+        <w:tc>
+          <w:tcPr>
+            <w:tcW w:type="dxa" w:w="960"/>
+          </w:tcPr>
+          <w:p>
+            <w:r>
+              <w:rPr>
+                <w:sz w:val="15"/>
+              </w:rPr>
+              <w:t>Disability services, training and employment</w:t>
+            </w:r>
+          </w:p>
+        </w:tc>
+        <w:tc>
+          <w:tcPr>
+            <w:tcW w:type="dxa" w:w="960"/>
+          </w:tcPr>
+          <w:p>
+            <w:r>
+              <w:rPr>
+                <w:sz w:val="15"/>
+              </w:rPr>
+              <w:t>44</w:t>
+            </w:r>
+          </w:p>
+        </w:tc>
+        <w:tc>
+          <w:tcPr>
+            <w:tcW w:type="dxa" w:w="960"/>
+          </w:tcPr>
+          <w:p>
+            <w:r>
+              <w:rPr>
+                <w:sz w:val="15"/>
+              </w:rPr>
+              <w:t>0.48</w:t>
+            </w:r>
+          </w:p>
+        </w:tc>
+        <w:tc>
+          <w:tcPr>
+            <w:tcW w:type="dxa" w:w="960"/>
+          </w:tcPr>
+          <w:p>
+            <w:r>
+              <w:rPr>
+                <w:sz w:val="15"/>
+              </w:rPr>
+              <w:t>0.66</w:t>
+            </w:r>
+          </w:p>
+        </w:tc>
+        <w:tc>
+          <w:tcPr>
+            <w:tcW w:type="dxa" w:w="960"/>
+          </w:tcPr>
+          <w:p>
+            <w:r>
+              <w:rPr>
+                <w:sz w:val="15"/>
+              </w:rPr>
+              <w:t>0.56</w:t>
+            </w:r>
+          </w:p>
+        </w:tc>
+        <w:tc>
+          <w:tcPr>
+            <w:tcW w:type="dxa" w:w="960"/>
+          </w:tcPr>
+          <w:p>
+            <w:r>
+              <w:rPr>
+                <w:sz w:val="15"/>
+              </w:rPr>
+              <w:t>0.67</w:t>
+            </w:r>
+          </w:p>
+        </w:tc>
+        <w:tc>
+          <w:tcPr>
+            <w:tcW w:type="dxa" w:w="960"/>
+          </w:tcPr>
+          <w:p>
+            <w:r>
+              <w:rPr>
+                <w:sz w:val="15"/>
+              </w:rPr>
+              <w:t>0.55</w:t>
+            </w:r>
+          </w:p>
+        </w:tc>
+        <w:tc>
+          <w:tcPr>
+            <w:tcW w:type="dxa" w:w="960"/>
+          </w:tcPr>
+          <w:p>
+            <w:r>
+              <w:rPr>
+                <w:sz w:val="15"/>
+              </w:rPr>
+              <w:t>0.60</w:t>
+            </w:r>
+          </w:p>
+        </w:tc>
+        <w:tc>
+          <w:tcPr>
+            <w:tcW w:type="dxa" w:w="960"/>
+          </w:tcPr>
+          <w:p>
+            <w:r>
+              <w:rPr>
+                <w:sz w:val="15"/>
+              </w:rPr>
+              <w:t>+0.04</w:t>
+            </w:r>
+          </w:p>
+        </w:tc>
+      </w:tr>
+      <w:tr>
+        <w:tc>
+          <w:tcPr>
+            <w:tcW w:type="dxa" w:w="960"/>
+          </w:tcPr>
+          <w:p>
+            <w:r>
+              <w:rPr>
+                <w:sz w:val="15"/>
+              </w:rPr>
+              <w:t>Social housing and NHDC housing units</w:t>
+            </w:r>
+          </w:p>
+        </w:tc>
+        <w:tc>
+          <w:tcPr>
+            <w:tcW w:type="dxa" w:w="960"/>
+          </w:tcPr>
+          <w:p>
+            <w:r>
+              <w:rPr>
+                <w:sz w:val="15"/>
+              </w:rPr>
+              <w:t>93</w:t>
+            </w:r>
+          </w:p>
+        </w:tc>
+        <w:tc>
+          <w:tcPr>
+            <w:tcW w:type="dxa" w:w="960"/>
+          </w:tcPr>
+          <w:p>
+            <w:r>
+              <w:rPr>
+                <w:sz w:val="15"/>
+              </w:rPr>
+              <w:t>0.60</w:t>
+            </w:r>
+          </w:p>
+        </w:tc>
+        <w:tc>
+          <w:tcPr>
+            <w:tcW w:type="dxa" w:w="960"/>
+          </w:tcPr>
+          <w:p>
+            <w:r>
+              <w:rPr>
+                <w:sz w:val="15"/>
+              </w:rPr>
+              <w:t>0.73</w:t>
+            </w:r>
+          </w:p>
+        </w:tc>
+        <w:tc>
+          <w:tcPr>
+            <w:tcW w:type="dxa" w:w="960"/>
+          </w:tcPr>
+          <w:p>
+            <w:r>
+              <w:rPr>
+                <w:sz w:val="15"/>
+              </w:rPr>
+              <w:t>0.66</w:t>
+            </w:r>
+          </w:p>
+        </w:tc>
+        <w:tc>
+          <w:tcPr>
+            <w:tcW w:type="dxa" w:w="960"/>
+          </w:tcPr>
+          <w:p>
+            <w:r>
+              <w:rPr>
+                <w:sz w:val="15"/>
+              </w:rPr>
+              <w:t>0.67</w:t>
+            </w:r>
+          </w:p>
+        </w:tc>
+        <w:tc>
+          <w:tcPr>
+            <w:tcW w:type="dxa" w:w="960"/>
+          </w:tcPr>
+          <w:p>
+            <w:r>
+              <w:rPr>
+                <w:sz w:val="15"/>
+              </w:rPr>
+              <w:t>0.74</w:t>
+            </w:r>
+          </w:p>
+        </w:tc>
+        <w:tc>
+          <w:tcPr>
+            <w:tcW w:type="dxa" w:w="960"/>
+          </w:tcPr>
+          <w:p>
+            <w:r>
+              <w:rPr>
+                <w:sz w:val="15"/>
+              </w:rPr>
+              <w:t>0.70</w:t>
+            </w:r>
+          </w:p>
+        </w:tc>
+        <w:tc>
+          <w:tcPr>
+            <w:tcW w:type="dxa" w:w="960"/>
+          </w:tcPr>
+          <w:p>
+            <w:r>
+              <w:rPr>
+                <w:sz w:val="15"/>
+              </w:rPr>
+              <w:t>+0.04</w:t>
+            </w:r>
+          </w:p>
+        </w:tc>
+      </w:tr>
+      <w:tr>
+        <w:tc>
+          <w:tcPr>
+            <w:tcW w:type="dxa" w:w="960"/>
+          </w:tcPr>
+          <w:p>
+            <w:r>
+              <w:rPr>
+                <w:sz w:val="15"/>
+              </w:rPr>
+              <w:t>Solid waste, landfill and plastics management</w:t>
+            </w:r>
+          </w:p>
+        </w:tc>
+        <w:tc>
+          <w:tcPr>
+            <w:tcW w:type="dxa" w:w="960"/>
+          </w:tcPr>
+          <w:p>
+            <w:r>
+              <w:rPr>
+                <w:sz w:val="15"/>
+              </w:rPr>
+              <w:t>35</w:t>
+            </w:r>
+          </w:p>
+        </w:tc>
+        <w:tc>
+          <w:tcPr>
+            <w:tcW w:type="dxa" w:w="960"/>
+          </w:tcPr>
+          <w:p>
+            <w:r>
+              <w:rPr>
+                <w:sz w:val="15"/>
+              </w:rPr>
+              <w:t>0.48</w:t>
+            </w:r>
+          </w:p>
+        </w:tc>
+        <w:tc>
+          <w:tcPr>
+            <w:tcW w:type="dxa" w:w="960"/>
+          </w:tcPr>
+          <w:p>
+            <w:r>
+              <w:rPr>
+                <w:sz w:val="15"/>
+              </w:rPr>
+              <w:t>0.63</w:t>
+            </w:r>
+          </w:p>
+        </w:tc>
+        <w:tc>
+          <w:tcPr>
+            <w:tcW w:type="dxa" w:w="960"/>
+          </w:tcPr>
+          <w:p>
+            <w:r>
+              <w:rPr>
+                <w:sz w:val="15"/>
+              </w:rPr>
+              <w:t>0.54</w:t>
+            </w:r>
+          </w:p>
+        </w:tc>
+        <w:tc>
+          <w:tcPr>
+            <w:tcW w:type="dxa" w:w="960"/>
+          </w:tcPr>
+          <w:p>
+            <w:r>
+              <w:rPr>
+                <w:sz w:val="15"/>
+              </w:rPr>
+              <w:t>0.52</w:t>
+            </w:r>
+          </w:p>
+        </w:tc>
+        <w:tc>
+          <w:tcPr>
+            <w:tcW w:type="dxa" w:w="960"/>
+          </w:tcPr>
+          <w:p>
+            <w:r>
+              <w:rPr>
+                <w:sz w:val="15"/>
+              </w:rPr>
+              <w:t>0.66</w:t>
+            </w:r>
+          </w:p>
+        </w:tc>
+        <w:tc>
+          <w:tcPr>
+            <w:tcW w:type="dxa" w:w="960"/>
+          </w:tcPr>
+          <w:p>
+            <w:r>
+              <w:rPr>
+                <w:sz w:val="15"/>
+              </w:rPr>
+              <w:t>0.58</w:t>
+            </w:r>
+          </w:p>
+        </w:tc>
+        <w:tc>
+          <w:tcPr>
+            <w:tcW w:type="dxa" w:w="960"/>
+          </w:tcPr>
+          <w:p>
+            <w:r>
+              <w:rPr>
+                <w:sz w:val="15"/>
+              </w:rPr>
+              <w:t>+0.04</w:t>
+            </w:r>
+          </w:p>
+        </w:tc>
+      </w:tr>
+      <w:tr>
+        <w:tc>
+          <w:tcPr>
+            <w:tcW w:type="dxa" w:w="960"/>
+          </w:tcPr>
+          <w:p>
+            <w:r>
+              <w:rPr>
+                <w:sz w:val="15"/>
+              </w:rPr>
+              <w:t>Drug control, trafficking and treatment</w:t>
+            </w:r>
+          </w:p>
+        </w:tc>
+        <w:tc>
+          <w:tcPr>
+            <w:tcW w:type="dxa" w:w="960"/>
+          </w:tcPr>
+          <w:p>
+            <w:r>
+              <w:rPr>
+                <w:sz w:val="15"/>
+              </w:rPr>
+              <w:t>162</w:t>
+            </w:r>
+          </w:p>
+        </w:tc>
+        <w:tc>
+          <w:tcPr>
+            <w:tcW w:type="dxa" w:w="960"/>
+          </w:tcPr>
+          <w:p>
+            <w:r>
+              <w:rPr>
+                <w:sz w:val="15"/>
+              </w:rPr>
+              <w:t>0.72</w:t>
+            </w:r>
+          </w:p>
+        </w:tc>
+        <w:tc>
+          <w:tcPr>
+            <w:tcW w:type="dxa" w:w="960"/>
+          </w:tcPr>
+          <w:p>
+            <w:r>
+              <w:rPr>
+                <w:sz w:val="15"/>
+              </w:rPr>
+              <w:t>0.84</w:t>
+            </w:r>
+          </w:p>
+        </w:tc>
+        <w:tc>
+          <w:tcPr>
+            <w:tcW w:type="dxa" w:w="960"/>
+          </w:tcPr>
+          <w:p>
+            <w:r>
+              <w:rPr>
+                <w:sz w:val="15"/>
+              </w:rPr>
+              <w:t>0.77</w:t>
+            </w:r>
+          </w:p>
+        </w:tc>
+        <w:tc>
+          <w:tcPr>
+            <w:tcW w:type="dxa" w:w="960"/>
+          </w:tcPr>
+          <w:p>
+            <w:r>
+              <w:rPr>
+                <w:sz w:val="15"/>
+              </w:rPr>
+              <w:t>0.78</w:t>
+            </w:r>
+          </w:p>
+        </w:tc>
+        <w:tc>
+          <w:tcPr>
+            <w:tcW w:type="dxa" w:w="960"/>
+          </w:tcPr>
+          <w:p>
+            <w:r>
+              <w:rPr>
+                <w:sz w:val="15"/>
+              </w:rPr>
+              <w:t>0.83</w:t>
+            </w:r>
+          </w:p>
+        </w:tc>
+        <w:tc>
+          <w:tcPr>
+            <w:tcW w:type="dxa" w:w="960"/>
+          </w:tcPr>
+          <w:p>
+            <w:r>
+              <w:rPr>
+                <w:sz w:val="15"/>
+              </w:rPr>
+              <w:t>0.80</w:t>
+            </w:r>
+          </w:p>
+        </w:tc>
+        <w:tc>
+          <w:tcPr>
+            <w:tcW w:type="dxa" w:w="960"/>
+          </w:tcPr>
+          <w:p>
+            <w:r>
+              <w:rPr>
+                <w:sz w:val="15"/>
+              </w:rPr>
+              <w:t>+0.03</w:t>
+            </w:r>
+          </w:p>
+        </w:tc>
+      </w:tr>
+      <w:tr>
+        <w:tc>
+          <w:tcPr>
+            <w:tcW w:type="dxa" w:w="960"/>
+          </w:tcPr>
+          <w:p>
+            <w:r>
+              <w:rPr>
+                <w:sz w:val="15"/>
+              </w:rPr>
+              <w:t>Electric and motor vehicles with financial figures</w:t>
+            </w:r>
+          </w:p>
+        </w:tc>
+        <w:tc>
+          <w:tcPr>
+            <w:tcW w:type="dxa" w:w="960"/>
+          </w:tcPr>
+          <w:p>
+            <w:r>
+              <w:rPr>
+                <w:sz w:val="15"/>
+              </w:rPr>
+              <w:t>38</w:t>
+            </w:r>
+          </w:p>
+        </w:tc>
+        <w:tc>
+          <w:tcPr>
+            <w:tcW w:type="dxa" w:w="960"/>
+          </w:tcPr>
+          <w:p>
+            <w:r>
+              <w:rPr>
+                <w:sz w:val="15"/>
+              </w:rPr>
+              <w:t>0.39</w:t>
+            </w:r>
+          </w:p>
+        </w:tc>
+        <w:tc>
+          <w:tcPr>
+            <w:tcW w:type="dxa" w:w="960"/>
+          </w:tcPr>
+          <w:p>
+            <w:r>
+              <w:rPr>
+                <w:sz w:val="15"/>
+              </w:rPr>
+              <w:t>0.76</w:t>
+            </w:r>
+          </w:p>
+        </w:tc>
+        <w:tc>
+          <w:tcPr>
+            <w:tcW w:type="dxa" w:w="960"/>
+          </w:tcPr>
+          <w:p>
+            <w:r>
+              <w:rPr>
+                <w:sz w:val="15"/>
+              </w:rPr>
+              <w:t>0.52</w:t>
+            </w:r>
+          </w:p>
+        </w:tc>
+        <w:tc>
+          <w:tcPr>
+            <w:tcW w:type="dxa" w:w="960"/>
+          </w:tcPr>
+          <w:p>
+            <w:r>
+              <w:rPr>
+                <w:sz w:val="15"/>
+              </w:rPr>
+              <w:t>0.50</w:t>
+            </w:r>
+          </w:p>
+        </w:tc>
+        <w:tc>
+          <w:tcPr>
+            <w:tcW w:type="dxa" w:w="960"/>
+          </w:tcPr>
+          <w:p>
+            <w:r>
+              <w:rPr>
+                <w:sz w:val="15"/>
+              </w:rPr>
+              <w:t>0.61</w:t>
+            </w:r>
+          </w:p>
+        </w:tc>
+        <w:tc>
+          <w:tcPr>
+            <w:tcW w:type="dxa" w:w="960"/>
+          </w:tcPr>
+          <w:p>
+            <w:r>
+              <w:rPr>
+                <w:sz w:val="15"/>
+              </w:rPr>
+              <w:t>0.55</w:t>
+            </w:r>
+          </w:p>
+        </w:tc>
+        <w:tc>
+          <w:tcPr>
+            <w:tcW w:type="dxa" w:w="960"/>
+          </w:tcPr>
+          <w:p>
+            <w:r>
+              <w:rPr>
+                <w:sz w:val="15"/>
+              </w:rPr>
+              <w:t>+0.03</w:t>
+            </w:r>
+          </w:p>
+        </w:tc>
+      </w:tr>
+      <w:tr>
+        <w:tc>
+          <w:tcPr>
+            <w:tcW w:type="dxa" w:w="960"/>
+          </w:tcPr>
+          <w:p>
+            <w:r>
+              <w:rPr>
+                <w:sz w:val="15"/>
+              </w:rPr>
+              <w:t>Healthcare services, hospitals and medical workforce</w:t>
+            </w:r>
+          </w:p>
+        </w:tc>
+        <w:tc>
+          <w:tcPr>
+            <w:tcW w:type="dxa" w:w="960"/>
+          </w:tcPr>
+          <w:p>
+            <w:r>
+              <w:rPr>
+                <w:sz w:val="15"/>
+              </w:rPr>
+              <w:t>298</w:t>
+            </w:r>
+          </w:p>
+        </w:tc>
+        <w:tc>
+          <w:tcPr>
+            <w:tcW w:type="dxa" w:w="960"/>
+          </w:tcPr>
+          <w:p>
+            <w:r>
+              <w:rPr>
+                <w:sz w:val="15"/>
+              </w:rPr>
+              <w:t>0.67</w:t>
+            </w:r>
+          </w:p>
+        </w:tc>
+        <w:tc>
+          <w:tcPr>
+            <w:tcW w:type="dxa" w:w="960"/>
+          </w:tcPr>
+          <w:p>
+            <w:r>
+              <w:rPr>
+                <w:sz w:val="15"/>
+              </w:rPr>
+              <w:t>0.88</w:t>
+            </w:r>
+          </w:p>
+        </w:tc>
+        <w:tc>
+          <w:tcPr>
+            <w:tcW w:type="dxa" w:w="960"/>
+          </w:tcPr>
+          <w:p>
+            <w:r>
+              <w:rPr>
+                <w:sz w:val="15"/>
+              </w:rPr>
+              <w:t>0.76</w:t>
+            </w:r>
+          </w:p>
+        </w:tc>
+        <w:tc>
+          <w:tcPr>
+            <w:tcW w:type="dxa" w:w="960"/>
+          </w:tcPr>
+          <w:p>
+            <w:r>
+              <w:rPr>
+                <w:sz w:val="15"/>
+              </w:rPr>
+              <w:t>0.74</w:t>
+            </w:r>
+          </w:p>
+        </w:tc>
+        <w:tc>
+          <w:tcPr>
+            <w:tcW w:type="dxa" w:w="960"/>
+          </w:tcPr>
+          <w:p>
+            <w:r>
+              <w:rPr>
+                <w:sz w:val="15"/>
+              </w:rPr>
+              <w:t>0.85</w:t>
+            </w:r>
+          </w:p>
+        </w:tc>
+        <w:tc>
+          <w:tcPr>
+            <w:tcW w:type="dxa" w:w="960"/>
+          </w:tcPr>
+          <w:p>
+            <w:r>
+              <w:rPr>
+                <w:sz w:val="15"/>
+              </w:rPr>
+              <w:t>0.79</w:t>
+            </w:r>
+          </w:p>
+        </w:tc>
+        <w:tc>
+          <w:tcPr>
+            <w:tcW w:type="dxa" w:w="960"/>
+          </w:tcPr>
+          <w:p>
+            <w:r>
+              <w:rPr>
+                <w:sz w:val="15"/>
+              </w:rPr>
+              <w:t>+0.03</w:t>
+            </w:r>
+          </w:p>
+        </w:tc>
+      </w:tr>
+      <w:tr>
+        <w:tc>
+          <w:tcPr>
+            <w:tcW w:type="dxa" w:w="960"/>
+          </w:tcPr>
+          <w:p>
+            <w:r>
+              <w:rPr>
+                <w:sz w:val="15"/>
+              </w:rPr>
+              <w:t>Livestock, veterinary services and animal welfare</w:t>
+            </w:r>
+          </w:p>
+        </w:tc>
+        <w:tc>
+          <w:tcPr>
+            <w:tcW w:type="dxa" w:w="960"/>
+          </w:tcPr>
+          <w:p>
+            <w:r>
+              <w:rPr>
+                <w:sz w:val="15"/>
+              </w:rPr>
+              <w:t>62</w:t>
+            </w:r>
+          </w:p>
+        </w:tc>
+        <w:tc>
+          <w:tcPr>
+            <w:tcW w:type="dxa" w:w="960"/>
+          </w:tcPr>
+          <w:p>
+            <w:r>
+              <w:rPr>
+                <w:sz w:val="15"/>
+              </w:rPr>
+              <w:t>0.66</w:t>
+            </w:r>
+          </w:p>
+        </w:tc>
+        <w:tc>
+          <w:tcPr>
+            <w:tcW w:type="dxa" w:w="960"/>
+          </w:tcPr>
+          <w:p>
+            <w:r>
+              <w:rPr>
+                <w:sz w:val="15"/>
+              </w:rPr>
+              <w:t>0.82</w:t>
+            </w:r>
+          </w:p>
+        </w:tc>
+        <w:tc>
+          <w:tcPr>
+            <w:tcW w:type="dxa" w:w="960"/>
+          </w:tcPr>
+          <w:p>
+            <w:r>
+              <w:rPr>
+                <w:sz w:val="15"/>
+              </w:rPr>
+              <w:t>0.73</w:t>
+            </w:r>
+          </w:p>
+        </w:tc>
+        <w:tc>
+          <w:tcPr>
+            <w:tcW w:type="dxa" w:w="960"/>
+          </w:tcPr>
+          <w:p>
+            <w:r>
+              <w:rPr>
+                <w:sz w:val="15"/>
+              </w:rPr>
+              <w:t>0.70</w:t>
+            </w:r>
+          </w:p>
+        </w:tc>
+        <w:tc>
+          <w:tcPr>
+            <w:tcW w:type="dxa" w:w="960"/>
+          </w:tcPr>
+          <w:p>
+            <w:r>
+              <w:rPr>
+                <w:sz w:val="15"/>
+              </w:rPr>
+              <w:t>0.84</w:t>
+            </w:r>
+          </w:p>
+        </w:tc>
+        <w:tc>
+          <w:tcPr>
+            <w:tcW w:type="dxa" w:w="960"/>
+          </w:tcPr>
+          <w:p>
+            <w:r>
+              <w:rPr>
+                <w:sz w:val="15"/>
+              </w:rPr>
+              <w:t>0.76</w:t>
+            </w:r>
+          </w:p>
+        </w:tc>
+        <w:tc>
+          <w:tcPr>
+            <w:tcW w:type="dxa" w:w="960"/>
+          </w:tcPr>
+          <w:p>
+            <w:r>
+              <w:rPr>
+                <w:sz w:val="15"/>
+              </w:rPr>
+              <w:t>+0.03</w:t>
+            </w:r>
+          </w:p>
+        </w:tc>
+      </w:tr>
+      <w:tr>
+        <w:tc>
+          <w:tcPr>
+            <w:tcW w:type="dxa" w:w="960"/>
+          </w:tcPr>
+          <w:p>
+            <w:r>
+              <w:rPr>
+                <w:sz w:val="15"/>
+              </w:rPr>
+              <w:t>Petroleum prices, duties and imports</w:t>
+            </w:r>
+          </w:p>
+        </w:tc>
+        <w:tc>
+          <w:tcPr>
+            <w:tcW w:type="dxa" w:w="960"/>
+          </w:tcPr>
+          <w:p>
+            <w:r>
+              <w:rPr>
+                <w:sz w:val="15"/>
+              </w:rPr>
+              <w:t>73</w:t>
+            </w:r>
+          </w:p>
+        </w:tc>
+        <w:tc>
+          <w:tcPr>
+            <w:tcW w:type="dxa" w:w="960"/>
+          </w:tcPr>
+          <w:p>
+            <w:r>
+              <w:rPr>
+                <w:sz w:val="15"/>
+              </w:rPr>
+              <w:t>0.40</w:t>
+            </w:r>
+          </w:p>
+        </w:tc>
+        <w:tc>
+          <w:tcPr>
+            <w:tcW w:type="dxa" w:w="960"/>
+          </w:tcPr>
+          <w:p>
+            <w:r>
+              <w:rPr>
+                <w:sz w:val="15"/>
+              </w:rPr>
+              <w:t>0.79</w:t>
+            </w:r>
+          </w:p>
+        </w:tc>
+        <w:tc>
+          <w:tcPr>
+            <w:tcW w:type="dxa" w:w="960"/>
+          </w:tcPr>
+          <w:p>
+            <w:r>
+              <w:rPr>
+                <w:sz w:val="15"/>
+              </w:rPr>
+              <w:t>0.53</w:t>
+            </w:r>
+          </w:p>
+        </w:tc>
+        <w:tc>
+          <w:tcPr>
+            <w:tcW w:type="dxa" w:w="960"/>
+          </w:tcPr>
+          <w:p>
+            <w:r>
+              <w:rPr>
+                <w:sz w:val="15"/>
+              </w:rPr>
+              <w:t>0.48</w:t>
+            </w:r>
+          </w:p>
+        </w:tc>
+        <w:tc>
+          <w:tcPr>
+            <w:tcW w:type="dxa" w:w="960"/>
+          </w:tcPr>
+          <w:p>
+            <w:r>
+              <w:rPr>
+                <w:sz w:val="15"/>
+              </w:rPr>
+              <w:t>0.67</w:t>
+            </w:r>
+          </w:p>
+        </w:tc>
+        <w:tc>
+          <w:tcPr>
+            <w:tcW w:type="dxa" w:w="960"/>
+          </w:tcPr>
+          <w:p>
+            <w:r>
+              <w:rPr>
+                <w:sz w:val="15"/>
+              </w:rPr>
+              <w:t>0.56</w:t>
+            </w:r>
+          </w:p>
+        </w:tc>
+        <w:tc>
+          <w:tcPr>
+            <w:tcW w:type="dxa" w:w="960"/>
+          </w:tcPr>
+          <w:p>
+            <w:r>
+              <w:rPr>
+                <w:sz w:val="15"/>
+              </w:rPr>
+              <w:t>+0.03</w:t>
+            </w:r>
+          </w:p>
+        </w:tc>
+      </w:tr>
+      <w:tr>
+        <w:tc>
+          <w:tcPr>
+            <w:tcW w:type="dxa" w:w="960"/>
+          </w:tcPr>
+          <w:p>
+            <w:r>
+              <w:rPr>
+                <w:sz w:val="15"/>
+              </w:rPr>
+              <w:t>Primary and secondary education</w:t>
+            </w:r>
+          </w:p>
+        </w:tc>
+        <w:tc>
+          <w:tcPr>
+            <w:tcW w:type="dxa" w:w="960"/>
+          </w:tcPr>
+          <w:p>
+            <w:r>
+              <w:rPr>
+                <w:sz w:val="15"/>
+              </w:rPr>
+              <w:t>206</w:t>
+            </w:r>
+          </w:p>
+        </w:tc>
+        <w:tc>
+          <w:tcPr>
+            <w:tcW w:type="dxa" w:w="960"/>
+          </w:tcPr>
+          <w:p>
+            <w:r>
+              <w:rPr>
+                <w:sz w:val="15"/>
+              </w:rPr>
+              <w:t>0.67</w:t>
+            </w:r>
+          </w:p>
+        </w:tc>
+        <w:tc>
+          <w:tcPr>
+            <w:tcW w:type="dxa" w:w="960"/>
+          </w:tcPr>
+          <w:p>
+            <w:r>
+              <w:rPr>
+                <w:sz w:val="15"/>
+              </w:rPr>
+              <w:t>0.89</w:t>
+            </w:r>
+          </w:p>
+        </w:tc>
+        <w:tc>
+          <w:tcPr>
+            <w:tcW w:type="dxa" w:w="960"/>
+          </w:tcPr>
+          <w:p>
+            <w:r>
+              <w:rPr>
+                <w:sz w:val="15"/>
+              </w:rPr>
+              <w:t>0.77</w:t>
+            </w:r>
+          </w:p>
+        </w:tc>
+        <w:tc>
+          <w:tcPr>
+            <w:tcW w:type="dxa" w:w="960"/>
+          </w:tcPr>
+          <w:p>
+            <w:r>
+              <w:rPr>
+                <w:sz w:val="15"/>
+              </w:rPr>
+              <w:t>0.73</w:t>
+            </w:r>
+          </w:p>
+        </w:tc>
+        <w:tc>
+          <w:tcPr>
+            <w:tcW w:type="dxa" w:w="960"/>
+          </w:tcPr>
+          <w:p>
+            <w:r>
+              <w:rPr>
+                <w:sz w:val="15"/>
+              </w:rPr>
+              <w:t>0.89</w:t>
+            </w:r>
+          </w:p>
+        </w:tc>
+        <w:tc>
+          <w:tcPr>
+            <w:tcW w:type="dxa" w:w="960"/>
+          </w:tcPr>
+          <w:p>
+            <w:r>
+              <w:rPr>
+                <w:sz w:val="15"/>
+              </w:rPr>
+              <w:t>0.80</w:t>
+            </w:r>
+          </w:p>
+        </w:tc>
+        <w:tc>
+          <w:tcPr>
+            <w:tcW w:type="dxa" w:w="960"/>
+          </w:tcPr>
+          <w:p>
+            <w:r>
+              <w:rPr>
+                <w:sz w:val="15"/>
+              </w:rPr>
+              <w:t>+0.03</w:t>
+            </w:r>
+          </w:p>
+        </w:tc>
+      </w:tr>
+      <w:tr>
+        <w:tc>
+          <w:tcPr>
+            <w:tcW w:type="dxa" w:w="960"/>
+          </w:tcPr>
+          <w:p>
+            <w:r>
+              <w:rPr>
+                <w:sz w:val="15"/>
+              </w:rPr>
+              <w:t>State land, leases and land administration</w:t>
+            </w:r>
+          </w:p>
+        </w:tc>
+        <w:tc>
+          <w:tcPr>
+            <w:tcW w:type="dxa" w:w="960"/>
+          </w:tcPr>
+          <w:p>
+            <w:r>
+              <w:rPr>
+                <w:sz w:val="15"/>
+              </w:rPr>
+              <w:t>148</w:t>
+            </w:r>
+          </w:p>
+        </w:tc>
+        <w:tc>
+          <w:tcPr>
+            <w:tcW w:type="dxa" w:w="960"/>
+          </w:tcPr>
+          <w:p>
+            <w:r>
+              <w:rPr>
+                <w:sz w:val="15"/>
+              </w:rPr>
+              <w:t>0.50</w:t>
+            </w:r>
+          </w:p>
+        </w:tc>
+        <w:tc>
+          <w:tcPr>
+            <w:tcW w:type="dxa" w:w="960"/>
+          </w:tcPr>
+          <w:p>
+            <w:r>
+              <w:rPr>
+                <w:sz w:val="15"/>
+              </w:rPr>
+              <w:t>0.67</w:t>
+            </w:r>
+          </w:p>
+        </w:tc>
+        <w:tc>
+          <w:tcPr>
+            <w:tcW w:type="dxa" w:w="960"/>
+          </w:tcPr>
+          <w:p>
+            <w:r>
+              <w:rPr>
+                <w:sz w:val="15"/>
+              </w:rPr>
+              <w:t>0.57</w:t>
+            </w:r>
+          </w:p>
+        </w:tc>
+        <w:tc>
+          <w:tcPr>
+            <w:tcW w:type="dxa" w:w="960"/>
+          </w:tcPr>
+          <w:p>
+            <w:r>
+              <w:rPr>
+                <w:sz w:val="15"/>
+              </w:rPr>
+              <w:t>0.58</w:t>
+            </w:r>
+          </w:p>
+        </w:tc>
+        <w:tc>
+          <w:tcPr>
+            <w:tcW w:type="dxa" w:w="960"/>
+          </w:tcPr>
+          <w:p>
+            <w:r>
+              <w:rPr>
+                <w:sz w:val="15"/>
+              </w:rPr>
+              <w:t>0.64</w:t>
+            </w:r>
+          </w:p>
+        </w:tc>
+        <w:tc>
+          <w:tcPr>
+            <w:tcW w:type="dxa" w:w="960"/>
+          </w:tcPr>
+          <w:p>
+            <w:r>
+              <w:rPr>
+                <w:sz w:val="15"/>
+              </w:rPr>
+              <w:t>0.60</w:t>
+            </w:r>
+          </w:p>
+        </w:tc>
+        <w:tc>
+          <w:tcPr>
+            <w:tcW w:type="dxa" w:w="960"/>
+          </w:tcPr>
+          <w:p>
+            <w:r>
+              <w:rPr>
+                <w:sz w:val="15"/>
+              </w:rPr>
+              <w:t>+0.03</w:t>
+            </w:r>
+          </w:p>
+        </w:tc>
+      </w:tr>
+      <w:tr>
+        <w:tc>
+          <w:tcPr>
+            <w:tcW w:type="dxa" w:w="960"/>
+          </w:tcPr>
+          <w:p>
+            <w:r>
+              <w:rPr>
+                <w:sz w:val="15"/>
+              </w:rPr>
+              <w:t>Child protection, family welfare and shelters</w:t>
+            </w:r>
+          </w:p>
+        </w:tc>
+        <w:tc>
+          <w:tcPr>
+            <w:tcW w:type="dxa" w:w="960"/>
+          </w:tcPr>
+          <w:p>
+            <w:r>
+              <w:rPr>
+                <w:sz w:val="15"/>
+              </w:rPr>
+              <w:t>111</w:t>
+            </w:r>
+          </w:p>
+        </w:tc>
+        <w:tc>
+          <w:tcPr>
+            <w:tcW w:type="dxa" w:w="960"/>
+          </w:tcPr>
+          <w:p>
+            <w:r>
+              <w:rPr>
+                <w:sz w:val="15"/>
+              </w:rPr>
+              <w:t>0.60</w:t>
+            </w:r>
+          </w:p>
+        </w:tc>
+        <w:tc>
+          <w:tcPr>
+            <w:tcW w:type="dxa" w:w="960"/>
+          </w:tcPr>
+          <w:p>
+            <w:r>
+              <w:rPr>
+                <w:sz w:val="15"/>
+              </w:rPr>
+              <w:t>0.78</w:t>
+            </w:r>
+          </w:p>
+        </w:tc>
+        <w:tc>
+          <w:tcPr>
+            <w:tcW w:type="dxa" w:w="960"/>
+          </w:tcPr>
+          <w:p>
+            <w:r>
+              <w:rPr>
+                <w:sz w:val="15"/>
+              </w:rPr>
+              <w:t>0.68</w:t>
+            </w:r>
+          </w:p>
+        </w:tc>
+        <w:tc>
+          <w:tcPr>
+            <w:tcW w:type="dxa" w:w="960"/>
+          </w:tcPr>
+          <w:p>
+            <w:r>
+              <w:rPr>
+                <w:sz w:val="15"/>
+              </w:rPr>
+              <w:t>0.67</w:t>
+            </w:r>
+          </w:p>
+        </w:tc>
+        <w:tc>
+          <w:tcPr>
+            <w:tcW w:type="dxa" w:w="960"/>
+          </w:tcPr>
+          <w:p>
+            <w:r>
+              <w:rPr>
+                <w:sz w:val="15"/>
+              </w:rPr>
+              <w:t>0.75</w:t>
+            </w:r>
+          </w:p>
+        </w:tc>
+        <w:tc>
+          <w:tcPr>
+            <w:tcW w:type="dxa" w:w="960"/>
+          </w:tcPr>
+          <w:p>
+            <w:r>
+              <w:rPr>
+                <w:sz w:val="15"/>
+              </w:rPr>
+              <w:t>0.71</w:t>
+            </w:r>
+          </w:p>
+        </w:tc>
+        <w:tc>
+          <w:tcPr>
+            <w:tcW w:type="dxa" w:w="960"/>
+          </w:tcPr>
+          <w:p>
+            <w:r>
+              <w:rPr>
+                <w:sz w:val="15"/>
+              </w:rPr>
+              <w:t>+0.03</w:t>
+            </w:r>
+          </w:p>
+        </w:tc>
+      </w:tr>
+      <w:tr>
+        <w:tc>
+          <w:tcPr>
+            <w:tcW w:type="dxa" w:w="960"/>
+          </w:tcPr>
+          <w:p>
+            <w:r>
+              <w:rPr>
+                <w:sz w:val="15"/>
+              </w:rPr>
+              <w:t>Tertiary education and university training</w:t>
+            </w:r>
+          </w:p>
+        </w:tc>
+        <w:tc>
+          <w:tcPr>
+            <w:tcW w:type="dxa" w:w="960"/>
+          </w:tcPr>
+          <w:p>
+            <w:r>
+              <w:rPr>
+                <w:sz w:val="15"/>
+              </w:rPr>
+              <w:t>72</w:t>
+            </w:r>
+          </w:p>
+        </w:tc>
+        <w:tc>
+          <w:tcPr>
+            <w:tcW w:type="dxa" w:w="960"/>
+          </w:tcPr>
+          <w:p>
+            <w:r>
+              <w:rPr>
+                <w:sz w:val="15"/>
+              </w:rPr>
+              <w:t>0.48</w:t>
+            </w:r>
+          </w:p>
+        </w:tc>
+        <w:tc>
+          <w:tcPr>
+            <w:tcW w:type="dxa" w:w="960"/>
+          </w:tcPr>
+          <w:p>
+            <w:r>
+              <w:rPr>
+                <w:sz w:val="15"/>
+              </w:rPr>
+              <w:t>0.67</w:t>
+            </w:r>
+          </w:p>
+        </w:tc>
+        <w:tc>
+          <w:tcPr>
+            <w:tcW w:type="dxa" w:w="960"/>
+          </w:tcPr>
+          <w:p>
+            <w:r>
+              <w:rPr>
+                <w:sz w:val="15"/>
+              </w:rPr>
+              <w:t>0.55</w:t>
+            </w:r>
+          </w:p>
+        </w:tc>
+        <w:tc>
+          <w:tcPr>
+            <w:tcW w:type="dxa" w:w="960"/>
+          </w:tcPr>
+          <w:p>
+            <w:r>
+              <w:rPr>
+                <w:sz w:val="15"/>
+              </w:rPr>
+              <w:t>0.55</w:t>
+            </w:r>
+          </w:p>
+        </w:tc>
+        <w:tc>
+          <w:tcPr>
+            <w:tcW w:type="dxa" w:w="960"/>
+          </w:tcPr>
+          <w:p>
+            <w:r>
+              <w:rPr>
+                <w:sz w:val="15"/>
+              </w:rPr>
+              <w:t>0.61</w:t>
+            </w:r>
+          </w:p>
+        </w:tc>
+        <w:tc>
+          <w:tcPr>
+            <w:tcW w:type="dxa" w:w="960"/>
+          </w:tcPr>
+          <w:p>
+            <w:r>
+              <w:rPr>
+                <w:sz w:val="15"/>
+              </w:rPr>
+              <w:t>0.58</w:t>
+            </w:r>
+          </w:p>
+        </w:tc>
+        <w:tc>
+          <w:tcPr>
+            <w:tcW w:type="dxa" w:w="960"/>
+          </w:tcPr>
+          <w:p>
+            <w:r>
+              <w:rPr>
+                <w:sz w:val="15"/>
+              </w:rPr>
+              <w:t>+0.03</w:t>
+            </w:r>
+          </w:p>
+        </w:tc>
+      </w:tr>
+      <w:tr>
+        <w:tc>
+          <w:tcPr>
+            <w:tcW w:type="dxa" w:w="960"/>
+          </w:tcPr>
+          <w:p>
+            <w:r>
+              <w:rPr>
+                <w:sz w:val="15"/>
+              </w:rPr>
+              <w:t>Police, prisons and home-affairs administration</w:t>
+            </w:r>
+          </w:p>
+        </w:tc>
+        <w:tc>
+          <w:tcPr>
+            <w:tcW w:type="dxa" w:w="960"/>
+          </w:tcPr>
+          <w:p>
+            <w:r>
+              <w:rPr>
+                <w:sz w:val="15"/>
+              </w:rPr>
+              <w:t>124</w:t>
+            </w:r>
+          </w:p>
+        </w:tc>
+        <w:tc>
+          <w:tcPr>
+            <w:tcW w:type="dxa" w:w="960"/>
+          </w:tcPr>
+          <w:p>
+            <w:r>
+              <w:rPr>
+                <w:sz w:val="15"/>
+              </w:rPr>
+              <w:t>0.44</w:t>
+            </w:r>
+          </w:p>
+        </w:tc>
+        <w:tc>
+          <w:tcPr>
+            <w:tcW w:type="dxa" w:w="960"/>
+          </w:tcPr>
+          <w:p>
+            <w:r>
+              <w:rPr>
+                <w:sz w:val="15"/>
+              </w:rPr>
+              <w:t>0.60</w:t>
+            </w:r>
+          </w:p>
+        </w:tc>
+        <w:tc>
+          <w:tcPr>
+            <w:tcW w:type="dxa" w:w="960"/>
+          </w:tcPr>
+          <w:p>
+            <w:r>
+              <w:rPr>
+                <w:sz w:val="15"/>
+              </w:rPr>
+              <w:t>0.51</w:t>
+            </w:r>
+          </w:p>
+        </w:tc>
+        <w:tc>
+          <w:tcPr>
+            <w:tcW w:type="dxa" w:w="960"/>
+          </w:tcPr>
+          <w:p>
+            <w:r>
+              <w:rPr>
+                <w:sz w:val="15"/>
+              </w:rPr>
+              <w:t>0.56</w:t>
+            </w:r>
+          </w:p>
+        </w:tc>
+        <w:tc>
+          <w:tcPr>
+            <w:tcW w:type="dxa" w:w="960"/>
+          </w:tcPr>
+          <w:p>
+            <w:r>
+              <w:rPr>
+                <w:sz w:val="15"/>
+              </w:rPr>
+              <w:t>0.51</w:t>
+            </w:r>
+          </w:p>
+        </w:tc>
+        <w:tc>
+          <w:tcPr>
+            <w:tcW w:type="dxa" w:w="960"/>
+          </w:tcPr>
+          <w:p>
+            <w:r>
+              <w:rPr>
+                <w:sz w:val="15"/>
+              </w:rPr>
+              <w:t>0.53</w:t>
+            </w:r>
+          </w:p>
+        </w:tc>
+        <w:tc>
+          <w:tcPr>
+            <w:tcW w:type="dxa" w:w="960"/>
+          </w:tcPr>
+          <w:p>
+            <w:r>
+              <w:rPr>
+                <w:sz w:val="15"/>
+              </w:rPr>
+              <w:t>+0.02</w:t>
+            </w:r>
+          </w:p>
+        </w:tc>
+      </w:tr>
+      <w:tr>
+        <w:tc>
+          <w:tcPr>
+            <w:tcW w:type="dxa" w:w="960"/>
+          </w:tcPr>
+          <w:p>
+            <w:r>
+              <w:rPr>
+                <w:sz w:val="15"/>
+              </w:rPr>
+              <w:t>Port Louis local affairs and governance</w:t>
+            </w:r>
+          </w:p>
+        </w:tc>
+        <w:tc>
+          <w:tcPr>
+            <w:tcW w:type="dxa" w:w="960"/>
+          </w:tcPr>
+          <w:p>
+            <w:r>
+              <w:rPr>
+                <w:sz w:val="15"/>
+              </w:rPr>
+              <w:t>92</w:t>
+            </w:r>
+          </w:p>
+        </w:tc>
+        <w:tc>
+          <w:tcPr>
+            <w:tcW w:type="dxa" w:w="960"/>
+          </w:tcPr>
+          <w:p>
+            <w:r>
+              <w:rPr>
+                <w:sz w:val="15"/>
+              </w:rPr>
+              <w:t>0.42</w:t>
+            </w:r>
+          </w:p>
+        </w:tc>
+        <w:tc>
+          <w:tcPr>
+            <w:tcW w:type="dxa" w:w="960"/>
+          </w:tcPr>
+          <w:p>
+            <w:r>
+              <w:rPr>
+                <w:sz w:val="15"/>
+              </w:rPr>
+              <w:t>0.68</w:t>
+            </w:r>
+          </w:p>
+        </w:tc>
+        <w:tc>
+          <w:tcPr>
+            <w:tcW w:type="dxa" w:w="960"/>
+          </w:tcPr>
+          <w:p>
+            <w:r>
+              <w:rPr>
+                <w:sz w:val="15"/>
+              </w:rPr>
+              <w:t>0.52</w:t>
+            </w:r>
+          </w:p>
+        </w:tc>
+        <w:tc>
+          <w:tcPr>
+            <w:tcW w:type="dxa" w:w="960"/>
+          </w:tcPr>
+          <w:p>
+            <w:r>
+              <w:rPr>
+                <w:sz w:val="15"/>
+              </w:rPr>
+              <w:t>0.48</w:t>
+            </w:r>
+          </w:p>
+        </w:tc>
+        <w:tc>
+          <w:tcPr>
+            <w:tcW w:type="dxa" w:w="960"/>
+          </w:tcPr>
+          <w:p>
+            <w:r>
+              <w:rPr>
+                <w:sz w:val="15"/>
+              </w:rPr>
+              <w:t>0.63</w:t>
+            </w:r>
+          </w:p>
+        </w:tc>
+        <w:tc>
+          <w:tcPr>
+            <w:tcW w:type="dxa" w:w="960"/>
+          </w:tcPr>
+          <w:p>
+            <w:r>
+              <w:rPr>
+                <w:sz w:val="15"/>
+              </w:rPr>
+              <w:t>0.54</w:t>
+            </w:r>
+          </w:p>
+        </w:tc>
+        <w:tc>
+          <w:tcPr>
+            <w:tcW w:type="dxa" w:w="960"/>
+          </w:tcPr>
+          <w:p>
+            <w:r>
+              <w:rPr>
+                <w:sz w:val="15"/>
+              </w:rPr>
+              <w:t>+0.02</w:t>
+            </w:r>
+          </w:p>
+        </w:tc>
+      </w:tr>
+      <w:tr>
+        <w:tc>
+          <w:tcPr>
+            <w:tcW w:type="dxa" w:w="960"/>
+          </w:tcPr>
+          <w:p>
+            <w:r>
+              <w:rPr>
+                <w:sz w:val="15"/>
+              </w:rPr>
+              <w:t>Road construction, traffic and bridges</w:t>
+            </w:r>
+          </w:p>
+        </w:tc>
+        <w:tc>
+          <w:tcPr>
+            <w:tcW w:type="dxa" w:w="960"/>
+          </w:tcPr>
+          <w:p>
+            <w:r>
+              <w:rPr>
+                <w:sz w:val="15"/>
+              </w:rPr>
+              <w:t>217</w:t>
+            </w:r>
+          </w:p>
+        </w:tc>
+        <w:tc>
+          <w:tcPr>
+            <w:tcW w:type="dxa" w:w="960"/>
+          </w:tcPr>
+          <w:p>
+            <w:r>
+              <w:rPr>
+                <w:sz w:val="15"/>
+              </w:rPr>
+              <w:t>0.61</w:t>
+            </w:r>
+          </w:p>
+        </w:tc>
+        <w:tc>
+          <w:tcPr>
+            <w:tcW w:type="dxa" w:w="960"/>
+          </w:tcPr>
+          <w:p>
+            <w:r>
+              <w:rPr>
+                <w:sz w:val="15"/>
+              </w:rPr>
+              <w:t>0.82</w:t>
+            </w:r>
+          </w:p>
+        </w:tc>
+        <w:tc>
+          <w:tcPr>
+            <w:tcW w:type="dxa" w:w="960"/>
+          </w:tcPr>
+          <w:p>
+            <w:r>
+              <w:rPr>
+                <w:sz w:val="15"/>
+              </w:rPr>
+              <w:t>0.70</w:t>
+            </w:r>
+          </w:p>
+        </w:tc>
+        <w:tc>
+          <w:tcPr>
+            <w:tcW w:type="dxa" w:w="960"/>
+          </w:tcPr>
+          <w:p>
+            <w:r>
+              <w:rPr>
+                <w:sz w:val="15"/>
+              </w:rPr>
+              <w:t>0.66</w:t>
+            </w:r>
+          </w:p>
+        </w:tc>
+        <w:tc>
+          <w:tcPr>
+            <w:tcW w:type="dxa" w:w="960"/>
+          </w:tcPr>
+          <w:p>
+            <w:r>
+              <w:rPr>
+                <w:sz w:val="15"/>
+              </w:rPr>
+              <w:t>0.78</w:t>
+            </w:r>
+          </w:p>
+        </w:tc>
+        <w:tc>
+          <w:tcPr>
+            <w:tcW w:type="dxa" w:w="960"/>
+          </w:tcPr>
+          <w:p>
+            <w:r>
+              <w:rPr>
+                <w:sz w:val="15"/>
+              </w:rPr>
+              <w:t>0.72</w:t>
+            </w:r>
+          </w:p>
+        </w:tc>
+        <w:tc>
+          <w:tcPr>
+            <w:tcW w:type="dxa" w:w="960"/>
+          </w:tcPr>
+          <w:p>
+            <w:r>
+              <w:rPr>
+                <w:sz w:val="15"/>
+              </w:rPr>
+              <w:t>+0.02</w:t>
+            </w:r>
+          </w:p>
+        </w:tc>
+      </w:tr>
+      <w:tr>
+        <w:tc>
+          <w:tcPr>
+            <w:tcW w:type="dxa" w:w="960"/>
+          </w:tcPr>
+          <w:p>
+            <w:r>
+              <w:rPr>
+                <w:sz w:val="15"/>
+              </w:rPr>
+              <w:t>Vaccination, COVID-19 and public health</w:t>
+            </w:r>
+          </w:p>
+        </w:tc>
+        <w:tc>
+          <w:tcPr>
+            <w:tcW w:type="dxa" w:w="960"/>
+          </w:tcPr>
+          <w:p>
+            <w:r>
+              <w:rPr>
+                <w:sz w:val="15"/>
+              </w:rPr>
+              <w:t>146</w:t>
+            </w:r>
+          </w:p>
+        </w:tc>
+        <w:tc>
+          <w:tcPr>
+            <w:tcW w:type="dxa" w:w="960"/>
+          </w:tcPr>
+          <w:p>
+            <w:r>
+              <w:rPr>
+                <w:sz w:val="15"/>
+              </w:rPr>
+              <w:t>0.71</w:t>
+            </w:r>
+          </w:p>
+        </w:tc>
+        <w:tc>
+          <w:tcPr>
+            <w:tcW w:type="dxa" w:w="960"/>
+          </w:tcPr>
+          <w:p>
+            <w:r>
+              <w:rPr>
+                <w:sz w:val="15"/>
+              </w:rPr>
+              <w:t>0.87</w:t>
+            </w:r>
+          </w:p>
+        </w:tc>
+        <w:tc>
+          <w:tcPr>
+            <w:tcW w:type="dxa" w:w="960"/>
+          </w:tcPr>
+          <w:p>
+            <w:r>
+              <w:rPr>
+                <w:sz w:val="15"/>
+              </w:rPr>
+              <w:t>0.78</w:t>
+            </w:r>
+          </w:p>
+        </w:tc>
+        <w:tc>
+          <w:tcPr>
+            <w:tcW w:type="dxa" w:w="960"/>
+          </w:tcPr>
+          <w:p>
+            <w:r>
+              <w:rPr>
+                <w:sz w:val="15"/>
+              </w:rPr>
+              <w:t>0.76</w:t>
+            </w:r>
+          </w:p>
+        </w:tc>
+        <w:tc>
+          <w:tcPr>
+            <w:tcW w:type="dxa" w:w="960"/>
+          </w:tcPr>
+          <w:p>
+            <w:r>
+              <w:rPr>
+                <w:sz w:val="15"/>
+              </w:rPr>
+              <w:t>0.85</w:t>
+            </w:r>
+          </w:p>
+        </w:tc>
+        <w:tc>
+          <w:tcPr>
+            <w:tcW w:type="dxa" w:w="960"/>
+          </w:tcPr>
+          <w:p>
+            <w:r>
+              <w:rPr>
+                <w:sz w:val="15"/>
+              </w:rPr>
+              <w:t>0.80</w:t>
+            </w:r>
+          </w:p>
+        </w:tc>
+        <w:tc>
+          <w:tcPr>
+            <w:tcW w:type="dxa" w:w="960"/>
+          </w:tcPr>
+          <w:p>
+            <w:r>
+              <w:rPr>
+                <w:sz w:val="15"/>
+              </w:rPr>
+              <w:t>+0.02</w:t>
+            </w:r>
+          </w:p>
+        </w:tc>
+      </w:tr>
+      <w:tr>
+        <w:tc>
+          <w:tcPr>
+            <w:tcW w:type="dxa" w:w="960"/>
+          </w:tcPr>
+          <w:p>
+            <w:r>
+              <w:rPr>
+                <w:sz w:val="15"/>
+              </w:rPr>
+              <w:t>Cancer statistics and annual trends</w:t>
+            </w:r>
+          </w:p>
+        </w:tc>
+        <w:tc>
+          <w:tcPr>
+            <w:tcW w:type="dxa" w:w="960"/>
+          </w:tcPr>
+          <w:p>
+            <w:r>
+              <w:rPr>
+                <w:sz w:val="15"/>
+              </w:rPr>
+              <w:t>42</w:t>
+            </w:r>
+          </w:p>
+        </w:tc>
+        <w:tc>
+          <w:tcPr>
+            <w:tcW w:type="dxa" w:w="960"/>
+          </w:tcPr>
+          <w:p>
+            <w:r>
+              <w:rPr>
+                <w:sz w:val="15"/>
+              </w:rPr>
+              <w:t>0.43</w:t>
+            </w:r>
+          </w:p>
+        </w:tc>
+        <w:tc>
+          <w:tcPr>
+            <w:tcW w:type="dxa" w:w="960"/>
+          </w:tcPr>
+          <w:p>
+            <w:r>
+              <w:rPr>
+                <w:sz w:val="15"/>
+              </w:rPr>
+              <w:t>0.88</w:t>
+            </w:r>
+          </w:p>
+        </w:tc>
+        <w:tc>
+          <w:tcPr>
+            <w:tcW w:type="dxa" w:w="960"/>
+          </w:tcPr>
+          <w:p>
+            <w:r>
+              <w:rPr>
+                <w:sz w:val="15"/>
+              </w:rPr>
+              <w:t>0.58</w:t>
+            </w:r>
+          </w:p>
+        </w:tc>
+        <w:tc>
+          <w:tcPr>
+            <w:tcW w:type="dxa" w:w="960"/>
+          </w:tcPr>
+          <w:p>
+            <w:r>
+              <w:rPr>
+                <w:sz w:val="15"/>
+              </w:rPr>
+              <w:t>0.60</w:t>
+            </w:r>
+          </w:p>
+        </w:tc>
+        <w:tc>
+          <w:tcPr>
+            <w:tcW w:type="dxa" w:w="960"/>
+          </w:tcPr>
+          <w:p>
+            <w:r>
+              <w:rPr>
+                <w:sz w:val="15"/>
+              </w:rPr>
+              <w:t>0.57</w:t>
+            </w:r>
+          </w:p>
+        </w:tc>
+        <w:tc>
+          <w:tcPr>
+            <w:tcW w:type="dxa" w:w="960"/>
+          </w:tcPr>
+          <w:p>
+            <w:r>
+              <w:rPr>
+                <w:sz w:val="15"/>
+              </w:rPr>
+              <w:t>0.59</w:t>
+            </w:r>
+          </w:p>
+        </w:tc>
+        <w:tc>
+          <w:tcPr>
+            <w:tcW w:type="dxa" w:w="960"/>
+          </w:tcPr>
+          <w:p>
+            <w:r>
+              <w:rPr>
+                <w:sz w:val="15"/>
+              </w:rPr>
+              <w:t>+0.01</w:t>
+            </w:r>
+          </w:p>
+        </w:tc>
+      </w:tr>
+      <w:tr>
+        <w:tc>
+          <w:tcPr>
+            <w:tcW w:type="dxa" w:w="960"/>
+          </w:tcPr>
+          <w:p>
+            <w:r>
+              <w:rPr>
+                <w:sz w:val="15"/>
+              </w:rPr>
+              <w:t>Fire and rescue services</w:t>
+            </w:r>
+          </w:p>
+        </w:tc>
+        <w:tc>
+          <w:tcPr>
+            <w:tcW w:type="dxa" w:w="960"/>
+          </w:tcPr>
+          <w:p>
+            <w:r>
+              <w:rPr>
+                <w:sz w:val="15"/>
+              </w:rPr>
+              <w:t>40</w:t>
+            </w:r>
+          </w:p>
+        </w:tc>
+        <w:tc>
+          <w:tcPr>
+            <w:tcW w:type="dxa" w:w="960"/>
+          </w:tcPr>
+          <w:p>
+            <w:r>
+              <w:rPr>
+                <w:sz w:val="15"/>
+              </w:rPr>
+              <w:t>0.72</w:t>
+            </w:r>
+          </w:p>
+        </w:tc>
+        <w:tc>
+          <w:tcPr>
+            <w:tcW w:type="dxa" w:w="960"/>
+          </w:tcPr>
+          <w:p>
+            <w:r>
+              <w:rPr>
+                <w:sz w:val="15"/>
+              </w:rPr>
+              <w:t>0.85</w:t>
+            </w:r>
+          </w:p>
+        </w:tc>
+        <w:tc>
+          <w:tcPr>
+            <w:tcW w:type="dxa" w:w="960"/>
+          </w:tcPr>
+          <w:p>
+            <w:r>
+              <w:rPr>
+                <w:sz w:val="15"/>
+              </w:rPr>
+              <w:t>0.78</w:t>
+            </w:r>
+          </w:p>
+        </w:tc>
+        <w:tc>
+          <w:tcPr>
+            <w:tcW w:type="dxa" w:w="960"/>
+          </w:tcPr>
+          <w:p>
+            <w:r>
+              <w:rPr>
+                <w:sz w:val="15"/>
+              </w:rPr>
+              <w:t>0.78</w:t>
+            </w:r>
+          </w:p>
+        </w:tc>
+        <w:tc>
+          <w:tcPr>
+            <w:tcW w:type="dxa" w:w="960"/>
+          </w:tcPr>
+          <w:p>
+            <w:r>
+              <w:rPr>
+                <w:sz w:val="15"/>
+              </w:rPr>
+              <w:t>0.80</w:t>
+            </w:r>
+          </w:p>
+        </w:tc>
+        <w:tc>
+          <w:tcPr>
+            <w:tcW w:type="dxa" w:w="960"/>
+          </w:tcPr>
+          <w:p>
+            <w:r>
+              <w:rPr>
+                <w:sz w:val="15"/>
+              </w:rPr>
+              <w:t>0.79</w:t>
+            </w:r>
+          </w:p>
+        </w:tc>
+        <w:tc>
+          <w:tcPr>
+            <w:tcW w:type="dxa" w:w="960"/>
+          </w:tcPr>
+          <w:p>
+            <w:r>
+              <w:rPr>
+                <w:sz w:val="15"/>
+              </w:rPr>
+              <w:t>+0.01</w:t>
+            </w:r>
+          </w:p>
+        </w:tc>
+      </w:tr>
+      <w:tr>
+        <w:tc>
+          <w:tcPr>
+            <w:tcW w:type="dxa" w:w="960"/>
+          </w:tcPr>
+          <w:p>
+            <w:r>
+              <w:rPr>
+                <w:sz w:val="15"/>
+              </w:rPr>
+              <w:t>Beaches, coastal management and erosion</w:t>
+            </w:r>
+          </w:p>
+        </w:tc>
+        <w:tc>
+          <w:tcPr>
+            <w:tcW w:type="dxa" w:w="960"/>
+          </w:tcPr>
+          <w:p>
+            <w:r>
+              <w:rPr>
+                <w:sz w:val="15"/>
+              </w:rPr>
+              <w:t>46</w:t>
+            </w:r>
+          </w:p>
+        </w:tc>
+        <w:tc>
+          <w:tcPr>
+            <w:tcW w:type="dxa" w:w="960"/>
+          </w:tcPr>
+          <w:p>
+            <w:r>
+              <w:rPr>
+                <w:sz w:val="15"/>
+              </w:rPr>
+              <w:t>0.62</w:t>
+            </w:r>
+          </w:p>
+        </w:tc>
+        <w:tc>
+          <w:tcPr>
+            <w:tcW w:type="dxa" w:w="960"/>
+          </w:tcPr>
+          <w:p>
+            <w:r>
+              <w:rPr>
+                <w:sz w:val="15"/>
+              </w:rPr>
+              <w:t>0.61</w:t>
+            </w:r>
+          </w:p>
+        </w:tc>
+        <w:tc>
+          <w:tcPr>
+            <w:tcW w:type="dxa" w:w="960"/>
+          </w:tcPr>
+          <w:p>
+            <w:r>
+              <w:rPr>
+                <w:sz w:val="15"/>
+              </w:rPr>
+              <w:t>0.62</w:t>
+            </w:r>
+          </w:p>
+        </w:tc>
+        <w:tc>
+          <w:tcPr>
+            <w:tcW w:type="dxa" w:w="960"/>
+          </w:tcPr>
+          <w:p>
+            <w:r>
+              <w:rPr>
+                <w:sz w:val="15"/>
+              </w:rPr>
+              <w:t>0.62</w:t>
+            </w:r>
+          </w:p>
+        </w:tc>
+        <w:tc>
+          <w:tcPr>
+            <w:tcW w:type="dxa" w:w="960"/>
+          </w:tcPr>
+          <w:p>
+            <w:r>
+              <w:rPr>
+                <w:sz w:val="15"/>
+              </w:rPr>
+              <w:t>0.61</w:t>
+            </w:r>
+          </w:p>
+        </w:tc>
+        <w:tc>
+          <w:tcPr>
+            <w:tcW w:type="dxa" w:w="960"/>
+          </w:tcPr>
+          <w:p>
+            <w:r>
+              <w:rPr>
+                <w:sz w:val="15"/>
+              </w:rPr>
+              <w:t>0.62</w:t>
+            </w:r>
+          </w:p>
+        </w:tc>
+        <w:tc>
+          <w:tcPr>
+            <w:tcW w:type="dxa" w:w="960"/>
+          </w:tcPr>
+          <w:p>
+            <w:r>
+              <w:rPr>
+                <w:sz w:val="15"/>
+              </w:rPr>
+              <w:t>+0.00</w:t>
+            </w:r>
+          </w:p>
+        </w:tc>
+      </w:tr>
+      <w:tr>
+        <w:tc>
+          <w:tcPr>
+            <w:tcW w:type="dxa" w:w="960"/>
+          </w:tcPr>
+          <w:p>
+            <w:r>
+              <w:rPr>
+                <w:sz w:val="15"/>
+              </w:rPr>
+              <w:t>Rodrigues regional governance and development</w:t>
+            </w:r>
+          </w:p>
+        </w:tc>
+        <w:tc>
+          <w:tcPr>
+            <w:tcW w:type="dxa" w:w="960"/>
+          </w:tcPr>
+          <w:p>
+            <w:r>
+              <w:rPr>
+                <w:sz w:val="15"/>
+              </w:rPr>
+              <w:t>73</w:t>
+            </w:r>
+          </w:p>
+        </w:tc>
+        <w:tc>
+          <w:tcPr>
+            <w:tcW w:type="dxa" w:w="960"/>
+          </w:tcPr>
+          <w:p>
+            <w:r>
+              <w:rPr>
+                <w:sz w:val="15"/>
+              </w:rPr>
+              <w:t>0.70</w:t>
+            </w:r>
+          </w:p>
+        </w:tc>
+        <w:tc>
+          <w:tcPr>
+            <w:tcW w:type="dxa" w:w="960"/>
+          </w:tcPr>
+          <w:p>
+            <w:r>
+              <w:rPr>
+                <w:sz w:val="15"/>
+              </w:rPr>
+              <w:t>0.88</w:t>
+            </w:r>
+          </w:p>
+        </w:tc>
+        <w:tc>
+          <w:tcPr>
+            <w:tcW w:type="dxa" w:w="960"/>
+          </w:tcPr>
+          <w:p>
+            <w:r>
+              <w:rPr>
+                <w:sz w:val="15"/>
+              </w:rPr>
+              <w:t>0.78</w:t>
+            </w:r>
+          </w:p>
+        </w:tc>
+        <w:tc>
+          <w:tcPr>
+            <w:tcW w:type="dxa" w:w="960"/>
+          </w:tcPr>
+          <w:p>
+            <w:r>
+              <w:rPr>
+                <w:sz w:val="15"/>
+              </w:rPr>
+              <w:t>0.72</w:t>
+            </w:r>
+          </w:p>
+        </w:tc>
+        <w:tc>
+          <w:tcPr>
+            <w:tcW w:type="dxa" w:w="960"/>
+          </w:tcPr>
+          <w:p>
+            <w:r>
+              <w:rPr>
+                <w:sz w:val="15"/>
+              </w:rPr>
+              <w:t>0.85</w:t>
+            </w:r>
+          </w:p>
+        </w:tc>
+        <w:tc>
+          <w:tcPr>
+            <w:tcW w:type="dxa" w:w="960"/>
+          </w:tcPr>
+          <w:p>
+            <w:r>
+              <w:rPr>
+                <w:sz w:val="15"/>
+              </w:rPr>
+              <w:t>0.78</w:t>
+            </w:r>
+          </w:p>
+        </w:tc>
+        <w:tc>
+          <w:tcPr>
+            <w:tcW w:type="dxa" w:w="960"/>
+          </w:tcPr>
+          <w:p>
+            <w:r>
+              <w:rPr>
+                <w:sz w:val="15"/>
+              </w:rPr>
+              <w:t>+0.00</w:t>
+            </w:r>
+          </w:p>
+        </w:tc>
+      </w:tr>
+      <w:tr>
+        <w:tc>
+          <w:tcPr>
+            <w:tcW w:type="dxa" w:w="960"/>
+          </w:tcPr>
+          <w:p>
+            <w:r>
+              <w:rPr>
+                <w:sz w:val="15"/>
+              </w:rPr>
+              <w:t>Bus services, routes and public transport</w:t>
+            </w:r>
+          </w:p>
+        </w:tc>
+        <w:tc>
+          <w:tcPr>
+            <w:tcW w:type="dxa" w:w="960"/>
+          </w:tcPr>
+          <w:p>
+            <w:r>
+              <w:rPr>
+                <w:sz w:val="15"/>
+              </w:rPr>
+              <w:t>65</w:t>
+            </w:r>
+          </w:p>
+        </w:tc>
+        <w:tc>
+          <w:tcPr>
+            <w:tcW w:type="dxa" w:w="960"/>
+          </w:tcPr>
+          <w:p>
+            <w:r>
+              <w:rPr>
+                <w:sz w:val="15"/>
+              </w:rPr>
+              <w:t>0.69</w:t>
+            </w:r>
+          </w:p>
+        </w:tc>
+        <w:tc>
+          <w:tcPr>
+            <w:tcW w:type="dxa" w:w="960"/>
+          </w:tcPr>
+          <w:p>
+            <w:r>
+              <w:rPr>
+                <w:sz w:val="15"/>
+              </w:rPr>
+              <w:t>0.82</w:t>
+            </w:r>
+          </w:p>
+        </w:tc>
+        <w:tc>
+          <w:tcPr>
+            <w:tcW w:type="dxa" w:w="960"/>
+          </w:tcPr>
+          <w:p>
+            <w:r>
+              <w:rPr>
+                <w:sz w:val="15"/>
+              </w:rPr>
+              <w:t>0.75</w:t>
+            </w:r>
+          </w:p>
+        </w:tc>
+        <w:tc>
+          <w:tcPr>
+            <w:tcW w:type="dxa" w:w="960"/>
+          </w:tcPr>
+          <w:p>
+            <w:r>
+              <w:rPr>
+                <w:sz w:val="15"/>
+              </w:rPr>
+              <w:t>0.69</w:t>
+            </w:r>
+          </w:p>
+        </w:tc>
+        <w:tc>
+          <w:tcPr>
+            <w:tcW w:type="dxa" w:w="960"/>
+          </w:tcPr>
+          <w:p>
+            <w:r>
+              <w:rPr>
+                <w:sz w:val="15"/>
+              </w:rPr>
+              <w:t>0.80</w:t>
+            </w:r>
+          </w:p>
+        </w:tc>
+        <w:tc>
+          <w:tcPr>
+            <w:tcW w:type="dxa" w:w="960"/>
+          </w:tcPr>
+          <w:p>
+            <w:r>
+              <w:rPr>
+                <w:sz w:val="15"/>
+              </w:rPr>
+              <w:t>0.74</w:t>
+            </w:r>
+          </w:p>
+        </w:tc>
+        <w:tc>
+          <w:tcPr>
+            <w:tcW w:type="dxa" w:w="960"/>
+          </w:tcPr>
+          <w:p>
+            <w:r>
+              <w:rPr>
+                <w:sz w:val="15"/>
+              </w:rPr>
+              <w:t>-0.01</w:t>
+            </w:r>
+          </w:p>
+        </w:tc>
+      </w:tr>
+      <w:tr>
+        <w:tc>
+          <w:tcPr>
+            <w:tcW w:type="dxa" w:w="960"/>
+          </w:tcPr>
+          <w:p>
+            <w:r>
+              <w:rPr>
+                <w:sz w:val="15"/>
+              </w:rPr>
+              <w:t>Hajj pilgrimage and Saudi Arabia</w:t>
+            </w:r>
+          </w:p>
+        </w:tc>
+        <w:tc>
+          <w:tcPr>
+            <w:tcW w:type="dxa" w:w="960"/>
+          </w:tcPr>
+          <w:p>
+            <w:r>
+              <w:rPr>
+                <w:sz w:val="15"/>
+              </w:rPr>
+              <w:t>44</w:t>
+            </w:r>
+          </w:p>
+        </w:tc>
+        <w:tc>
+          <w:tcPr>
+            <w:tcW w:type="dxa" w:w="960"/>
+          </w:tcPr>
+          <w:p>
+            <w:r>
+              <w:rPr>
+                <w:sz w:val="15"/>
+              </w:rPr>
+              <w:t>0.60</w:t>
+            </w:r>
+          </w:p>
+        </w:tc>
+        <w:tc>
+          <w:tcPr>
+            <w:tcW w:type="dxa" w:w="960"/>
+          </w:tcPr>
+          <w:p>
+            <w:r>
+              <w:rPr>
+                <w:sz w:val="15"/>
+              </w:rPr>
+              <w:t>0.86</w:t>
+            </w:r>
+          </w:p>
+        </w:tc>
+        <w:tc>
+          <w:tcPr>
+            <w:tcW w:type="dxa" w:w="960"/>
+          </w:tcPr>
+          <w:p>
+            <w:r>
+              <w:rPr>
+                <w:sz w:val="15"/>
+              </w:rPr>
+              <w:t>0.71</w:t>
+            </w:r>
+          </w:p>
+        </w:tc>
+        <w:tc>
+          <w:tcPr>
+            <w:tcW w:type="dxa" w:w="960"/>
+          </w:tcPr>
+          <w:p>
+            <w:r>
+              <w:rPr>
+                <w:sz w:val="15"/>
+              </w:rPr>
+              <w:t>0.58</w:t>
+            </w:r>
+          </w:p>
+        </w:tc>
+        <w:tc>
+          <w:tcPr>
+            <w:tcW w:type="dxa" w:w="960"/>
+          </w:tcPr>
+          <w:p>
+            <w:r>
+              <w:rPr>
+                <w:sz w:val="15"/>
+              </w:rPr>
+              <w:t>0.86</w:t>
+            </w:r>
+          </w:p>
+        </w:tc>
+        <w:tc>
+          <w:tcPr>
+            <w:tcW w:type="dxa" w:w="960"/>
+          </w:tcPr>
+          <w:p>
+            <w:r>
+              <w:rPr>
+                <w:sz w:val="15"/>
+              </w:rPr>
+              <w:t>0.70</w:t>
+            </w:r>
+          </w:p>
+        </w:tc>
+        <w:tc>
+          <w:tcPr>
+            <w:tcW w:type="dxa" w:w="960"/>
+          </w:tcPr>
+          <w:p>
+            <w:r>
+              <w:rPr>
+                <w:sz w:val="15"/>
+              </w:rPr>
+              <w:t>-0.01</w:t>
+            </w:r>
+          </w:p>
+        </w:tc>
+      </w:tr>
+      <w:tr>
+        <w:tc>
+          <w:tcPr>
+            <w:tcW w:type="dxa" w:w="960"/>
+          </w:tcPr>
+          <w:p>
+            <w:r>
+              <w:rPr>
+                <w:sz w:val="15"/>
+              </w:rPr>
+              <w:t>Motor vehicles, imports and NLTA regulation</w:t>
+            </w:r>
+          </w:p>
+        </w:tc>
+        <w:tc>
+          <w:tcPr>
+            <w:tcW w:type="dxa" w:w="960"/>
+          </w:tcPr>
+          <w:p>
+            <w:r>
+              <w:rPr>
+                <w:sz w:val="15"/>
+              </w:rPr>
+              <w:t>32</w:t>
+            </w:r>
+          </w:p>
+        </w:tc>
+        <w:tc>
+          <w:tcPr>
+            <w:tcW w:type="dxa" w:w="960"/>
+          </w:tcPr>
+          <w:p>
+            <w:r>
+              <w:rPr>
+                <w:sz w:val="15"/>
+              </w:rPr>
+              <w:t>0.71</w:t>
+            </w:r>
+          </w:p>
+        </w:tc>
+        <w:tc>
+          <w:tcPr>
+            <w:tcW w:type="dxa" w:w="960"/>
+          </w:tcPr>
+          <w:p>
+            <w:r>
+              <w:rPr>
+                <w:sz w:val="15"/>
+              </w:rPr>
+              <w:t>0.75</w:t>
+            </w:r>
+          </w:p>
+        </w:tc>
+        <w:tc>
+          <w:tcPr>
+            <w:tcW w:type="dxa" w:w="960"/>
+          </w:tcPr>
+          <w:p>
+            <w:r>
+              <w:rPr>
+                <w:sz w:val="15"/>
+              </w:rPr>
+              <w:t>0.73</w:t>
+            </w:r>
+          </w:p>
+        </w:tc>
+        <w:tc>
+          <w:tcPr>
+            <w:tcW w:type="dxa" w:w="960"/>
+          </w:tcPr>
+          <w:p>
+            <w:r>
+              <w:rPr>
+                <w:sz w:val="15"/>
+              </w:rPr>
+              <w:t>0.69</w:t>
+            </w:r>
+          </w:p>
+        </w:tc>
+        <w:tc>
+          <w:tcPr>
+            <w:tcW w:type="dxa" w:w="960"/>
+          </w:tcPr>
+          <w:p>
+            <w:r>
+              <w:rPr>
+                <w:sz w:val="15"/>
+              </w:rPr>
+              <w:t>0.75</w:t>
+            </w:r>
+          </w:p>
+        </w:tc>
+        <w:tc>
+          <w:tcPr>
+            <w:tcW w:type="dxa" w:w="960"/>
+          </w:tcPr>
+          <w:p>
+            <w:r>
+              <w:rPr>
+                <w:sz w:val="15"/>
+              </w:rPr>
+              <w:t>0.72</w:t>
+            </w:r>
+          </w:p>
+        </w:tc>
+        <w:tc>
+          <w:tcPr>
+            <w:tcW w:type="dxa" w:w="960"/>
+          </w:tcPr>
+          <w:p>
+            <w:r>
+              <w:rPr>
+                <w:sz w:val="15"/>
+              </w:rPr>
+              <w:t>-0.01</w:t>
+            </w:r>
+          </w:p>
+        </w:tc>
+      </w:tr>
+      <w:tr>
+        <w:tc>
+          <w:tcPr>
+            <w:tcW w:type="dxa" w:w="960"/>
+          </w:tcPr>
+          <w:p>
+            <w:r>
+              <w:rPr>
+                <w:sz w:val="15"/>
+              </w:rPr>
+              <w:t>Road safety, driving and traffic accidents</w:t>
+            </w:r>
+          </w:p>
+        </w:tc>
+        <w:tc>
+          <w:tcPr>
+            <w:tcW w:type="dxa" w:w="960"/>
+          </w:tcPr>
+          <w:p>
+            <w:r>
+              <w:rPr>
+                <w:sz w:val="15"/>
+              </w:rPr>
+              <w:t>65</w:t>
+            </w:r>
+          </w:p>
+        </w:tc>
+        <w:tc>
+          <w:tcPr>
+            <w:tcW w:type="dxa" w:w="960"/>
+          </w:tcPr>
+          <w:p>
+            <w:r>
+              <w:rPr>
+                <w:sz w:val="15"/>
+              </w:rPr>
+              <w:t>0.53</w:t>
+            </w:r>
+          </w:p>
+        </w:tc>
+        <w:tc>
+          <w:tcPr>
+            <w:tcW w:type="dxa" w:w="960"/>
+          </w:tcPr>
+          <w:p>
+            <w:r>
+              <w:rPr>
+                <w:sz w:val="15"/>
+              </w:rPr>
+              <w:t>0.66</w:t>
+            </w:r>
+          </w:p>
+        </w:tc>
+        <w:tc>
+          <w:tcPr>
+            <w:tcW w:type="dxa" w:w="960"/>
+          </w:tcPr>
+          <w:p>
+            <w:r>
+              <w:rPr>
+                <w:sz w:val="15"/>
+              </w:rPr>
+              <w:t>0.59</w:t>
+            </w:r>
+          </w:p>
+        </w:tc>
+        <w:tc>
+          <w:tcPr>
+            <w:tcW w:type="dxa" w:w="960"/>
+          </w:tcPr>
+          <w:p>
+            <w:r>
+              <w:rPr>
+                <w:sz w:val="15"/>
+              </w:rPr>
+              <w:t>0.60</w:t>
+            </w:r>
+          </w:p>
+        </w:tc>
+        <w:tc>
+          <w:tcPr>
+            <w:tcW w:type="dxa" w:w="960"/>
+          </w:tcPr>
+          <w:p>
+            <w:r>
+              <w:rPr>
+                <w:sz w:val="15"/>
+              </w:rPr>
+              <w:t>0.55</w:t>
+            </w:r>
+          </w:p>
+        </w:tc>
+        <w:tc>
+          <w:tcPr>
+            <w:tcW w:type="dxa" w:w="960"/>
+          </w:tcPr>
+          <w:p>
+            <w:r>
+              <w:rPr>
+                <w:sz w:val="15"/>
+              </w:rPr>
+              <w:t>0.58</w:t>
+            </w:r>
+          </w:p>
+        </w:tc>
+        <w:tc>
+          <w:tcPr>
+            <w:tcW w:type="dxa" w:w="960"/>
+          </w:tcPr>
+          <w:p>
+            <w:r>
+              <w:rPr>
+                <w:sz w:val="15"/>
+              </w:rPr>
+              <w:t>-0.01</w:t>
+            </w:r>
+          </w:p>
+        </w:tc>
+      </w:tr>
+      <w:tr>
+        <w:tc>
+          <w:tcPr>
+            <w:tcW w:type="dxa" w:w="960"/>
+          </w:tcPr>
+          <w:p>
+            <w:r>
+              <w:rPr>
+                <w:sz w:val="15"/>
+              </w:rPr>
+              <w:t>Sugar, agriculture and food production</w:t>
+            </w:r>
+          </w:p>
+        </w:tc>
+        <w:tc>
+          <w:tcPr>
+            <w:tcW w:type="dxa" w:w="960"/>
+          </w:tcPr>
+          <w:p>
+            <w:r>
+              <w:rPr>
+                <w:sz w:val="15"/>
+              </w:rPr>
+              <w:t>107</w:t>
+            </w:r>
+          </w:p>
+        </w:tc>
+        <w:tc>
+          <w:tcPr>
+            <w:tcW w:type="dxa" w:w="960"/>
+          </w:tcPr>
+          <w:p>
+            <w:r>
+              <w:rPr>
+                <w:sz w:val="15"/>
+              </w:rPr>
+              <w:t>0.67</w:t>
+            </w:r>
+          </w:p>
+        </w:tc>
+        <w:tc>
+          <w:tcPr>
+            <w:tcW w:type="dxa" w:w="960"/>
+          </w:tcPr>
+          <w:p>
+            <w:r>
+              <w:rPr>
+                <w:sz w:val="15"/>
+              </w:rPr>
+              <w:t>0.81</w:t>
+            </w:r>
+          </w:p>
+        </w:tc>
+        <w:tc>
+          <w:tcPr>
+            <w:tcW w:type="dxa" w:w="960"/>
+          </w:tcPr>
+          <w:p>
+            <w:r>
+              <w:rPr>
+                <w:sz w:val="15"/>
+              </w:rPr>
+              <w:t>0.74</w:t>
+            </w:r>
+          </w:p>
+        </w:tc>
+        <w:tc>
+          <w:tcPr>
+            <w:tcW w:type="dxa" w:w="960"/>
+          </w:tcPr>
+          <w:p>
+            <w:r>
+              <w:rPr>
+                <w:sz w:val="15"/>
+              </w:rPr>
+              <w:t>0.66</w:t>
+            </w:r>
+          </w:p>
+        </w:tc>
+        <w:tc>
+          <w:tcPr>
+            <w:tcW w:type="dxa" w:w="960"/>
+          </w:tcPr>
+          <w:p>
+            <w:r>
+              <w:rPr>
+                <w:sz w:val="15"/>
+              </w:rPr>
+              <w:t>0.82</w:t>
+            </w:r>
+          </w:p>
+        </w:tc>
+        <w:tc>
+          <w:tcPr>
+            <w:tcW w:type="dxa" w:w="960"/>
+          </w:tcPr>
+          <w:p>
+            <w:r>
+              <w:rPr>
+                <w:sz w:val="15"/>
+              </w:rPr>
+              <w:t>0.73</w:t>
+            </w:r>
+          </w:p>
+        </w:tc>
+        <w:tc>
+          <w:tcPr>
+            <w:tcW w:type="dxa" w:w="960"/>
+          </w:tcPr>
+          <w:p>
+            <w:r>
+              <w:rPr>
+                <w:sz w:val="15"/>
+              </w:rPr>
+              <w:t>-0.01</w:t>
+            </w:r>
+          </w:p>
+        </w:tc>
+      </w:tr>
+      <w:tr>
+        <w:tc>
+          <w:tcPr>
+            <w:tcW w:type="dxa" w:w="960"/>
+          </w:tcPr>
+          <w:p>
+            <w:r>
+              <w:rPr>
+                <w:sz w:val="15"/>
+              </w:rPr>
+              <w:t>Tourism, hotels and visitor economy</w:t>
+            </w:r>
+          </w:p>
+        </w:tc>
+        <w:tc>
+          <w:tcPr>
+            <w:tcW w:type="dxa" w:w="960"/>
+          </w:tcPr>
+          <w:p>
+            <w:r>
+              <w:rPr>
+                <w:sz w:val="15"/>
+              </w:rPr>
+              <w:t>69</w:t>
+            </w:r>
+          </w:p>
+        </w:tc>
+        <w:tc>
+          <w:tcPr>
+            <w:tcW w:type="dxa" w:w="960"/>
+          </w:tcPr>
+          <w:p>
+            <w:r>
+              <w:rPr>
+                <w:sz w:val="15"/>
+              </w:rPr>
+              <w:t>0.68</w:t>
+            </w:r>
+          </w:p>
+        </w:tc>
+        <w:tc>
+          <w:tcPr>
+            <w:tcW w:type="dxa" w:w="960"/>
+          </w:tcPr>
+          <w:p>
+            <w:r>
+              <w:rPr>
+                <w:sz w:val="15"/>
+              </w:rPr>
+              <w:t>0.72</w:t>
+            </w:r>
+          </w:p>
+        </w:tc>
+        <w:tc>
+          <w:tcPr>
+            <w:tcW w:type="dxa" w:w="960"/>
+          </w:tcPr>
+          <w:p>
+            <w:r>
+              <w:rPr>
+                <w:sz w:val="15"/>
+              </w:rPr>
+              <w:t>0.70</w:t>
+            </w:r>
+          </w:p>
+        </w:tc>
+        <w:tc>
+          <w:tcPr>
+            <w:tcW w:type="dxa" w:w="960"/>
+          </w:tcPr>
+          <w:p>
+            <w:r>
+              <w:rPr>
+                <w:sz w:val="15"/>
+              </w:rPr>
+              <w:t>0.65</w:t>
+            </w:r>
+          </w:p>
+        </w:tc>
+        <w:tc>
+          <w:tcPr>
+            <w:tcW w:type="dxa" w:w="960"/>
+          </w:tcPr>
+          <w:p>
+            <w:r>
+              <w:rPr>
+                <w:sz w:val="15"/>
+              </w:rPr>
+              <w:t>0.74</w:t>
+            </w:r>
+          </w:p>
+        </w:tc>
+        <w:tc>
+          <w:tcPr>
+            <w:tcW w:type="dxa" w:w="960"/>
+          </w:tcPr>
+          <w:p>
+            <w:r>
+              <w:rPr>
+                <w:sz w:val="15"/>
+              </w:rPr>
+              <w:t>0.69</w:t>
+            </w:r>
+          </w:p>
+        </w:tc>
+        <w:tc>
+          <w:tcPr>
+            <w:tcW w:type="dxa" w:w="960"/>
+          </w:tcPr>
+          <w:p>
+            <w:r>
+              <w:rPr>
+                <w:sz w:val="15"/>
+              </w:rPr>
+              <w:t>-0.01</w:t>
+            </w:r>
+          </w:p>
+        </w:tc>
+      </w:tr>
+      <w:tr>
+        <w:tc>
+          <w:tcPr>
+            <w:tcW w:type="dxa" w:w="960"/>
+          </w:tcPr>
+          <w:p>
+            <w:r>
+              <w:rPr>
+                <w:sz w:val="15"/>
+              </w:rPr>
+              <w:t>Metro Express and light-rail transport</w:t>
+            </w:r>
+          </w:p>
+        </w:tc>
+        <w:tc>
+          <w:tcPr>
+            <w:tcW w:type="dxa" w:w="960"/>
+          </w:tcPr>
+          <w:p>
+            <w:r>
+              <w:rPr>
+                <w:sz w:val="15"/>
+              </w:rPr>
+              <w:t>64</w:t>
+            </w:r>
+          </w:p>
+        </w:tc>
+        <w:tc>
+          <w:tcPr>
+            <w:tcW w:type="dxa" w:w="960"/>
+          </w:tcPr>
+          <w:p>
+            <w:r>
+              <w:rPr>
+                <w:sz w:val="15"/>
+              </w:rPr>
+              <w:t>0.70</w:t>
+            </w:r>
+          </w:p>
+        </w:tc>
+        <w:tc>
+          <w:tcPr>
+            <w:tcW w:type="dxa" w:w="960"/>
+          </w:tcPr>
+          <w:p>
+            <w:r>
+              <w:rPr>
+                <w:sz w:val="15"/>
+              </w:rPr>
+              <w:t>0.75</w:t>
+            </w:r>
+          </w:p>
+        </w:tc>
+        <w:tc>
+          <w:tcPr>
+            <w:tcW w:type="dxa" w:w="960"/>
+          </w:tcPr>
+          <w:p>
+            <w:r>
+              <w:rPr>
+                <w:sz w:val="15"/>
+              </w:rPr>
+              <w:t>0.72</w:t>
+            </w:r>
+          </w:p>
+        </w:tc>
+        <w:tc>
+          <w:tcPr>
+            <w:tcW w:type="dxa" w:w="960"/>
+          </w:tcPr>
+          <w:p>
+            <w:r>
+              <w:rPr>
+                <w:sz w:val="15"/>
+              </w:rPr>
+              <w:t>0.64</w:t>
+            </w:r>
+          </w:p>
+        </w:tc>
+        <w:tc>
+          <w:tcPr>
+            <w:tcW w:type="dxa" w:w="960"/>
+          </w:tcPr>
+          <w:p>
+            <w:r>
+              <w:rPr>
+                <w:sz w:val="15"/>
+              </w:rPr>
+              <w:t>0.77</w:t>
+            </w:r>
+          </w:p>
+        </w:tc>
+        <w:tc>
+          <w:tcPr>
+            <w:tcW w:type="dxa" w:w="960"/>
+          </w:tcPr>
+          <w:p>
+            <w:r>
+              <w:rPr>
+                <w:sz w:val="15"/>
+              </w:rPr>
+              <w:t>0.70</w:t>
+            </w:r>
+          </w:p>
+        </w:tc>
+        <w:tc>
+          <w:tcPr>
+            <w:tcW w:type="dxa" w:w="960"/>
+          </w:tcPr>
+          <w:p>
+            <w:r>
+              <w:rPr>
+                <w:sz w:val="15"/>
+              </w:rPr>
+              <w:t>-0.02</w:t>
+            </w:r>
+          </w:p>
+        </w:tc>
+      </w:tr>
+      <w:tr>
+        <w:tc>
+          <w:tcPr>
+            <w:tcW w:type="dxa" w:w="960"/>
+          </w:tcPr>
+          <w:p>
+            <w:r>
+              <w:rPr>
+                <w:sz w:val="15"/>
+              </w:rPr>
+              <w:t>Arts, culture, artists and copyright</w:t>
+            </w:r>
+          </w:p>
+        </w:tc>
+        <w:tc>
+          <w:tcPr>
+            <w:tcW w:type="dxa" w:w="960"/>
+          </w:tcPr>
+          <w:p>
+            <w:r>
+              <w:rPr>
+                <w:sz w:val="15"/>
+              </w:rPr>
+              <w:t>38</w:t>
+            </w:r>
+          </w:p>
+        </w:tc>
+        <w:tc>
+          <w:tcPr>
+            <w:tcW w:type="dxa" w:w="960"/>
+          </w:tcPr>
+          <w:p>
+            <w:r>
+              <w:rPr>
+                <w:sz w:val="15"/>
+              </w:rPr>
+              <w:t>0.53</w:t>
+            </w:r>
+          </w:p>
+        </w:tc>
+        <w:tc>
+          <w:tcPr>
+            <w:tcW w:type="dxa" w:w="960"/>
+          </w:tcPr>
+          <w:p>
+            <w:r>
+              <w:rPr>
+                <w:sz w:val="15"/>
+              </w:rPr>
+              <w:t>0.82</w:t>
+            </w:r>
+          </w:p>
+        </w:tc>
+        <w:tc>
+          <w:tcPr>
+            <w:tcW w:type="dxa" w:w="960"/>
+          </w:tcPr>
+          <w:p>
+            <w:r>
+              <w:rPr>
+                <w:sz w:val="15"/>
+              </w:rPr>
+              <w:t>0.64</w:t>
+            </w:r>
+          </w:p>
+        </w:tc>
+        <w:tc>
+          <w:tcPr>
+            <w:tcW w:type="dxa" w:w="960"/>
+          </w:tcPr>
+          <w:p>
+            <w:r>
+              <w:rPr>
+                <w:sz w:val="15"/>
+              </w:rPr>
+              <w:t>0.55</w:t>
+            </w:r>
+          </w:p>
+        </w:tc>
+        <w:tc>
+          <w:tcPr>
+            <w:tcW w:type="dxa" w:w="960"/>
+          </w:tcPr>
+          <w:p>
+            <w:r>
+              <w:rPr>
+                <w:sz w:val="15"/>
+              </w:rPr>
+              <w:t>0.68</w:t>
+            </w:r>
+          </w:p>
+        </w:tc>
+        <w:tc>
+          <w:tcPr>
+            <w:tcW w:type="dxa" w:w="960"/>
+          </w:tcPr>
+          <w:p>
+            <w:r>
+              <w:rPr>
+                <w:sz w:val="15"/>
+              </w:rPr>
+              <w:t>0.61</w:t>
+            </w:r>
+          </w:p>
+        </w:tc>
+        <w:tc>
+          <w:tcPr>
+            <w:tcW w:type="dxa" w:w="960"/>
+          </w:tcPr>
+          <w:p>
+            <w:r>
+              <w:rPr>
+                <w:sz w:val="15"/>
+              </w:rPr>
+              <w:t>-0.03</w:t>
+            </w:r>
+          </w:p>
+        </w:tc>
+      </w:tr>
+      <w:tr>
+        <w:tc>
+          <w:tcPr>
+            <w:tcW w:type="dxa" w:w="960"/>
+          </w:tcPr>
+          <w:p>
+            <w:r>
+              <w:rPr>
+                <w:sz w:val="15"/>
+              </w:rPr>
+              <w:t>MBC broadcasting, news and media governance</w:t>
+            </w:r>
+          </w:p>
+        </w:tc>
+        <w:tc>
+          <w:tcPr>
+            <w:tcW w:type="dxa" w:w="960"/>
+          </w:tcPr>
+          <w:p>
+            <w:r>
+              <w:rPr>
+                <w:sz w:val="15"/>
+              </w:rPr>
+              <w:t>22</w:t>
+            </w:r>
+          </w:p>
+        </w:tc>
+        <w:tc>
+          <w:tcPr>
+            <w:tcW w:type="dxa" w:w="960"/>
+          </w:tcPr>
+          <w:p>
+            <w:r>
+              <w:rPr>
+                <w:sz w:val="15"/>
+              </w:rPr>
+              <w:t>0.55</w:t>
+            </w:r>
+          </w:p>
+        </w:tc>
+        <w:tc>
+          <w:tcPr>
+            <w:tcW w:type="dxa" w:w="960"/>
+          </w:tcPr>
+          <w:p>
+            <w:r>
+              <w:rPr>
+                <w:sz w:val="15"/>
+              </w:rPr>
+              <w:t>0.82</w:t>
+            </w:r>
+          </w:p>
+        </w:tc>
+        <w:tc>
+          <w:tcPr>
+            <w:tcW w:type="dxa" w:w="960"/>
+          </w:tcPr>
+          <w:p>
+            <w:r>
+              <w:rPr>
+                <w:sz w:val="15"/>
+              </w:rPr>
+              <w:t>0.65</w:t>
+            </w:r>
+          </w:p>
+        </w:tc>
+        <w:tc>
+          <w:tcPr>
+            <w:tcW w:type="dxa" w:w="960"/>
+          </w:tcPr>
+          <w:p>
+            <w:r>
+              <w:rPr>
+                <w:sz w:val="15"/>
+              </w:rPr>
+              <w:t>0.52</w:t>
+            </w:r>
+          </w:p>
+        </w:tc>
+        <w:tc>
+          <w:tcPr>
+            <w:tcW w:type="dxa" w:w="960"/>
+          </w:tcPr>
+          <w:p>
+            <w:r>
+              <w:rPr>
+                <w:sz w:val="15"/>
+              </w:rPr>
+              <w:t>0.77</w:t>
+            </w:r>
+          </w:p>
+        </w:tc>
+        <w:tc>
+          <w:tcPr>
+            <w:tcW w:type="dxa" w:w="960"/>
+          </w:tcPr>
+          <w:p>
+            <w:r>
+              <w:rPr>
+                <w:sz w:val="15"/>
+              </w:rPr>
+              <w:t>0.62</w:t>
+            </w:r>
+          </w:p>
+        </w:tc>
+        <w:tc>
+          <w:tcPr>
+            <w:tcW w:type="dxa" w:w="960"/>
+          </w:tcPr>
+          <w:p>
+            <w:r>
+              <w:rPr>
+                <w:sz w:val="15"/>
+              </w:rPr>
+              <w:t>-0.03</w:t>
+            </w:r>
+          </w:p>
+        </w:tc>
+      </w:tr>
+      <w:tr>
+        <w:tc>
+          <w:tcPr>
+            <w:tcW w:type="dxa" w:w="960"/>
+          </w:tcPr>
+          <w:p>
+            <w:r>
+              <w:rPr>
+                <w:sz w:val="15"/>
+              </w:rPr>
+              <w:t>Banking, financial sector and public funds</w:t>
+            </w:r>
+          </w:p>
+        </w:tc>
+        <w:tc>
+          <w:tcPr>
+            <w:tcW w:type="dxa" w:w="960"/>
+          </w:tcPr>
+          <w:p>
+            <w:r>
+              <w:rPr>
+                <w:sz w:val="15"/>
+              </w:rPr>
+              <w:t>102</w:t>
+            </w:r>
+          </w:p>
+        </w:tc>
+        <w:tc>
+          <w:tcPr>
+            <w:tcW w:type="dxa" w:w="960"/>
+          </w:tcPr>
+          <w:p>
+            <w:r>
+              <w:rPr>
+                <w:sz w:val="15"/>
+              </w:rPr>
+              <w:t>0.53</w:t>
+            </w:r>
+          </w:p>
+        </w:tc>
+        <w:tc>
+          <w:tcPr>
+            <w:tcW w:type="dxa" w:w="960"/>
+          </w:tcPr>
+          <w:p>
+            <w:r>
+              <w:rPr>
+                <w:sz w:val="15"/>
+              </w:rPr>
+              <w:t>0.64</w:t>
+            </w:r>
+          </w:p>
+        </w:tc>
+        <w:tc>
+          <w:tcPr>
+            <w:tcW w:type="dxa" w:w="960"/>
+          </w:tcPr>
+          <w:p>
+            <w:r>
+              <w:rPr>
+                <w:sz w:val="15"/>
+              </w:rPr>
+              <w:t>0.58</w:t>
+            </w:r>
+          </w:p>
+        </w:tc>
+        <w:tc>
+          <w:tcPr>
+            <w:tcW w:type="dxa" w:w="960"/>
+          </w:tcPr>
+          <w:p>
+            <w:r>
+              <w:rPr>
+                <w:sz w:val="15"/>
+              </w:rPr>
+              <w:t>0.48</w:t>
+            </w:r>
+          </w:p>
+        </w:tc>
+        <w:tc>
+          <w:tcPr>
+            <w:tcW w:type="dxa" w:w="960"/>
+          </w:tcPr>
+          <w:p>
+            <w:r>
+              <w:rPr>
+                <w:sz w:val="15"/>
+              </w:rPr>
+              <w:t>0.62</w:t>
+            </w:r>
+          </w:p>
+        </w:tc>
+        <w:tc>
+          <w:tcPr>
+            <w:tcW w:type="dxa" w:w="960"/>
+          </w:tcPr>
+          <w:p>
+            <w:r>
+              <w:rPr>
+                <w:sz w:val="15"/>
+              </w:rPr>
+              <w:t>0.54</w:t>
+            </w:r>
+          </w:p>
+        </w:tc>
+        <w:tc>
+          <w:tcPr>
+            <w:tcW w:type="dxa" w:w="960"/>
+          </w:tcPr>
+          <w:p>
+            <w:r>
+              <w:rPr>
+                <w:sz w:val="15"/>
+              </w:rPr>
+              <w:t>-0.04</w:t>
+            </w:r>
+          </w:p>
+        </w:tc>
+      </w:tr>
+      <w:tr>
+        <w:tc>
+          <w:tcPr>
+            <w:tcW w:type="dxa" w:w="960"/>
+          </w:tcPr>
+          <w:p>
+            <w:r>
+              <w:rPr>
+                <w:sz w:val="15"/>
+              </w:rPr>
+              <w:t>Sports grounds, stadiums and facilities</w:t>
+            </w:r>
+          </w:p>
+        </w:tc>
+        <w:tc>
+          <w:tcPr>
+            <w:tcW w:type="dxa" w:w="960"/>
+          </w:tcPr>
+          <w:p>
+            <w:r>
+              <w:rPr>
+                <w:sz w:val="15"/>
+              </w:rPr>
+              <w:t>49</w:t>
+            </w:r>
+          </w:p>
+        </w:tc>
+        <w:tc>
+          <w:tcPr>
+            <w:tcW w:type="dxa" w:w="960"/>
+          </w:tcPr>
+          <w:p>
+            <w:r>
+              <w:rPr>
+                <w:sz w:val="15"/>
+              </w:rPr>
+              <w:t>0.67</w:t>
+            </w:r>
+          </w:p>
+        </w:tc>
+        <w:tc>
+          <w:tcPr>
+            <w:tcW w:type="dxa" w:w="960"/>
+          </w:tcPr>
+          <w:p>
+            <w:r>
+              <w:rPr>
+                <w:sz w:val="15"/>
+              </w:rPr>
+              <w:t>0.80</w:t>
+            </w:r>
+          </w:p>
+        </w:tc>
+        <w:tc>
+          <w:tcPr>
+            <w:tcW w:type="dxa" w:w="960"/>
+          </w:tcPr>
+          <w:p>
+            <w:r>
+              <w:rPr>
+                <w:sz w:val="15"/>
+              </w:rPr>
+              <w:t>0.73</w:t>
+            </w:r>
+          </w:p>
+        </w:tc>
+        <w:tc>
+          <w:tcPr>
+            <w:tcW w:type="dxa" w:w="960"/>
+          </w:tcPr>
+          <w:p>
+            <w:r>
+              <w:rPr>
+                <w:sz w:val="15"/>
+              </w:rPr>
+              <w:t>0.62</w:t>
+            </w:r>
+          </w:p>
+        </w:tc>
+        <w:tc>
+          <w:tcPr>
+            <w:tcW w:type="dxa" w:w="960"/>
+          </w:tcPr>
+          <w:p>
+            <w:r>
+              <w:rPr>
+                <w:sz w:val="15"/>
+              </w:rPr>
+              <w:t>0.73</w:t>
+            </w:r>
+          </w:p>
+        </w:tc>
+        <w:tc>
+          <w:tcPr>
+            <w:tcW w:type="dxa" w:w="960"/>
+          </w:tcPr>
+          <w:p>
+            <w:r>
+              <w:rPr>
+                <w:sz w:val="15"/>
+              </w:rPr>
+              <w:t>0.67</w:t>
+            </w:r>
+          </w:p>
+        </w:tc>
+        <w:tc>
+          <w:tcPr>
+            <w:tcW w:type="dxa" w:w="960"/>
+          </w:tcPr>
+          <w:p>
+            <w:r>
+              <w:rPr>
+                <w:sz w:val="15"/>
+              </w:rPr>
+              <w:t>-0.06</w:t>
+            </w:r>
+          </w:p>
+        </w:tc>
+      </w:tr>
+      <w:tr>
+        <w:tc>
+          <w:tcPr>
+            <w:tcW w:type="dxa" w:w="960"/>
+          </w:tcPr>
+          <w:p>
+            <w:r>
+              <w:rPr>
+                <w:sz w:val="15"/>
+              </w:rPr>
+              <w:t>macro avg</w:t>
+            </w:r>
+          </w:p>
+        </w:tc>
+        <w:tc>
+          <w:tcPr>
+            <w:tcW w:type="dxa" w:w="960"/>
+          </w:tcPr>
+          <w:p>
+            <w:r>
+              <w:rPr>
+                <w:sz w:val="15"/>
+              </w:rPr>
+              <w:t>15992</w:t>
+            </w:r>
+          </w:p>
+        </w:tc>
+        <w:tc>
+          <w:tcPr>
+            <w:tcW w:type="dxa" w:w="960"/>
+          </w:tcPr>
+          <w:p>
+            <w:r>
+              <w:rPr>
+                <w:sz w:val="15"/>
+              </w:rPr>
+              <w:t>0.56</w:t>
+            </w:r>
+          </w:p>
+        </w:tc>
+        <w:tc>
+          <w:tcPr>
+            <w:tcW w:type="dxa" w:w="960"/>
+          </w:tcPr>
+          <w:p>
+            <w:r>
+              <w:rPr>
+                <w:sz w:val="15"/>
+              </w:rPr>
+              <w:t>0.77</w:t>
+            </w:r>
+          </w:p>
+        </w:tc>
+        <w:tc>
+          <w:tcPr>
+            <w:tcW w:type="dxa" w:w="960"/>
+          </w:tcPr>
+          <w:p>
+            <w:r>
+              <w:rPr>
+                <w:sz w:val="15"/>
+              </w:rPr>
+              <w:t>0.64</w:t>
+            </w:r>
+          </w:p>
+        </w:tc>
+        <w:tc>
+          <w:tcPr>
+            <w:tcW w:type="dxa" w:w="960"/>
+          </w:tcPr>
+          <w:p>
+            <w:r>
+              <w:rPr>
+                <w:sz w:val="15"/>
+              </w:rPr>
+              <w:t>0.64</w:t>
+            </w:r>
+          </w:p>
+        </w:tc>
+        <w:tc>
+          <w:tcPr>
+            <w:tcW w:type="dxa" w:w="960"/>
+          </w:tcPr>
+          <w:p>
+            <w:r>
+              <w:rPr>
+                <w:sz w:val="15"/>
+              </w:rPr>
+              <w:t>0.73</w:t>
+            </w:r>
+          </w:p>
+        </w:tc>
+        <w:tc>
+          <w:tcPr>
+            <w:tcW w:type="dxa" w:w="960"/>
+          </w:tcPr>
+          <w:p>
+            <w:r>
+              <w:rPr>
+                <w:sz w:val="15"/>
+              </w:rPr>
+              <w:t>0.68</w:t>
+            </w:r>
+          </w:p>
+        </w:tc>
+        <w:tc>
+          <w:tcPr>
+            <w:tcW w:type="dxa" w:w="960"/>
+          </w:tcPr>
+          <w:p>
+            <w:r>
+              <w:rPr>
+                <w:sz w:val="15"/>
+              </w:rPr>
+              <w:t>+0.04</w:t>
+            </w:r>
+          </w:p>
+        </w:tc>
+      </w:tr>
+      <w:tr>
+        <w:tc>
+          <w:tcPr>
+            <w:tcW w:type="dxa" w:w="960"/>
+          </w:tcPr>
+          <w:p>
+            <w:r>
+              <w:rPr>
+                <w:sz w:val="15"/>
+              </w:rPr>
+              <w:t>weighted avg</w:t>
+            </w:r>
+          </w:p>
+        </w:tc>
+        <w:tc>
+          <w:tcPr>
+            <w:tcW w:type="dxa" w:w="960"/>
+          </w:tcPr>
+          <w:p>
+            <w:r>
+              <w:rPr>
+                <w:sz w:val="15"/>
+              </w:rPr>
+              <w:t>15992</w:t>
+            </w:r>
+          </w:p>
+        </w:tc>
+        <w:tc>
+          <w:tcPr>
+            <w:tcW w:type="dxa" w:w="960"/>
+          </w:tcPr>
+          <w:p>
+            <w:r>
+              <w:rPr>
+                <w:sz w:val="15"/>
+              </w:rPr>
+              <w:t>0.86</w:t>
+            </w:r>
+          </w:p>
+        </w:tc>
+        <w:tc>
+          <w:tcPr>
+            <w:tcW w:type="dxa" w:w="960"/>
+          </w:tcPr>
+          <w:p>
+            <w:r>
+              <w:rPr>
+                <w:sz w:val="15"/>
+              </w:rPr>
+              <w:t>0.79</w:t>
+            </w:r>
+          </w:p>
+        </w:tc>
+        <w:tc>
+          <w:tcPr>
+            <w:tcW w:type="dxa" w:w="960"/>
+          </w:tcPr>
+          <w:p>
+            <w:r>
+              <w:rPr>
+                <w:sz w:val="15"/>
+              </w:rPr>
+              <w:t>0.81</w:t>
+            </w:r>
+          </w:p>
+        </w:tc>
+        <w:tc>
+          <w:tcPr>
+            <w:tcW w:type="dxa" w:w="960"/>
+          </w:tcPr>
+          <w:p>
+            <w:r>
+              <w:rPr>
+                <w:sz w:val="15"/>
+              </w:rPr>
+              <w:t>0.87</w:t>
+            </w:r>
+          </w:p>
+        </w:tc>
+        <w:tc>
+          <w:tcPr>
+            <w:tcW w:type="dxa" w:w="960"/>
+          </w:tcPr>
+          <w:p>
+            <w:r>
+              <w:rPr>
+                <w:sz w:val="15"/>
+              </w:rPr>
+              <w:t>0.85</w:t>
+            </w:r>
+          </w:p>
+        </w:tc>
+        <w:tc>
+          <w:tcPr>
+            <w:tcW w:type="dxa" w:w="960"/>
+          </w:tcPr>
+          <w:p>
+            <w:r>
+              <w:rPr>
+                <w:sz w:val="15"/>
+              </w:rPr>
+              <w:t>0.85</w:t>
+            </w:r>
+          </w:p>
+        </w:tc>
+        <w:tc>
+          <w:tcPr>
+            <w:tcW w:type="dxa" w:w="960"/>
+          </w:tcPr>
+          <w:p>
+            <w:r>
+              <w:rPr>
+                <w:sz w:val="15"/>
+              </w:rPr>
+              <w:t>+0.04</w:t>
+            </w:r>
+          </w:p>
+        </w:tc>
+      </w:tr>
+    </w:tbl>
+    <w:p/>
+    <w:p>
+      <w:pPr>
+        <w:pStyle w:val="Heading2"/>
+      </w:pPr>
+      <w:r>
+        <w:t>5.5 Applying the two-stage pipeline to the full corpus</w:t>
+      </w:r>
+    </w:p>
+    <w:p>
+      <w:r>
+        <w:rPr>
+          <w:b w:val="0"/>
+          <w:i w:val="0"/>
+        </w:rPr>
+        <w:t>Output: data/processed/utterance_policy_labels_two_stage.parquet (same schema as v1's output). This is the recommended file for downstream use.</w:t>
       </w:r>
     </w:p>
     <w:tbl>
@@ -1890,7 +8600,7 @@
               <w:rPr>
                 <w:b/>
               </w:rPr>
-              <w:t>File</w:t>
+              <w:t>Metric</w:t>
             </w:r>
           </w:p>
         </w:tc>
@@ -1903,7 +8613,7 @@
               <w:rPr>
                 <w:b/>
               </w:rPr>
-              <w:t>What it is</w:t>
+              <w:t>Value</w:t>
             </w:r>
           </w:p>
         </w:tc>
@@ -1915,7 +8625,7 @@
           </w:tcPr>
           <w:p>
             <w:r>
-              <w:t>data/processed/utterances.parquet</w:t>
+              <w:t>Predicted non_policy</w:t>
             </w:r>
           </w:p>
         </w:tc>
@@ -1925,7 +8635,7 @@
           </w:tcPr>
           <w:p>
             <w:r>
-              <w:t>Every utterance: debate_id, speaker_raw, role, party, language, text, is_stage_direction</w:t>
+              <w:t>101,289 (63.3%)</w:t>
             </w:r>
           </w:p>
         </w:tc>
@@ -1937,7 +8647,7 @@
           </w:tcPr>
           <w:p>
             <w:r>
-              <w:t>data/processed/topics.parquet</w:t>
+              <w:t>Predicted Policy (one of 50 domains)</w:t>
             </w:r>
           </w:p>
         </w:tc>
@@ -1947,7 +8657,7 @@
           </w:tcPr>
           <w:p>
             <w:r>
-              <w:t>debate_id + seq_index → Stage-1 BERTopic topic_id</w:t>
+              <w:t>58,624 (36.7%)</w:t>
             </w:r>
           </w:p>
         </w:tc>
@@ -1959,7 +8669,7 @@
           </w:tcPr>
           <w:p>
             <w:r>
-              <w:t>data/processed/topic_taxonomy_labeled.xlsx</w:t>
+              <w:t>Median prediction confidence</w:t>
             </w:r>
           </w:p>
         </w:tc>
@@ -1969,7 +8679,7 @@
           </w:tcPr>
           <w:p>
             <w:r>
-              <w:t>Human-reviewed labels for all 199 topics (source of truth for labels)</w:t>
+              <w:t>0.98</w:t>
             </w:r>
           </w:p>
         </w:tc>
@@ -1981,7 +8691,7 @@
           </w:tcPr>
           <w:p>
             <w:r>
-              <w:t>data/processed/utterance_policy_labels.parquet</w:t>
+              <w:t>Mean prediction confidence</w:t>
             </w:r>
           </w:p>
         </w:tc>
@@ -1991,7 +8701,73 @@
           </w:tcPr>
           <w:p>
             <w:r>
-              <w:t>debate_id + seq_index → Stage-2 predicted policy label + confidence (final output — every utterance labeled)</w:t>
+              <w:t>0.91</w:t>
+            </w:r>
+          </w:p>
+        </w:tc>
+      </w:tr>
+    </w:tbl>
+    <w:p/>
+    <w:p>
+      <w:r>
+        <w:rPr>
+          <w:b w:val="0"/>
+          <w:i w:val="0"/>
+        </w:rPr>
+        <w:t>Note the two-stage pipeline predicts non_policy more often than v1 did (63.3% vs. 55.1%) - consistent with the gate's very high non_policy precision (0.99 on the held-out set): it is more conservative and accurate about calling something non_policy, rather than the single-stage model's tendency to leak ambiguous cases into a specific policy domain.</w:t>
+      </w:r>
+    </w:p>
+    <w:p>
+      <w:pPr>
+        <w:pStyle w:val="Heading1"/>
+      </w:pPr>
+      <w:r>
+        <w:t>6. How to Use This</w:t>
+      </w:r>
+    </w:p>
+    <w:p>
+      <w:pPr>
+        <w:pStyle w:val="Heading2"/>
+      </w:pPr>
+      <w:r>
+        <w:t>6.1 Key files</w:t>
+      </w:r>
+    </w:p>
+    <w:tbl>
+      <w:tblPr>
+        <w:tblStyle w:val="LightGrid-Accent1"/>
+        <w:tblW w:type="auto" w:w="0"/>
+        <w:jc w:val="center"/>
+        <w:tblLook w:firstColumn="1" w:firstRow="1" w:lastColumn="0" w:lastRow="0" w:noHBand="0" w:noVBand="1" w:val="04A0"/>
+      </w:tblPr>
+      <w:tblGrid>
+        <w:gridCol w:w="4320"/>
+        <w:gridCol w:w="4320"/>
+      </w:tblGrid>
+      <w:tr>
+        <w:tc>
+          <w:tcPr>
+            <w:tcW w:type="dxa" w:w="4320"/>
+          </w:tcPr>
+          <w:p>
+            <w:r>
+              <w:rPr>
+                <w:b/>
+              </w:rPr>
+              <w:t>File</w:t>
+            </w:r>
+          </w:p>
+        </w:tc>
+        <w:tc>
+          <w:tcPr>
+            <w:tcW w:type="dxa" w:w="4320"/>
+          </w:tcPr>
+          <w:p>
+            <w:r>
+              <w:rPr>
+                <w:b/>
+              </w:rPr>
+              <w:t>What it is</w:t>
             </w:r>
           </w:p>
         </w:tc>
@@ -2003,7 +8779,7 @@
           </w:tcPr>
           <w:p>
             <w:r>
-              <w:t>data/processed/corpus_quality_report.md</w:t>
+              <w:t>data/processed/utterances.parquet</w:t>
             </w:r>
           </w:p>
         </w:tc>
@@ -2013,7 +8789,7 @@
           </w:tcPr>
           <w:p>
             <w:r>
-              <w:t>Layer 0 parse/role/language stats</w:t>
+              <w:t>Every utterance: debate_id, speaker_raw, role, party, language, text, is_stage_direction</w:t>
             </w:r>
           </w:p>
         </w:tc>
@@ -2025,7 +8801,7 @@
           </w:tcPr>
           <w:p>
             <w:r>
-              <w:t>data/processed/classifier_eval_report.md</w:t>
+              <w:t>data/processed/topics.parquet</w:t>
             </w:r>
           </w:p>
         </w:tc>
@@ -2035,7 +8811,7 @@
           </w:tcPr>
           <w:p>
             <w:r>
-              <w:t>Stage 2 full per-class validation metrics</w:t>
+              <w:t>debate_id + seq_index → Stage-1 BERTopic topic_id</w:t>
             </w:r>
           </w:p>
         </w:tc>
@@ -2047,6 +8823,138 @@
           </w:tcPr>
           <w:p>
             <w:r>
+              <w:t>data/processed/topic_taxonomy_labeled.xlsx</w:t>
+            </w:r>
+          </w:p>
+        </w:tc>
+        <w:tc>
+          <w:tcPr>
+            <w:tcW w:type="dxa" w:w="4320"/>
+          </w:tcPr>
+          <w:p>
+            <w:r>
+              <w:t>Human-reviewed labels for all 199 topics (source of truth for labels)</w:t>
+            </w:r>
+          </w:p>
+        </w:tc>
+      </w:tr>
+      <w:tr>
+        <w:tc>
+          <w:tcPr>
+            <w:tcW w:type="dxa" w:w="4320"/>
+          </w:tcPr>
+          <w:p>
+            <w:r>
+              <w:t>data/processed/utterance_policy_labels_two_stage.parquet</w:t>
+            </w:r>
+          </w:p>
+        </w:tc>
+        <w:tc>
+          <w:tcPr>
+            <w:tcW w:type="dxa" w:w="4320"/>
+          </w:tcPr>
+          <w:p>
+            <w:r>
+              <w:t>RECOMMENDED — debate_id + seq_index → predicted policy label + confidence, from the v2 two-stage pipeline</w:t>
+            </w:r>
+          </w:p>
+        </w:tc>
+      </w:tr>
+      <w:tr>
+        <w:tc>
+          <w:tcPr>
+            <w:tcW w:type="dxa" w:w="4320"/>
+          </w:tcPr>
+          <w:p>
+            <w:r>
+              <w:t>data/processed/utterance_policy_labels.parquet</w:t>
+            </w:r>
+          </w:p>
+        </w:tc>
+        <w:tc>
+          <w:tcPr>
+            <w:tcW w:type="dxa" w:w="4320"/>
+          </w:tcPr>
+          <w:p>
+            <w:r>
+              <w:t>v1 single-stage output, superseded but kept for reference</w:t>
+            </w:r>
+          </w:p>
+        </w:tc>
+      </w:tr>
+      <w:tr>
+        <w:tc>
+          <w:tcPr>
+            <w:tcW w:type="dxa" w:w="4320"/>
+          </w:tcPr>
+          <w:p>
+            <w:r>
+              <w:t>data/processed/corpus_quality_report.md</w:t>
+            </w:r>
+          </w:p>
+        </w:tc>
+        <w:tc>
+          <w:tcPr>
+            <w:tcW w:type="dxa" w:w="4320"/>
+          </w:tcPr>
+          <w:p>
+            <w:r>
+              <w:t>Layer 0 parse/role/language stats</w:t>
+            </w:r>
+          </w:p>
+        </w:tc>
+      </w:tr>
+      <w:tr>
+        <w:tc>
+          <w:tcPr>
+            <w:tcW w:type="dxa" w:w="4320"/>
+          </w:tcPr>
+          <w:p>
+            <w:r>
+              <w:t>data/processed/classifier_eval_report.md</w:t>
+            </w:r>
+          </w:p>
+        </w:tc>
+        <w:tc>
+          <w:tcPr>
+            <w:tcW w:type="dxa" w:w="4320"/>
+          </w:tcPr>
+          <w:p>
+            <w:r>
+              <w:t>v1 validation metrics (skewed eval set - see Section 4.2's caveat)</w:t>
+            </w:r>
+          </w:p>
+        </w:tc>
+      </w:tr>
+      <w:tr>
+        <w:tc>
+          <w:tcPr>
+            <w:tcW w:type="dxa" w:w="4320"/>
+          </w:tcPr>
+          <w:p>
+            <w:r>
+              <w:t>data/processed/two_stage_vs_baseline_report.md</w:t>
+            </w:r>
+          </w:p>
+        </w:tc>
+        <w:tc>
+          <w:tcPr>
+            <w:tcW w:type="dxa" w:w="4320"/>
+          </w:tcPr>
+          <w:p>
+            <w:r>
+              <w:t>Fair v1-vs-v2 comparison on the natural-distribution held-out set</w:t>
+            </w:r>
+          </w:p>
+        </w:tc>
+      </w:tr>
+      <w:tr>
+        <w:tc>
+          <w:tcPr>
+            <w:tcW w:type="dxa" w:w="4320"/>
+          </w:tcPr>
+          <w:p>
+            <w:r>
               <w:t>models/topic_classifier/</w:t>
             </w:r>
           </w:p>
@@ -2057,7 +8965,29 @@
           </w:tcPr>
           <w:p>
             <w:r>
-              <w:t>The fine-tuned classifier + tokenizer (not in git — see 5.2)</w:t>
+              <w:t>v1 fine-tuned classifier + tokenizer (not in git — see 6.2)</w:t>
+            </w:r>
+          </w:p>
+        </w:tc>
+      </w:tr>
+      <w:tr>
+        <w:tc>
+          <w:tcPr>
+            <w:tcW w:type="dxa" w:w="4320"/>
+          </w:tcPr>
+          <w:p>
+            <w:r>
+              <w:t>models/topic_gate/, models/topic_domain_classifier/</w:t>
+            </w:r>
+          </w:p>
+        </w:tc>
+        <w:tc>
+          <w:tcPr>
+            <w:tcW w:type="dxa" w:w="4320"/>
+          </w:tcPr>
+          <w:p>
+            <w:r>
+              <w:t>v2's two models (not in git — see 6.2)</w:t>
             </w:r>
           </w:p>
         </w:tc>
@@ -2069,7 +8999,7 @@
         <w:pStyle w:val="Heading2"/>
       </w:pPr>
       <w:r>
-        <w:t>5.2 Re-running the pipeline</w:t>
+        <w:t>6.2 Re-running the pipeline</w:t>
       </w:r>
     </w:p>
     <w:p>
@@ -2126,7 +9056,19 @@
           <w:rFonts w:ascii="Consolas" w:hAnsi="Consolas"/>
           <w:sz w:val="19"/>
         </w:rPr>
-        <w:t>PYTHONPATH=src python -m topic_layer.train_classifier        # Stage 2 (fine-tuned classifier)</w:t>
+        <w:t>PYTHONPATH=src python -m topic_layer.train_classifier        # Stage 2 v1 (single-stage)</w:t>
+      </w:r>
+    </w:p>
+    <w:p>
+      <w:pPr>
+        <w:ind w:left="432"/>
+      </w:pPr>
+      <w:r>
+        <w:rPr>
+          <w:rFonts w:ascii="Consolas" w:hAnsi="Consolas"/>
+          <w:sz w:val="19"/>
+        </w:rPr>
+        <w:t>PYTHONPATH=src python -m topic_layer.train_two_stage          # Stage 2 v2 (two-stage, recommended)</w:t>
       </w:r>
     </w:p>
     <w:p>
@@ -2143,7 +9085,7 @@
         <w:pStyle w:val="Heading2"/>
       </w:pPr>
       <w:r>
-        <w:t>5.3 Loading the final labeled dataset (Python)</w:t>
+        <w:t>6.3 Loading the final labeled dataset (Python)</w:t>
       </w:r>
     </w:p>
     <w:p>
@@ -2190,7 +9132,7 @@
           <w:rFonts w:ascii="Consolas" w:hAnsi="Consolas"/>
           <w:sz w:val="19"/>
         </w:rPr>
-        <w:t>labels = pd.read_parquet('data/processed/utterance_policy_labels.parquet')</w:t>
+        <w:t>labels = pd.read_parquet('data/processed/utterance_policy_labels_two_stage.parquet')</w:t>
       </w:r>
     </w:p>
     <w:p>
@@ -2245,7 +9187,7 @@
         <w:pStyle w:val="Heading1"/>
       </w:pPr>
       <w:r>
-        <w:t>6. How This Feeds Into the Other Layers</w:t>
+        <w:t>7. How This Feeds Into the Other Layers</w:t>
       </w:r>
     </w:p>
     <w:p>
@@ -2253,7 +9195,7 @@
         <w:pStyle w:val="Heading2"/>
       </w:pPr>
       <w:r>
-        <w:t>6.1 Procedural layer (Pelumi)</w:t>
+        <w:t>7.1 Procedural layer (Pelumi)</w:t>
       </w:r>
     </w:p>
     <w:p>
@@ -2285,7 +9227,7 @@
         <w:pStyle w:val="Heading2"/>
       </w:pPr>
       <w:r>
-        <w:t>6.2 Linking layer (Honey)</w:t>
+        <w:t>7.2 Linking layer (Honey)</w:t>
       </w:r>
     </w:p>
     <w:p>
@@ -2293,7 +9235,7 @@
         <w:pStyle w:val="ListBullet"/>
       </w:pPr>
       <w:r>
-        <w:t>utterance_policy_labels.parquet + utterances.parquet together give topic × speaker_role × party × chair at the utterance level — the direct input to the intervention-rate ~ topic × speaker_party × chair mixed-effects regression (H1, H2).</w:t>
+        <w:t>utterance_policy_labels_two_stage.parquet + utterances.parquet together give topic × speaker_role × party × chair at the utterance level — the direct input to the intervention-rate ~ topic × speaker_party × chair mixed-effects regression (H1, H2).</w:t>
       </w:r>
     </w:p>
     <w:p>
@@ -2309,7 +9251,7 @@
         <w:pStyle w:val="Heading2"/>
       </w:pPr>
       <w:r>
-        <w:t>6.3 Outcome layer (Kafayat)</w:t>
+        <w:t>7.3 Outcome layer (Kafayat)</w:t>
       </w:r>
     </w:p>
     <w:p>
@@ -2317,7 +9259,7 @@
         <w:pStyle w:val="ListBullet"/>
       </w:pPr>
       <w:r>
-        <w:t>Aggregating utterance_policy_labels.parquet by debate_id (sitting) and predicted_label gives the topic-attention-share time series per sitting needed for the Granger-style test of H3 (procedural conflict in sitting t → topic attention in sitting t+1).</w:t>
+        <w:t>Aggregating utterance_policy_labels_two_stage.parquet by debate_id (sitting) and predicted_label gives the topic-attention-share time series per sitting needed for the Granger-style test of H3 (procedural conflict in sitting t → topic attention in sitting t+1).</w:t>
       </w:r>
     </w:p>
     <w:p>
@@ -2333,7 +9275,7 @@
         <w:pStyle w:val="Heading1"/>
       </w:pPr>
       <w:r>
-        <w:t>7. Known Limitations &amp; Follow-Ups</w:t>
+        <w:t>8. Known Limitations &amp; Follow-Ups</w:t>
       </w:r>
     </w:p>
     <w:p>
@@ -2381,7 +9323,7 @@
         <w:pStyle w:val="ListBullet"/>
       </w:pPr>
       <w:r>
-        <w:t>Classifier weaker on a handful of smaller/more diffuse classes (Banking, Solid waste) — more training examples or class-specific tuning could improve these if precision on those domains matters for the analysis</w:t>
+        <w:t>Even the recommended v2 classifier is weaker on a handful of smaller/more diffuse classes (see the ΔF1 column in Section 5.4 for the full ranking) — more training examples or class-specific tuning could help if precision on those specific domains matters for the analysis</w:t>
       </w:r>
     </w:p>
     <w:p>
@@ -2389,7 +9331,7 @@
         <w:pStyle w:val="Heading1"/>
       </w:pPr>
       <w:r>
-        <w:t>8. Conclusion</w:t>
+        <w:t>9. Conclusion</w:t>
       </w:r>
     </w:p>
     <w:p>
@@ -2399,6 +9341,15 @@
           <w:i w:val="0"/>
         </w:rPr>
         <w:t>Layer 0 and both stages of the Topic layer are complete and pushed to the topic-layer branch. Every one of the 405 debates (except one corrupted source file) has been parsed into speaker-attributed, role-tagged, language-tagged utterances; every substantive utterance has a human-validated, machine-predicted policy-domain label with a confidence score. This satisfies the task allocation's Topic layer deliverable ("assign a policy-domain label to every utterance/turn across the 411-debate corpus") and provides a ready-to-join dataset for the Procedural, Linking, and Outcome layers.</w:t>
+      </w:r>
+    </w:p>
+    <w:p>
+      <w:r>
+        <w:rPr>
+          <w:b/>
+          <w:i w:val="0"/>
+        </w:rPr>
+        <w:t>Two classifier architectures were built and fairly compared: a single 51-class model (v1) and a two-stage Policy/non_policy gate followed by a 50-way domain classifier (v2). v2 wins on the same naturally-distributed held-out evaluation (84.7% accuracy / 0.680 macro F1 vs. 79.2% / 0.644) and is the recommended model - utterance_policy_labels_two_stage.parquet is the file downstream layers should use.</w:t>
       </w:r>
     </w:p>
     <w:sectPr>
